--- a/uploads/Shivaprasadreddy Java Full Stack Developer.docx
+++ b/uploads/Shivaprasadreddy Java Full Stack Developer.docx
@@ -2204,126 +2204,6 @@
         </w:rPr>
         <w:t>Version Control Systems like Subversion (SVN), and Git</w:t>
       </w:r>
-      <w:r>
-        <w:rPr>
-          <w:rFonts w:asciiTheme="minorHAnsi" w:hAnsiTheme="minorHAnsi" w:cstheme="minorHAnsi"/>
-          <w:color w:val="000000" w:themeColor="text1"/>
-          <w:sz w:val="20"/>
-          <w:szCs w:val="20"/>
-        </w:rPr>
-        <w:t>.</w:t>
-      </w:r>
-    </w:p>
-    <w:p>
-      <w:pPr>
-        <w:pStyle w:val="ListParagraph"/>
-        <w:numPr>
-          <w:ilvl w:val="0"/>
-          <w:numId w:val="8"/>
-        </w:numPr>
-        <w:spacing w:after="0"/>
-        <w:rPr>
-          <w:rFonts w:asciiTheme="minorHAnsi" w:hAnsiTheme="minorHAnsi" w:cstheme="minorHAnsi"/>
-          <w:color w:val="000000" w:themeColor="text1"/>
-          <w:sz w:val="20"/>
-          <w:szCs w:val="20"/>
-        </w:rPr>
-      </w:pPr>
-      <w:r>
-        <w:rPr>
-          <w:rFonts w:asciiTheme="minorHAnsi" w:hAnsiTheme="minorHAnsi" w:cstheme="minorHAnsi"/>
-          <w:color w:val="000000" w:themeColor="text1"/>
-          <w:sz w:val="20"/>
-          <w:szCs w:val="20"/>
-        </w:rPr>
-        <w:t xml:space="preserve">Integrated </w:t>
-      </w:r>
-      <w:r>
-        <w:rPr>
-          <w:rFonts w:asciiTheme="minorHAnsi" w:hAnsiTheme="minorHAnsi" w:cstheme="minorHAnsi"/>
-          <w:b/>
-          <w:bCs/>
-          <w:color w:val="000000" w:themeColor="text1"/>
-          <w:sz w:val="20"/>
-          <w:szCs w:val="20"/>
-        </w:rPr>
-        <w:t>LLMs</w:t>
-      </w:r>
-      <w:r>
-        <w:rPr>
-          <w:rFonts w:asciiTheme="minorHAnsi" w:hAnsiTheme="minorHAnsi" w:cstheme="minorHAnsi"/>
-          <w:color w:val="000000" w:themeColor="text1"/>
-          <w:sz w:val="20"/>
-          <w:szCs w:val="20"/>
-        </w:rPr>
-        <w:t xml:space="preserve"> with approved AI development tools like </w:t>
-      </w:r>
-      <w:r>
-        <w:rPr>
-          <w:rFonts w:asciiTheme="minorHAnsi" w:hAnsiTheme="minorHAnsi" w:cstheme="minorHAnsi"/>
-          <w:b/>
-          <w:bCs/>
-          <w:color w:val="000000" w:themeColor="text1"/>
-          <w:sz w:val="20"/>
-          <w:szCs w:val="20"/>
-        </w:rPr>
-        <w:t>GitHub Copilot</w:t>
-      </w:r>
-      <w:r>
-        <w:rPr>
-          <w:rFonts w:asciiTheme="minorHAnsi" w:hAnsiTheme="minorHAnsi" w:cstheme="minorHAnsi"/>
-          <w:color w:val="000000" w:themeColor="text1"/>
-          <w:sz w:val="20"/>
-          <w:szCs w:val="20"/>
-        </w:rPr>
-        <w:t xml:space="preserve">, </w:t>
-      </w:r>
-      <w:r>
-        <w:rPr>
-          <w:rFonts w:asciiTheme="minorHAnsi" w:hAnsiTheme="minorHAnsi" w:cstheme="minorHAnsi"/>
-          <w:b/>
-          <w:bCs/>
-          <w:color w:val="000000" w:themeColor="text1"/>
-          <w:sz w:val="20"/>
-          <w:szCs w:val="20"/>
-        </w:rPr>
-        <w:t xml:space="preserve">Amazon </w:t>
-      </w:r>
-      <w:proofErr w:type="spellStart"/>
-      <w:r>
-        <w:rPr>
-          <w:rFonts w:asciiTheme="minorHAnsi" w:hAnsiTheme="minorHAnsi" w:cstheme="minorHAnsi"/>
-          <w:b/>
-          <w:bCs/>
-          <w:color w:val="000000" w:themeColor="text1"/>
-          <w:sz w:val="20"/>
-          <w:szCs w:val="20"/>
-        </w:rPr>
-        <w:t>CodeWhisperer</w:t>
-      </w:r>
-      <w:proofErr w:type="spellEnd"/>
-      <w:r>
-        <w:rPr>
-          <w:rFonts w:asciiTheme="minorHAnsi" w:hAnsiTheme="minorHAnsi" w:cstheme="minorHAnsi"/>
-          <w:color w:val="000000" w:themeColor="text1"/>
-          <w:sz w:val="20"/>
-          <w:szCs w:val="20"/>
-        </w:rPr>
-        <w:t xml:space="preserve">, and </w:t>
-      </w:r>
-      <w:proofErr w:type="spellStart"/>
-      <w:r>
-        <w:rPr>
-          <w:rFonts w:asciiTheme="minorHAnsi" w:hAnsiTheme="minorHAnsi" w:cstheme="minorHAnsi"/>
-          <w:b/>
-          <w:bCs/>
-          <w:color w:val="000000" w:themeColor="text1"/>
-          <w:sz w:val="20"/>
-          <w:szCs w:val="20"/>
-        </w:rPr>
-        <w:t>LangChain</w:t>
-      </w:r>
-      <w:proofErr w:type="spellEnd"/>
       <w:r>
         <w:rPr>
           <w:rFonts w:asciiTheme="minorHAnsi" w:hAnsiTheme="minorHAnsi" w:cstheme="minorHAnsi"/>
@@ -4477,6 +4357,17 @@
           <w:szCs w:val="20"/>
           <w:highlight w:val="lightGray"/>
         </w:rPr>
+        <w:t xml:space="preserve"> Dallas, Texas</w:t>
+      </w:r>
+      <w:r>
+        <w:rPr>
+          <w:rFonts w:asciiTheme="minorHAnsi" w:hAnsiTheme="minorHAnsi" w:cstheme="minorHAnsi"/>
+          <w:b/>
+          <w:color w:val="000000" w:themeColor="text1"/>
+          <w:sz w:val="20"/>
+          <w:szCs w:val="20"/>
+          <w:highlight w:val="lightGray"/>
+        </w:rPr>
         <w:t xml:space="preserve"> </w:t>
       </w:r>
       <w:r>
@@ -4488,7 +4379,7 @@
           <w:szCs w:val="20"/>
           <w:highlight w:val="lightGray"/>
         </w:rPr>
-        <w:t xml:space="preserve">Dallas, Texas      </w:t>
+        <w:t xml:space="preserve">                                                        </w:t>
       </w:r>
       <w:r>
         <w:rPr>
@@ -4499,7 +4390,7 @@
           <w:szCs w:val="20"/>
           <w:highlight w:val="lightGray"/>
         </w:rPr>
-        <w:t xml:space="preserve">                                               </w:t>
+        <w:t xml:space="preserve">    </w:t>
       </w:r>
       <w:r>
         <w:rPr>
@@ -4510,7 +4401,7 @@
           <w:szCs w:val="20"/>
           <w:highlight w:val="lightGray"/>
         </w:rPr>
-        <w:t xml:space="preserve">    </w:t>
+        <w:t xml:space="preserve">  </w:t>
       </w:r>
       <w:r>
         <w:rPr>
@@ -4521,18 +4412,7 @@
           <w:szCs w:val="20"/>
           <w:highlight w:val="lightGray"/>
         </w:rPr>
-        <w:t xml:space="preserve">  </w:t>
-      </w:r>
-      <w:r>
-        <w:rPr>
-          <w:rFonts w:asciiTheme="minorHAnsi" w:hAnsiTheme="minorHAnsi" w:cstheme="minorHAnsi"/>
-          <w:b/>
-          <w:color w:val="000000" w:themeColor="text1"/>
-          <w:sz w:val="20"/>
-          <w:szCs w:val="20"/>
-          <w:highlight w:val="lightGray"/>
-        </w:rPr>
-        <w:t xml:space="preserve">                                                                        May</w:t>
+        <w:t xml:space="preserve">                                                                             May</w:t>
       </w:r>
       <w:r>
         <w:rPr>
@@ -4999,47 +4879,27 @@
           <w:sz w:val="20"/>
           <w:szCs w:val="20"/>
         </w:rPr>
-        <w:t xml:space="preserve">Integrated </w:t>
-      </w:r>
-      <w:r>
-        <w:rPr>
-          <w:rFonts w:asciiTheme="minorHAnsi" w:hAnsiTheme="minorHAnsi" w:cstheme="minorHAnsi"/>
-          <w:b/>
-          <w:bCs/>
-          <w:color w:val="000000" w:themeColor="text1"/>
-          <w:sz w:val="20"/>
-          <w:szCs w:val="20"/>
-        </w:rPr>
-        <w:t xml:space="preserve">NodeJS </w:t>
-      </w:r>
-      <w:r>
-        <w:rPr>
-          <w:rFonts w:asciiTheme="minorHAnsi" w:hAnsiTheme="minorHAnsi" w:cstheme="minorHAnsi"/>
-          <w:color w:val="000000" w:themeColor="text1"/>
-          <w:sz w:val="20"/>
-          <w:szCs w:val="20"/>
-        </w:rPr>
-        <w:t xml:space="preserve">backend with front-end using </w:t>
-      </w:r>
-      <w:r>
-        <w:rPr>
-          <w:rFonts w:asciiTheme="minorHAnsi" w:hAnsiTheme="minorHAnsi" w:cstheme="minorHAnsi"/>
-          <w:b/>
-          <w:bCs/>
-          <w:color w:val="000000" w:themeColor="text1"/>
-          <w:sz w:val="20"/>
-          <w:szCs w:val="20"/>
-        </w:rPr>
-        <w:t>HTTP/HTTPS</w:t>
-      </w:r>
-      <w:r>
-        <w:rPr>
-          <w:rFonts w:asciiTheme="minorHAnsi" w:hAnsiTheme="minorHAnsi" w:cstheme="minorHAnsi"/>
-          <w:color w:val="000000" w:themeColor="text1"/>
-          <w:sz w:val="20"/>
-          <w:szCs w:val="20"/>
-        </w:rPr>
-        <w:t xml:space="preserve"> and WebSocket protocols for real-time communication.</w:t>
+        <w:t xml:space="preserve">Leveraged </w:t>
+      </w:r>
+      <w:r>
+        <w:rPr>
+          <w:rFonts w:asciiTheme="minorHAnsi" w:hAnsiTheme="minorHAnsi" w:cstheme="minorHAnsi"/>
+          <w:b/>
+          <w:bCs/>
+          <w:color w:val="000000" w:themeColor="text1"/>
+          <w:sz w:val="20"/>
+          <w:szCs w:val="20"/>
+        </w:rPr>
+        <w:t>Spring Dependency Injection, Spring MVC architecture, annotations, and modular design</w:t>
+      </w:r>
+      <w:r>
+        <w:rPr>
+          <w:rFonts w:asciiTheme="minorHAnsi" w:hAnsiTheme="minorHAnsi" w:cstheme="minorHAnsi"/>
+          <w:color w:val="000000" w:themeColor="text1"/>
+          <w:sz w:val="20"/>
+          <w:szCs w:val="20"/>
+        </w:rPr>
+        <w:t xml:space="preserve"> to develop and orchestrate business logic, request handling, and application flow control.</w:t>
       </w:r>
     </w:p>
     <w:p>
@@ -5065,45 +4925,47 @@
           <w:sz w:val="20"/>
           <w:szCs w:val="20"/>
         </w:rPr>
-        <w:t xml:space="preserve">Leveraged </w:t>
-      </w:r>
-      <w:r>
-        <w:rPr>
-          <w:rFonts w:asciiTheme="minorHAnsi" w:hAnsiTheme="minorHAnsi" w:cstheme="minorHAnsi"/>
-          <w:b/>
-          <w:bCs/>
-          <w:color w:val="000000" w:themeColor="text1"/>
-          <w:sz w:val="20"/>
-          <w:szCs w:val="20"/>
-        </w:rPr>
-        <w:t>Spring DI, MVC architecture, annotations</w:t>
-      </w:r>
-      <w:r>
-        <w:rPr>
-          <w:rFonts w:asciiTheme="minorHAnsi" w:hAnsiTheme="minorHAnsi" w:cstheme="minorHAnsi"/>
-          <w:color w:val="000000" w:themeColor="text1"/>
-          <w:sz w:val="20"/>
-          <w:szCs w:val="20"/>
-        </w:rPr>
-        <w:t>, to implement</w:t>
-      </w:r>
-      <w:r>
-        <w:rPr>
-          <w:rFonts w:asciiTheme="minorHAnsi" w:hAnsiTheme="minorHAnsi" w:cstheme="minorHAnsi"/>
-          <w:color w:val="000000" w:themeColor="text1"/>
-          <w:sz w:val="20"/>
-          <w:szCs w:val="20"/>
-        </w:rPr>
-        <w:t xml:space="preserve"> </w:t>
-      </w:r>
-      <w:r>
-        <w:rPr>
-          <w:rFonts w:asciiTheme="minorHAnsi" w:hAnsiTheme="minorHAnsi" w:cstheme="minorHAnsi"/>
-          <w:color w:val="000000" w:themeColor="text1"/>
-          <w:sz w:val="20"/>
-          <w:szCs w:val="20"/>
-        </w:rPr>
-        <w:t>logic, request handling, and application flow.</w:t>
+        <w:t xml:space="preserve">Enabled service-to-service communication via </w:t>
+      </w:r>
+      <w:r>
+        <w:rPr>
+          <w:rFonts w:asciiTheme="minorHAnsi" w:hAnsiTheme="minorHAnsi" w:cstheme="minorHAnsi"/>
+          <w:b/>
+          <w:bCs/>
+          <w:color w:val="000000" w:themeColor="text1"/>
+          <w:sz w:val="20"/>
+          <w:szCs w:val="20"/>
+        </w:rPr>
+        <w:t>RESTful</w:t>
+      </w:r>
+      <w:r>
+        <w:rPr>
+          <w:rFonts w:asciiTheme="minorHAnsi" w:hAnsiTheme="minorHAnsi" w:cstheme="minorHAnsi"/>
+          <w:color w:val="000000" w:themeColor="text1"/>
+          <w:sz w:val="20"/>
+          <w:szCs w:val="20"/>
+        </w:rPr>
+        <w:t xml:space="preserve"> APIs with well-defined contracts for reliable </w:t>
+      </w:r>
+      <w:r>
+        <w:rPr>
+          <w:rFonts w:asciiTheme="minorHAnsi" w:hAnsiTheme="minorHAnsi" w:cstheme="minorHAnsi"/>
+          <w:b/>
+          <w:bCs/>
+          <w:color w:val="000000" w:themeColor="text1"/>
+          <w:sz w:val="20"/>
+          <w:szCs w:val="20"/>
+        </w:rPr>
+        <w:t>microservice</w:t>
+      </w:r>
+      <w:r>
+        <w:rPr>
+          <w:rFonts w:asciiTheme="minorHAnsi" w:hAnsiTheme="minorHAnsi" w:cstheme="minorHAnsi"/>
+          <w:color w:val="000000" w:themeColor="text1"/>
+          <w:sz w:val="20"/>
+          <w:szCs w:val="20"/>
+        </w:rPr>
+        <w:t xml:space="preserve"> interaction.</w:t>
       </w:r>
     </w:p>
     <w:p>
@@ -5129,18 +4991,18 @@
           <w:sz w:val="20"/>
           <w:szCs w:val="20"/>
         </w:rPr>
-        <w:t xml:space="preserve">Developed </w:t>
-      </w:r>
-      <w:r>
-        <w:rPr>
-          <w:rFonts w:asciiTheme="minorHAnsi" w:hAnsiTheme="minorHAnsi" w:cstheme="minorHAnsi"/>
-          <w:b/>
-          <w:bCs/>
-          <w:color w:val="000000" w:themeColor="text1"/>
-          <w:sz w:val="20"/>
-          <w:szCs w:val="20"/>
-        </w:rPr>
-        <w:t>RESTful APIs</w:t>
+        <w:t xml:space="preserve">Documented </w:t>
+      </w:r>
+      <w:r>
+        <w:rPr>
+          <w:rFonts w:asciiTheme="minorHAnsi" w:hAnsiTheme="minorHAnsi" w:cstheme="minorHAnsi"/>
+          <w:b/>
+          <w:bCs/>
+          <w:color w:val="000000" w:themeColor="text1"/>
+          <w:sz w:val="20"/>
+          <w:szCs w:val="20"/>
+        </w:rPr>
+        <w:t>REST APIs</w:t>
       </w:r>
       <w:r>
         <w:rPr>
@@ -5160,34 +5022,16 @@
           <w:sz w:val="20"/>
           <w:szCs w:val="20"/>
         </w:rPr>
-        <w:t>Spring Boot</w:t>
-      </w:r>
-      <w:r>
-        <w:rPr>
-          <w:rFonts w:asciiTheme="minorHAnsi" w:hAnsiTheme="minorHAnsi" w:cstheme="minorHAnsi"/>
-          <w:color w:val="000000" w:themeColor="text1"/>
-          <w:sz w:val="20"/>
-          <w:szCs w:val="20"/>
-        </w:rPr>
-        <w:t xml:space="preserve"> with standardized request/response </w:t>
-      </w:r>
-      <w:r>
-        <w:rPr>
-          <w:rFonts w:asciiTheme="minorHAnsi" w:hAnsiTheme="minorHAnsi" w:cstheme="minorHAnsi"/>
-          <w:color w:val="000000" w:themeColor="text1"/>
-          <w:sz w:val="20"/>
-          <w:szCs w:val="20"/>
-        </w:rPr>
-        <w:t>patterns, and</w:t>
-      </w:r>
-      <w:r>
-        <w:rPr>
-          <w:rFonts w:asciiTheme="minorHAnsi" w:hAnsiTheme="minorHAnsi" w:cstheme="minorHAnsi"/>
-          <w:color w:val="000000" w:themeColor="text1"/>
-          <w:sz w:val="20"/>
-          <w:szCs w:val="20"/>
-        </w:rPr>
-        <w:t xml:space="preserve"> logging.</w:t>
+        <w:t>Swagger/Open API</w:t>
+      </w:r>
+      <w:r>
+        <w:rPr>
+          <w:rFonts w:asciiTheme="minorHAnsi" w:hAnsiTheme="minorHAnsi" w:cstheme="minorHAnsi"/>
+          <w:color w:val="000000" w:themeColor="text1"/>
+          <w:sz w:val="20"/>
+          <w:szCs w:val="20"/>
+        </w:rPr>
+        <w:t xml:space="preserve"> to simplify consumer and partner integrations.</w:t>
       </w:r>
     </w:p>
     <w:p>
@@ -5213,27 +5057,27 @@
           <w:sz w:val="20"/>
           <w:szCs w:val="20"/>
         </w:rPr>
-        <w:t xml:space="preserve">Applied </w:t>
-      </w:r>
-      <w:r>
-        <w:rPr>
-          <w:rFonts w:asciiTheme="minorHAnsi" w:hAnsiTheme="minorHAnsi" w:cstheme="minorHAnsi"/>
-          <w:b/>
-          <w:bCs/>
-          <w:color w:val="000000" w:themeColor="text1"/>
-          <w:sz w:val="20"/>
-          <w:szCs w:val="20"/>
-        </w:rPr>
-        <w:t>Spring AOP</w:t>
-      </w:r>
-      <w:r>
-        <w:rPr>
-          <w:rFonts w:asciiTheme="minorHAnsi" w:hAnsiTheme="minorHAnsi" w:cstheme="minorHAnsi"/>
-          <w:color w:val="000000" w:themeColor="text1"/>
-          <w:sz w:val="20"/>
-          <w:szCs w:val="20"/>
-        </w:rPr>
-        <w:t xml:space="preserve"> for logging, security checks, and performance monitoring, reducing boilerplate code across services.</w:t>
+        <w:t xml:space="preserve">Secured REST APIs using </w:t>
+      </w:r>
+      <w:r>
+        <w:rPr>
+          <w:rFonts w:asciiTheme="minorHAnsi" w:hAnsiTheme="minorHAnsi" w:cstheme="minorHAnsi"/>
+          <w:b/>
+          <w:bCs/>
+          <w:color w:val="000000" w:themeColor="text1"/>
+          <w:sz w:val="20"/>
+          <w:szCs w:val="20"/>
+        </w:rPr>
+        <w:t>OAuth 2.0 and JWT authentication</w:t>
+      </w:r>
+      <w:r>
+        <w:rPr>
+          <w:rFonts w:asciiTheme="minorHAnsi" w:hAnsiTheme="minorHAnsi" w:cstheme="minorHAnsi"/>
+          <w:color w:val="000000" w:themeColor="text1"/>
+          <w:sz w:val="20"/>
+          <w:szCs w:val="20"/>
+        </w:rPr>
+        <w:t xml:space="preserve"> to control access to remittance and transaction services.</w:t>
       </w:r>
     </w:p>
     <w:p>
@@ -5259,47 +5103,47 @@
           <w:sz w:val="20"/>
           <w:szCs w:val="20"/>
         </w:rPr>
-        <w:t xml:space="preserve">Enabled service-to-service communication via </w:t>
-      </w:r>
-      <w:r>
-        <w:rPr>
-          <w:rFonts w:asciiTheme="minorHAnsi" w:hAnsiTheme="minorHAnsi" w:cstheme="minorHAnsi"/>
-          <w:b/>
-          <w:bCs/>
-          <w:color w:val="000000" w:themeColor="text1"/>
-          <w:sz w:val="20"/>
-          <w:szCs w:val="20"/>
-        </w:rPr>
-        <w:t>RESTful</w:t>
-      </w:r>
-      <w:r>
-        <w:rPr>
-          <w:rFonts w:asciiTheme="minorHAnsi" w:hAnsiTheme="minorHAnsi" w:cstheme="minorHAnsi"/>
-          <w:color w:val="000000" w:themeColor="text1"/>
-          <w:sz w:val="20"/>
-          <w:szCs w:val="20"/>
-        </w:rPr>
-        <w:t xml:space="preserve"> APIs with well-defined contracts for reliable </w:t>
-      </w:r>
-      <w:r>
-        <w:rPr>
-          <w:rFonts w:asciiTheme="minorHAnsi" w:hAnsiTheme="minorHAnsi" w:cstheme="minorHAnsi"/>
-          <w:b/>
-          <w:bCs/>
-          <w:color w:val="000000" w:themeColor="text1"/>
-          <w:sz w:val="20"/>
-          <w:szCs w:val="20"/>
-        </w:rPr>
-        <w:t>microservice</w:t>
-      </w:r>
-      <w:r>
-        <w:rPr>
-          <w:rFonts w:asciiTheme="minorHAnsi" w:hAnsiTheme="minorHAnsi" w:cstheme="minorHAnsi"/>
-          <w:color w:val="000000" w:themeColor="text1"/>
-          <w:sz w:val="20"/>
-          <w:szCs w:val="20"/>
-        </w:rPr>
-        <w:t xml:space="preserve"> interaction.</w:t>
+        <w:t xml:space="preserve">Integrated </w:t>
+      </w:r>
+      <w:r>
+        <w:rPr>
+          <w:rFonts w:asciiTheme="minorHAnsi" w:hAnsiTheme="minorHAnsi" w:cstheme="minorHAnsi"/>
+          <w:b/>
+          <w:bCs/>
+          <w:color w:val="000000" w:themeColor="text1"/>
+          <w:sz w:val="20"/>
+          <w:szCs w:val="20"/>
+        </w:rPr>
+        <w:t>MongoDB</w:t>
+      </w:r>
+      <w:r>
+        <w:rPr>
+          <w:rFonts w:asciiTheme="minorHAnsi" w:hAnsiTheme="minorHAnsi" w:cstheme="minorHAnsi"/>
+          <w:color w:val="000000" w:themeColor="text1"/>
+          <w:sz w:val="20"/>
+          <w:szCs w:val="20"/>
+        </w:rPr>
+        <w:t xml:space="preserve"> with </w:t>
+      </w:r>
+      <w:r>
+        <w:rPr>
+          <w:rFonts w:asciiTheme="minorHAnsi" w:hAnsiTheme="minorHAnsi" w:cstheme="minorHAnsi"/>
+          <w:b/>
+          <w:bCs/>
+          <w:color w:val="000000" w:themeColor="text1"/>
+          <w:sz w:val="20"/>
+          <w:szCs w:val="20"/>
+        </w:rPr>
+        <w:t>microservices</w:t>
+      </w:r>
+      <w:r>
+        <w:rPr>
+          <w:rFonts w:asciiTheme="minorHAnsi" w:hAnsiTheme="minorHAnsi" w:cstheme="minorHAnsi"/>
+          <w:color w:val="000000" w:themeColor="text1"/>
+          <w:sz w:val="20"/>
+          <w:szCs w:val="20"/>
+        </w:rPr>
+        <w:t xml:space="preserve"> to allow payee management services to operate independently and asynchronously.</w:t>
       </w:r>
     </w:p>
     <w:p>
@@ -5325,27 +5169,47 @@
           <w:sz w:val="20"/>
           <w:szCs w:val="20"/>
         </w:rPr>
-        <w:t xml:space="preserve">Developed data access layers using </w:t>
-      </w:r>
-      <w:r>
-        <w:rPr>
-          <w:rFonts w:asciiTheme="minorHAnsi" w:hAnsiTheme="minorHAnsi" w:cstheme="minorHAnsi"/>
-          <w:b/>
-          <w:bCs/>
-          <w:color w:val="000000" w:themeColor="text1"/>
-          <w:sz w:val="20"/>
-          <w:szCs w:val="20"/>
-        </w:rPr>
-        <w:t>Hibernate ORM</w:t>
-      </w:r>
-      <w:r>
-        <w:rPr>
-          <w:rFonts w:asciiTheme="minorHAnsi" w:hAnsiTheme="minorHAnsi" w:cstheme="minorHAnsi"/>
-          <w:color w:val="000000" w:themeColor="text1"/>
-          <w:sz w:val="20"/>
-          <w:szCs w:val="20"/>
-        </w:rPr>
-        <w:t xml:space="preserve"> for efficient object-relational mapping and persistence.</w:t>
+        <w:t xml:space="preserve">Deployed and managed containerized </w:t>
+      </w:r>
+      <w:r>
+        <w:rPr>
+          <w:rFonts w:asciiTheme="minorHAnsi" w:hAnsiTheme="minorHAnsi" w:cstheme="minorHAnsi"/>
+          <w:b/>
+          <w:bCs/>
+          <w:color w:val="000000" w:themeColor="text1"/>
+          <w:sz w:val="20"/>
+          <w:szCs w:val="20"/>
+        </w:rPr>
+        <w:t>microservices</w:t>
+      </w:r>
+      <w:r>
+        <w:rPr>
+          <w:rFonts w:asciiTheme="minorHAnsi" w:hAnsiTheme="minorHAnsi" w:cstheme="minorHAnsi"/>
+          <w:color w:val="000000" w:themeColor="text1"/>
+          <w:sz w:val="20"/>
+          <w:szCs w:val="20"/>
+        </w:rPr>
+        <w:t xml:space="preserve"> on </w:t>
+      </w:r>
+      <w:r>
+        <w:rPr>
+          <w:rFonts w:asciiTheme="minorHAnsi" w:hAnsiTheme="minorHAnsi" w:cstheme="minorHAnsi"/>
+          <w:b/>
+          <w:bCs/>
+          <w:color w:val="000000" w:themeColor="text1"/>
+          <w:sz w:val="20"/>
+          <w:szCs w:val="20"/>
+        </w:rPr>
+        <w:t>Red Hat OpenShift</w:t>
+      </w:r>
+      <w:r>
+        <w:rPr>
+          <w:rFonts w:asciiTheme="minorHAnsi" w:hAnsiTheme="minorHAnsi" w:cstheme="minorHAnsi"/>
+          <w:color w:val="000000" w:themeColor="text1"/>
+          <w:sz w:val="20"/>
+          <w:szCs w:val="20"/>
+        </w:rPr>
+        <w:t xml:space="preserve"> for scalable, secure, zero-downtime deployments.</w:t>
       </w:r>
     </w:p>
     <w:p>
@@ -5371,27 +5235,47 @@
           <w:sz w:val="20"/>
           <w:szCs w:val="20"/>
         </w:rPr>
-        <w:t xml:space="preserve">Built secure and scalable APIs using </w:t>
-      </w:r>
-      <w:r>
-        <w:rPr>
-          <w:rFonts w:asciiTheme="minorHAnsi" w:hAnsiTheme="minorHAnsi" w:cstheme="minorHAnsi"/>
-          <w:b/>
-          <w:bCs/>
-          <w:color w:val="000000" w:themeColor="text1"/>
-          <w:sz w:val="20"/>
-          <w:szCs w:val="20"/>
-        </w:rPr>
-        <w:t>NodeJS</w:t>
-      </w:r>
-      <w:r>
-        <w:rPr>
-          <w:rFonts w:asciiTheme="minorHAnsi" w:hAnsiTheme="minorHAnsi" w:cstheme="minorHAnsi"/>
-          <w:color w:val="000000" w:themeColor="text1"/>
-          <w:sz w:val="20"/>
-          <w:szCs w:val="20"/>
-        </w:rPr>
-        <w:t xml:space="preserve"> with authentication, authorization, and JWT-based access control.</w:t>
+        <w:t xml:space="preserve">Ensured scalable deployment using stateless </w:t>
+      </w:r>
+      <w:r>
+        <w:rPr>
+          <w:rFonts w:asciiTheme="minorHAnsi" w:hAnsiTheme="minorHAnsi" w:cstheme="minorHAnsi"/>
+          <w:b/>
+          <w:bCs/>
+          <w:color w:val="000000" w:themeColor="text1"/>
+          <w:sz w:val="20"/>
+          <w:szCs w:val="20"/>
+        </w:rPr>
+        <w:t>Spring Boot</w:t>
+      </w:r>
+      <w:r>
+        <w:rPr>
+          <w:rFonts w:asciiTheme="minorHAnsi" w:hAnsiTheme="minorHAnsi" w:cstheme="minorHAnsi"/>
+          <w:color w:val="000000" w:themeColor="text1"/>
+          <w:sz w:val="20"/>
+          <w:szCs w:val="20"/>
+        </w:rPr>
+        <w:t xml:space="preserve"> microservices suitable for </w:t>
+      </w:r>
+      <w:r>
+        <w:rPr>
+          <w:rFonts w:asciiTheme="minorHAnsi" w:hAnsiTheme="minorHAnsi" w:cstheme="minorHAnsi"/>
+          <w:b/>
+          <w:bCs/>
+          <w:color w:val="000000" w:themeColor="text1"/>
+          <w:sz w:val="20"/>
+          <w:szCs w:val="20"/>
+        </w:rPr>
+        <w:t>Kubernetes/OpenShift</w:t>
+      </w:r>
+      <w:r>
+        <w:rPr>
+          <w:rFonts w:asciiTheme="minorHAnsi" w:hAnsiTheme="minorHAnsi" w:cstheme="minorHAnsi"/>
+          <w:color w:val="000000" w:themeColor="text1"/>
+          <w:sz w:val="20"/>
+          <w:szCs w:val="20"/>
+        </w:rPr>
+        <w:t xml:space="preserve"> orchestration.</w:t>
       </w:r>
     </w:p>
     <w:p>
@@ -5417,76 +5301,18 @@
           <w:sz w:val="20"/>
           <w:szCs w:val="20"/>
         </w:rPr>
-        <w:t xml:space="preserve">Documented and secured </w:t>
-      </w:r>
-      <w:r>
-        <w:rPr>
-          <w:rFonts w:asciiTheme="minorHAnsi" w:hAnsiTheme="minorHAnsi" w:cstheme="minorHAnsi"/>
-          <w:b/>
-          <w:bCs/>
-          <w:color w:val="000000" w:themeColor="text1"/>
-          <w:sz w:val="20"/>
-          <w:szCs w:val="20"/>
-        </w:rPr>
-        <w:t>REST APIs</w:t>
-      </w:r>
-      <w:r>
-        <w:rPr>
-          <w:rFonts w:asciiTheme="minorHAnsi" w:hAnsiTheme="minorHAnsi" w:cstheme="minorHAnsi"/>
-          <w:color w:val="000000" w:themeColor="text1"/>
-          <w:sz w:val="20"/>
-          <w:szCs w:val="20"/>
-        </w:rPr>
-        <w:t xml:space="preserve"> using </w:t>
-      </w:r>
-      <w:r>
-        <w:rPr>
-          <w:rFonts w:asciiTheme="minorHAnsi" w:hAnsiTheme="minorHAnsi" w:cstheme="minorHAnsi"/>
-          <w:b/>
-          <w:bCs/>
-          <w:color w:val="000000" w:themeColor="text1"/>
-          <w:sz w:val="20"/>
-          <w:szCs w:val="20"/>
-        </w:rPr>
-        <w:t>Swagger</w:t>
-      </w:r>
-      <w:r>
-        <w:rPr>
-          <w:rFonts w:asciiTheme="minorHAnsi" w:hAnsiTheme="minorHAnsi" w:cstheme="minorHAnsi"/>
-          <w:color w:val="000000" w:themeColor="text1"/>
-          <w:sz w:val="20"/>
-          <w:szCs w:val="20"/>
-        </w:rPr>
-        <w:t>/</w:t>
-      </w:r>
-      <w:r>
-        <w:rPr>
-          <w:rFonts w:asciiTheme="minorHAnsi" w:hAnsiTheme="minorHAnsi" w:cstheme="minorHAnsi"/>
-          <w:color w:val="000000" w:themeColor="text1"/>
-          <w:sz w:val="20"/>
-          <w:szCs w:val="20"/>
-        </w:rPr>
-        <w:t>Open API</w:t>
-      </w:r>
-      <w:r>
-        <w:rPr>
-          <w:rFonts w:asciiTheme="minorHAnsi" w:hAnsiTheme="minorHAnsi" w:cstheme="minorHAnsi"/>
-          <w:color w:val="000000" w:themeColor="text1"/>
-          <w:sz w:val="20"/>
-          <w:szCs w:val="20"/>
-        </w:rPr>
-        <w:t xml:space="preserve"> with </w:t>
-      </w:r>
-      <w:r>
-        <w:rPr>
-          <w:rFonts w:asciiTheme="minorHAnsi" w:hAnsiTheme="minorHAnsi" w:cstheme="minorHAnsi"/>
-          <w:b/>
-          <w:bCs/>
-          <w:color w:val="000000" w:themeColor="text1"/>
-          <w:sz w:val="20"/>
-          <w:szCs w:val="20"/>
-        </w:rPr>
-        <w:t>OAuth2</w:t>
+        <w:t xml:space="preserve">Implemented CI/CD pipelines using </w:t>
+      </w:r>
+      <w:r>
+        <w:rPr>
+          <w:rFonts w:asciiTheme="minorHAnsi" w:hAnsiTheme="minorHAnsi" w:cstheme="minorHAnsi"/>
+          <w:b/>
+          <w:bCs/>
+          <w:color w:val="000000" w:themeColor="text1"/>
+          <w:sz w:val="20"/>
+          <w:szCs w:val="20"/>
+        </w:rPr>
+        <w:t>Harness</w:t>
       </w:r>
       <w:r>
         <w:rPr>
@@ -5506,16 +5332,16 @@
           <w:sz w:val="20"/>
           <w:szCs w:val="20"/>
         </w:rPr>
-        <w:t>JWT</w:t>
-      </w:r>
-      <w:r>
-        <w:rPr>
-          <w:rFonts w:asciiTheme="minorHAnsi" w:hAnsiTheme="minorHAnsi" w:cstheme="minorHAnsi"/>
-          <w:color w:val="000000" w:themeColor="text1"/>
-          <w:sz w:val="20"/>
-          <w:szCs w:val="20"/>
-        </w:rPr>
-        <w:t>-based authentication</w:t>
+        <w:t>GitHub Actions</w:t>
+      </w:r>
+      <w:r>
+        <w:rPr>
+          <w:rFonts w:asciiTheme="minorHAnsi" w:hAnsiTheme="minorHAnsi" w:cstheme="minorHAnsi"/>
+          <w:color w:val="000000" w:themeColor="text1"/>
+          <w:sz w:val="20"/>
+          <w:szCs w:val="20"/>
+        </w:rPr>
+        <w:t xml:space="preserve"> to automate build, test, and deployment processes</w:t>
       </w:r>
       <w:r>
         <w:rPr>
@@ -5550,47 +5376,27 @@
           <w:sz w:val="20"/>
           <w:szCs w:val="20"/>
         </w:rPr>
-        <w:t xml:space="preserve">Designed and optimized </w:t>
-      </w:r>
-      <w:r>
-        <w:rPr>
-          <w:rFonts w:asciiTheme="minorHAnsi" w:hAnsiTheme="minorHAnsi" w:cstheme="minorHAnsi"/>
-          <w:b/>
-          <w:bCs/>
-          <w:color w:val="000000" w:themeColor="text1"/>
-          <w:sz w:val="20"/>
-          <w:szCs w:val="20"/>
-        </w:rPr>
-        <w:t>SQL</w:t>
-      </w:r>
-      <w:r>
-        <w:rPr>
-          <w:rFonts w:asciiTheme="minorHAnsi" w:hAnsiTheme="minorHAnsi" w:cstheme="minorHAnsi"/>
-          <w:color w:val="000000" w:themeColor="text1"/>
-          <w:sz w:val="20"/>
-          <w:szCs w:val="20"/>
-        </w:rPr>
-        <w:t xml:space="preserve"> queries in </w:t>
-      </w:r>
-      <w:r>
-        <w:rPr>
-          <w:rFonts w:asciiTheme="minorHAnsi" w:hAnsiTheme="minorHAnsi" w:cstheme="minorHAnsi"/>
-          <w:b/>
-          <w:bCs/>
-          <w:color w:val="000000" w:themeColor="text1"/>
-          <w:sz w:val="20"/>
-          <w:szCs w:val="20"/>
-        </w:rPr>
-        <w:t>PL/SQL</w:t>
-      </w:r>
-      <w:r>
-        <w:rPr>
-          <w:rFonts w:asciiTheme="minorHAnsi" w:hAnsiTheme="minorHAnsi" w:cstheme="minorHAnsi"/>
-          <w:color w:val="000000" w:themeColor="text1"/>
-          <w:sz w:val="20"/>
-          <w:szCs w:val="20"/>
-        </w:rPr>
-        <w:t xml:space="preserve"> for high-performance data retrieval in transactional systems.</w:t>
+        <w:t xml:space="preserve">Implemented </w:t>
+      </w:r>
+      <w:r>
+        <w:rPr>
+          <w:rFonts w:asciiTheme="minorHAnsi" w:hAnsiTheme="minorHAnsi" w:cstheme="minorHAnsi"/>
+          <w:b/>
+          <w:bCs/>
+          <w:color w:val="000000" w:themeColor="text1"/>
+          <w:sz w:val="20"/>
+          <w:szCs w:val="20"/>
+        </w:rPr>
+        <w:t>GitHub Actions workflows</w:t>
+      </w:r>
+      <w:r>
+        <w:rPr>
+          <w:rFonts w:asciiTheme="minorHAnsi" w:hAnsiTheme="minorHAnsi" w:cstheme="minorHAnsi"/>
+          <w:color w:val="000000" w:themeColor="text1"/>
+          <w:sz w:val="20"/>
+          <w:szCs w:val="20"/>
+        </w:rPr>
+        <w:t xml:space="preserve"> to automate build, test, and code quality checks on every commit.</w:t>
       </w:r>
     </w:p>
     <w:p>
@@ -5616,47 +5422,107 @@
           <w:sz w:val="20"/>
           <w:szCs w:val="20"/>
         </w:rPr>
-        <w:t xml:space="preserve">Implemented </w:t>
-      </w:r>
-      <w:r>
-        <w:rPr>
-          <w:rFonts w:asciiTheme="minorHAnsi" w:hAnsiTheme="minorHAnsi" w:cstheme="minorHAnsi"/>
-          <w:b/>
-          <w:bCs/>
-          <w:color w:val="000000" w:themeColor="text1"/>
-          <w:sz w:val="20"/>
-          <w:szCs w:val="20"/>
-        </w:rPr>
-        <w:t>NoSQL</w:t>
-      </w:r>
-      <w:r>
-        <w:rPr>
-          <w:rFonts w:asciiTheme="minorHAnsi" w:hAnsiTheme="minorHAnsi" w:cstheme="minorHAnsi"/>
-          <w:color w:val="000000" w:themeColor="text1"/>
-          <w:sz w:val="20"/>
-          <w:szCs w:val="20"/>
-        </w:rPr>
-        <w:t xml:space="preserve"> solutions using </w:t>
-      </w:r>
-      <w:r>
-        <w:rPr>
-          <w:rFonts w:asciiTheme="minorHAnsi" w:hAnsiTheme="minorHAnsi" w:cstheme="minorHAnsi"/>
-          <w:b/>
-          <w:bCs/>
-          <w:color w:val="000000" w:themeColor="text1"/>
-          <w:sz w:val="20"/>
-          <w:szCs w:val="20"/>
-        </w:rPr>
-        <w:t>AWS DynamoDB</w:t>
-      </w:r>
-      <w:r>
-        <w:rPr>
-          <w:rFonts w:asciiTheme="minorHAnsi" w:hAnsiTheme="minorHAnsi" w:cstheme="minorHAnsi"/>
-          <w:color w:val="000000" w:themeColor="text1"/>
-          <w:sz w:val="20"/>
-          <w:szCs w:val="20"/>
-        </w:rPr>
-        <w:t xml:space="preserve"> for low-latency, high-throughput, and scalable data access patterns.</w:t>
+        <w:t xml:space="preserve">Enforced version control and coding standards using </w:t>
+      </w:r>
+      <w:r>
+        <w:rPr>
+          <w:rFonts w:asciiTheme="minorHAnsi" w:hAnsiTheme="minorHAnsi" w:cstheme="minorHAnsi"/>
+          <w:b/>
+          <w:bCs/>
+          <w:color w:val="000000" w:themeColor="text1"/>
+          <w:sz w:val="20"/>
+          <w:szCs w:val="20"/>
+        </w:rPr>
+        <w:t>Git</w:t>
+      </w:r>
+      <w:r>
+        <w:rPr>
+          <w:rFonts w:asciiTheme="minorHAnsi" w:hAnsiTheme="minorHAnsi" w:cstheme="minorHAnsi"/>
+          <w:color w:val="000000" w:themeColor="text1"/>
+          <w:sz w:val="20"/>
+          <w:szCs w:val="20"/>
+        </w:rPr>
+        <w:t xml:space="preserve">, leveraging </w:t>
+      </w:r>
+      <w:r>
+        <w:rPr>
+          <w:rFonts w:asciiTheme="minorHAnsi" w:hAnsiTheme="minorHAnsi" w:cstheme="minorHAnsi"/>
+          <w:b/>
+          <w:bCs/>
+          <w:color w:val="000000" w:themeColor="text1"/>
+          <w:sz w:val="20"/>
+          <w:szCs w:val="20"/>
+        </w:rPr>
+        <w:t>GitHub</w:t>
+      </w:r>
+      <w:r>
+        <w:rPr>
+          <w:rFonts w:asciiTheme="minorHAnsi" w:hAnsiTheme="minorHAnsi" w:cstheme="minorHAnsi"/>
+          <w:color w:val="000000" w:themeColor="text1"/>
+          <w:sz w:val="20"/>
+          <w:szCs w:val="20"/>
+        </w:rPr>
+        <w:t xml:space="preserve"> </w:t>
+      </w:r>
+      <w:r>
+        <w:rPr>
+          <w:rFonts w:asciiTheme="minorHAnsi" w:hAnsiTheme="minorHAnsi" w:cstheme="minorHAnsi"/>
+          <w:b/>
+          <w:bCs/>
+          <w:color w:val="000000" w:themeColor="text1"/>
+          <w:sz w:val="20"/>
+          <w:szCs w:val="20"/>
+        </w:rPr>
+        <w:t>Copilot</w:t>
+      </w:r>
+      <w:r>
+        <w:rPr>
+          <w:rFonts w:asciiTheme="minorHAnsi" w:hAnsiTheme="minorHAnsi" w:cstheme="minorHAnsi"/>
+          <w:color w:val="000000" w:themeColor="text1"/>
+          <w:sz w:val="20"/>
+          <w:szCs w:val="20"/>
+        </w:rPr>
+        <w:t xml:space="preserve"> to reduce boilerplate in </w:t>
+      </w:r>
+      <w:r>
+        <w:rPr>
+          <w:rFonts w:asciiTheme="minorHAnsi" w:hAnsiTheme="minorHAnsi" w:cstheme="minorHAnsi"/>
+          <w:b/>
+          <w:bCs/>
+          <w:color w:val="000000" w:themeColor="text1"/>
+          <w:sz w:val="20"/>
+          <w:szCs w:val="20"/>
+        </w:rPr>
+        <w:t>RESTful</w:t>
+      </w:r>
+      <w:r>
+        <w:rPr>
+          <w:rFonts w:asciiTheme="minorHAnsi" w:hAnsiTheme="minorHAnsi" w:cstheme="minorHAnsi"/>
+          <w:color w:val="000000" w:themeColor="text1"/>
+          <w:sz w:val="20"/>
+          <w:szCs w:val="20"/>
+        </w:rPr>
+        <w:t xml:space="preserve"> </w:t>
+      </w:r>
+      <w:r>
+        <w:rPr>
+          <w:rFonts w:asciiTheme="minorHAnsi" w:hAnsiTheme="minorHAnsi" w:cstheme="minorHAnsi"/>
+          <w:b/>
+          <w:bCs/>
+          <w:color w:val="000000" w:themeColor="text1"/>
+          <w:sz w:val="20"/>
+          <w:szCs w:val="20"/>
+        </w:rPr>
+        <w:t>APIs</w:t>
+      </w:r>
+      <w:r>
+        <w:rPr>
+          <w:rFonts w:asciiTheme="minorHAnsi" w:hAnsiTheme="minorHAnsi" w:cstheme="minorHAnsi"/>
+          <w:color w:val="000000" w:themeColor="text1"/>
+          <w:sz w:val="20"/>
+          <w:szCs w:val="20"/>
+        </w:rPr>
+        <w:t>, microservices, configuration, and CI/CD workflows.</w:t>
       </w:r>
     </w:p>
     <w:p>
@@ -5682,63 +5548,48 @@
           <w:sz w:val="20"/>
           <w:szCs w:val="20"/>
         </w:rPr>
-        <w:t xml:space="preserve">Built CI/CD pipelines </w:t>
-      </w:r>
-      <w:r>
-        <w:rPr>
-          <w:rFonts w:asciiTheme="minorHAnsi" w:hAnsiTheme="minorHAnsi" w:cstheme="minorHAnsi"/>
-          <w:color w:val="000000" w:themeColor="text1"/>
-          <w:sz w:val="20"/>
-          <w:szCs w:val="20"/>
-        </w:rPr>
-        <w:t>and d</w:t>
-      </w:r>
-      <w:r>
-        <w:rPr>
-          <w:rFonts w:asciiTheme="minorHAnsi" w:hAnsiTheme="minorHAnsi" w:cstheme="minorHAnsi"/>
-          <w:color w:val="000000" w:themeColor="text1"/>
-          <w:sz w:val="20"/>
-          <w:szCs w:val="20"/>
-        </w:rPr>
-        <w:t xml:space="preserve">eployed scalable cloud-native applications on </w:t>
-      </w:r>
-      <w:r>
-        <w:rPr>
-          <w:rFonts w:asciiTheme="minorHAnsi" w:hAnsiTheme="minorHAnsi" w:cstheme="minorHAnsi"/>
-          <w:b/>
-          <w:bCs/>
-          <w:color w:val="000000" w:themeColor="text1"/>
-          <w:sz w:val="20"/>
-          <w:szCs w:val="20"/>
-        </w:rPr>
-        <w:t>AWS</w:t>
-      </w:r>
-      <w:r>
-        <w:rPr>
-          <w:rFonts w:asciiTheme="minorHAnsi" w:hAnsiTheme="minorHAnsi" w:cstheme="minorHAnsi"/>
-          <w:color w:val="000000" w:themeColor="text1"/>
-          <w:sz w:val="20"/>
-          <w:szCs w:val="20"/>
-        </w:rPr>
-        <w:t xml:space="preserve"> using core services </w:t>
-      </w:r>
-      <w:r>
-        <w:rPr>
-          <w:rFonts w:asciiTheme="minorHAnsi" w:hAnsiTheme="minorHAnsi" w:cstheme="minorHAnsi"/>
-          <w:color w:val="000000" w:themeColor="text1"/>
-          <w:sz w:val="20"/>
-          <w:szCs w:val="20"/>
-        </w:rPr>
-        <w:t>for storage</w:t>
-      </w:r>
-      <w:r>
-        <w:rPr>
-          <w:rFonts w:asciiTheme="minorHAnsi" w:hAnsiTheme="minorHAnsi" w:cstheme="minorHAnsi"/>
-          <w:color w:val="000000" w:themeColor="text1"/>
-          <w:sz w:val="20"/>
-          <w:szCs w:val="20"/>
-        </w:rPr>
-        <w:t>, and networking.</w:t>
+        <w:lastRenderedPageBreak/>
+        <w:t xml:space="preserve">Monitored system health and transactions with </w:t>
+      </w:r>
+      <w:r>
+        <w:rPr>
+          <w:rFonts w:asciiTheme="minorHAnsi" w:hAnsiTheme="minorHAnsi" w:cstheme="minorHAnsi"/>
+          <w:b/>
+          <w:bCs/>
+          <w:color w:val="000000" w:themeColor="text1"/>
+          <w:sz w:val="20"/>
+          <w:szCs w:val="20"/>
+        </w:rPr>
+        <w:t>Splunk</w:t>
+      </w:r>
+      <w:r>
+        <w:rPr>
+          <w:rFonts w:asciiTheme="minorHAnsi" w:hAnsiTheme="minorHAnsi" w:cstheme="minorHAnsi"/>
+          <w:color w:val="000000" w:themeColor="text1"/>
+          <w:sz w:val="20"/>
+          <w:szCs w:val="20"/>
+        </w:rPr>
+        <w:t xml:space="preserve"> and </w:t>
+      </w:r>
+      <w:r>
+        <w:rPr>
+          <w:rFonts w:asciiTheme="minorHAnsi" w:hAnsiTheme="minorHAnsi" w:cstheme="minorHAnsi"/>
+          <w:b/>
+          <w:bCs/>
+          <w:color w:val="000000" w:themeColor="text1"/>
+          <w:sz w:val="20"/>
+          <w:szCs w:val="20"/>
+        </w:rPr>
+        <w:t>Grafana</w:t>
+      </w:r>
+      <w:r>
+        <w:rPr>
+          <w:rFonts w:asciiTheme="minorHAnsi" w:hAnsiTheme="minorHAnsi" w:cstheme="minorHAnsi"/>
+          <w:color w:val="000000" w:themeColor="text1"/>
+          <w:sz w:val="20"/>
+          <w:szCs w:val="20"/>
+        </w:rPr>
+        <w:t xml:space="preserve"> to enhance observability and speed incident resolution.</w:t>
       </w:r>
     </w:p>
     <w:p>
@@ -5764,47 +5615,36 @@
           <w:sz w:val="20"/>
           <w:szCs w:val="20"/>
         </w:rPr>
-        <w:t xml:space="preserve">Deployed containerized applications on </w:t>
-      </w:r>
-      <w:r>
-        <w:rPr>
-          <w:rFonts w:asciiTheme="minorHAnsi" w:hAnsiTheme="minorHAnsi" w:cstheme="minorHAnsi"/>
-          <w:b/>
-          <w:bCs/>
-          <w:color w:val="000000" w:themeColor="text1"/>
-          <w:sz w:val="20"/>
-          <w:szCs w:val="20"/>
-        </w:rPr>
-        <w:t>AWS</w:t>
-      </w:r>
-      <w:r>
-        <w:rPr>
-          <w:rFonts w:asciiTheme="minorHAnsi" w:hAnsiTheme="minorHAnsi" w:cstheme="minorHAnsi"/>
-          <w:color w:val="000000" w:themeColor="text1"/>
-          <w:sz w:val="20"/>
-          <w:szCs w:val="20"/>
-        </w:rPr>
-        <w:t xml:space="preserve"> using </w:t>
-      </w:r>
-      <w:r>
-        <w:rPr>
-          <w:rFonts w:asciiTheme="minorHAnsi" w:hAnsiTheme="minorHAnsi" w:cstheme="minorHAnsi"/>
-          <w:b/>
-          <w:bCs/>
-          <w:color w:val="000000" w:themeColor="text1"/>
-          <w:sz w:val="20"/>
-          <w:szCs w:val="20"/>
-        </w:rPr>
-        <w:t>ECS/EKS</w:t>
-      </w:r>
-      <w:r>
-        <w:rPr>
-          <w:rFonts w:asciiTheme="minorHAnsi" w:hAnsiTheme="minorHAnsi" w:cstheme="minorHAnsi"/>
-          <w:color w:val="000000" w:themeColor="text1"/>
-          <w:sz w:val="20"/>
-          <w:szCs w:val="20"/>
-        </w:rPr>
-        <w:t xml:space="preserve"> for orchestration, scaling, and high availability.</w:t>
+        <w:t xml:space="preserve">Performed API testing and validation using </w:t>
+      </w:r>
+      <w:r>
+        <w:rPr>
+          <w:rFonts w:asciiTheme="minorHAnsi" w:hAnsiTheme="minorHAnsi" w:cstheme="minorHAnsi"/>
+          <w:b/>
+          <w:bCs/>
+          <w:color w:val="000000" w:themeColor="text1"/>
+          <w:sz w:val="20"/>
+          <w:szCs w:val="20"/>
+        </w:rPr>
+        <w:t>Postman</w:t>
+      </w:r>
+      <w:r>
+        <w:rPr>
+          <w:rFonts w:asciiTheme="minorHAnsi" w:hAnsiTheme="minorHAnsi" w:cstheme="minorHAnsi"/>
+          <w:color w:val="000000" w:themeColor="text1"/>
+          <w:sz w:val="20"/>
+          <w:szCs w:val="20"/>
+        </w:rPr>
+        <w:t xml:space="preserve"> to ensure accurate remittance processing and robust error handling</w:t>
+      </w:r>
+      <w:r>
+        <w:rPr>
+          <w:rFonts w:asciiTheme="minorHAnsi" w:hAnsiTheme="minorHAnsi" w:cstheme="minorHAnsi"/>
+          <w:color w:val="000000" w:themeColor="text1"/>
+          <w:sz w:val="20"/>
+          <w:szCs w:val="20"/>
+        </w:rPr>
+        <w:t>.</w:t>
       </w:r>
     </w:p>
     <w:p>
@@ -5830,68 +5670,27 @@
           <w:sz w:val="20"/>
           <w:szCs w:val="20"/>
         </w:rPr>
-        <w:lastRenderedPageBreak/>
-        <w:t xml:space="preserve">Implemented event-driven architectures using </w:t>
-      </w:r>
-      <w:r>
-        <w:rPr>
-          <w:rFonts w:asciiTheme="minorHAnsi" w:hAnsiTheme="minorHAnsi" w:cstheme="minorHAnsi"/>
-          <w:b/>
-          <w:bCs/>
-          <w:color w:val="000000" w:themeColor="text1"/>
-          <w:sz w:val="20"/>
-          <w:szCs w:val="20"/>
-        </w:rPr>
-        <w:t>AWS</w:t>
-      </w:r>
-      <w:r>
-        <w:rPr>
-          <w:rFonts w:asciiTheme="minorHAnsi" w:hAnsiTheme="minorHAnsi" w:cstheme="minorHAnsi"/>
-          <w:color w:val="000000" w:themeColor="text1"/>
-          <w:sz w:val="20"/>
-          <w:szCs w:val="20"/>
-        </w:rPr>
-        <w:t xml:space="preserve"> services like </w:t>
-      </w:r>
-      <w:r>
-        <w:rPr>
-          <w:rFonts w:asciiTheme="minorHAnsi" w:hAnsiTheme="minorHAnsi" w:cstheme="minorHAnsi"/>
-          <w:b/>
-          <w:bCs/>
-          <w:color w:val="000000" w:themeColor="text1"/>
-          <w:sz w:val="20"/>
-          <w:szCs w:val="20"/>
-        </w:rPr>
-        <w:t>SNS, SQS,</w:t>
-      </w:r>
-      <w:r>
-        <w:rPr>
-          <w:rFonts w:asciiTheme="minorHAnsi" w:hAnsiTheme="minorHAnsi" w:cstheme="minorHAnsi"/>
-          <w:color w:val="000000" w:themeColor="text1"/>
-          <w:sz w:val="20"/>
-          <w:szCs w:val="20"/>
-        </w:rPr>
-        <w:t xml:space="preserve"> and </w:t>
-      </w:r>
-      <w:r>
-        <w:rPr>
-          <w:rFonts w:asciiTheme="minorHAnsi" w:hAnsiTheme="minorHAnsi" w:cstheme="minorHAnsi"/>
-          <w:b/>
-          <w:bCs/>
-          <w:color w:val="000000" w:themeColor="text1"/>
-          <w:sz w:val="20"/>
-          <w:szCs w:val="20"/>
-        </w:rPr>
-        <w:t>Kinesis</w:t>
-      </w:r>
-      <w:r>
-        <w:rPr>
-          <w:rFonts w:asciiTheme="minorHAnsi" w:hAnsiTheme="minorHAnsi" w:cstheme="minorHAnsi"/>
-          <w:color w:val="000000" w:themeColor="text1"/>
-          <w:sz w:val="20"/>
-          <w:szCs w:val="20"/>
-        </w:rPr>
-        <w:t xml:space="preserve"> for asynchronous processing.</w:t>
+        <w:t xml:space="preserve">Implemented </w:t>
+      </w:r>
+      <w:r>
+        <w:rPr>
+          <w:rFonts w:asciiTheme="minorHAnsi" w:hAnsiTheme="minorHAnsi" w:cstheme="minorHAnsi"/>
+          <w:b/>
+          <w:bCs/>
+          <w:color w:val="000000" w:themeColor="text1"/>
+          <w:sz w:val="20"/>
+          <w:szCs w:val="20"/>
+        </w:rPr>
+        <w:t>Apache Kafka</w:t>
+      </w:r>
+      <w:r>
+        <w:rPr>
+          <w:rFonts w:asciiTheme="minorHAnsi" w:hAnsiTheme="minorHAnsi" w:cstheme="minorHAnsi"/>
+          <w:color w:val="000000" w:themeColor="text1"/>
+          <w:sz w:val="20"/>
+          <w:szCs w:val="20"/>
+        </w:rPr>
+        <w:t xml:space="preserve"> for real-time streaming of remittance alerts, transactions, and customer notifications.</w:t>
       </w:r>
     </w:p>
     <w:p>
@@ -5917,27 +5716,47 @@
           <w:sz w:val="20"/>
           <w:szCs w:val="20"/>
         </w:rPr>
-        <w:t xml:space="preserve">Implemented </w:t>
-      </w:r>
-      <w:r>
-        <w:rPr>
-          <w:rFonts w:asciiTheme="minorHAnsi" w:hAnsiTheme="minorHAnsi" w:cstheme="minorHAnsi"/>
-          <w:b/>
-          <w:bCs/>
-          <w:color w:val="000000" w:themeColor="text1"/>
-          <w:sz w:val="20"/>
-          <w:szCs w:val="20"/>
-        </w:rPr>
-        <w:t>GitHub Actions workflows</w:t>
-      </w:r>
-      <w:r>
-        <w:rPr>
-          <w:rFonts w:asciiTheme="minorHAnsi" w:hAnsiTheme="minorHAnsi" w:cstheme="minorHAnsi"/>
-          <w:color w:val="000000" w:themeColor="text1"/>
-          <w:sz w:val="20"/>
-          <w:szCs w:val="20"/>
-        </w:rPr>
-        <w:t xml:space="preserve"> to automate build, test, and code quality checks on every commit.</w:t>
+        <w:t xml:space="preserve">Maintained technical and functional documentation in </w:t>
+      </w:r>
+      <w:r>
+        <w:rPr>
+          <w:rFonts w:asciiTheme="minorHAnsi" w:hAnsiTheme="minorHAnsi" w:cstheme="minorHAnsi"/>
+          <w:b/>
+          <w:bCs/>
+          <w:color w:val="000000" w:themeColor="text1"/>
+          <w:sz w:val="20"/>
+          <w:szCs w:val="20"/>
+        </w:rPr>
+        <w:t>Confluence</w:t>
+      </w:r>
+      <w:r>
+        <w:rPr>
+          <w:rFonts w:asciiTheme="minorHAnsi" w:hAnsiTheme="minorHAnsi" w:cstheme="minorHAnsi"/>
+          <w:color w:val="000000" w:themeColor="text1"/>
+          <w:sz w:val="20"/>
+          <w:szCs w:val="20"/>
+        </w:rPr>
+        <w:t xml:space="preserve"> and tracked deliverables using </w:t>
+      </w:r>
+      <w:r>
+        <w:rPr>
+          <w:rFonts w:asciiTheme="minorHAnsi" w:hAnsiTheme="minorHAnsi" w:cstheme="minorHAnsi"/>
+          <w:b/>
+          <w:bCs/>
+          <w:color w:val="000000" w:themeColor="text1"/>
+          <w:sz w:val="20"/>
+          <w:szCs w:val="20"/>
+        </w:rPr>
+        <w:t>JIRA</w:t>
+      </w:r>
+      <w:r>
+        <w:rPr>
+          <w:rFonts w:asciiTheme="minorHAnsi" w:hAnsiTheme="minorHAnsi" w:cstheme="minorHAnsi"/>
+          <w:color w:val="000000" w:themeColor="text1"/>
+          <w:sz w:val="20"/>
+          <w:szCs w:val="20"/>
+        </w:rPr>
+        <w:t>.</w:t>
       </w:r>
     </w:p>
     <w:p>
@@ -5963,85 +5782,262 @@
           <w:sz w:val="20"/>
           <w:szCs w:val="20"/>
         </w:rPr>
-        <w:t xml:space="preserve">Enforced version control and coding standards using </w:t>
-      </w:r>
-      <w:r>
-        <w:rPr>
-          <w:rFonts w:asciiTheme="minorHAnsi" w:hAnsiTheme="minorHAnsi" w:cstheme="minorHAnsi"/>
-          <w:b/>
-          <w:bCs/>
-          <w:color w:val="000000" w:themeColor="text1"/>
-          <w:sz w:val="20"/>
-          <w:szCs w:val="20"/>
-        </w:rPr>
-        <w:t>Git</w:t>
-      </w:r>
-      <w:r>
-        <w:rPr>
-          <w:rFonts w:asciiTheme="minorHAnsi" w:hAnsiTheme="minorHAnsi" w:cstheme="minorHAnsi"/>
-          <w:color w:val="000000" w:themeColor="text1"/>
-          <w:sz w:val="20"/>
-          <w:szCs w:val="20"/>
-        </w:rPr>
-        <w:t xml:space="preserve">, leveraging </w:t>
-      </w:r>
-      <w:r>
-        <w:rPr>
-          <w:rFonts w:asciiTheme="minorHAnsi" w:hAnsiTheme="minorHAnsi" w:cstheme="minorHAnsi"/>
-          <w:b/>
-          <w:bCs/>
-          <w:color w:val="000000" w:themeColor="text1"/>
-          <w:sz w:val="20"/>
-          <w:szCs w:val="20"/>
-        </w:rPr>
-        <w:t>GitHub</w:t>
-      </w:r>
-      <w:r>
-        <w:rPr>
-          <w:rFonts w:asciiTheme="minorHAnsi" w:hAnsiTheme="minorHAnsi" w:cstheme="minorHAnsi"/>
-          <w:color w:val="000000" w:themeColor="text1"/>
-          <w:sz w:val="20"/>
-          <w:szCs w:val="20"/>
-        </w:rPr>
+        <w:t xml:space="preserve">Used </w:t>
+      </w:r>
+      <w:r>
+        <w:rPr>
+          <w:rFonts w:asciiTheme="minorHAnsi" w:hAnsiTheme="minorHAnsi" w:cstheme="minorHAnsi"/>
+          <w:b/>
+          <w:bCs/>
+          <w:color w:val="000000" w:themeColor="text1"/>
+          <w:sz w:val="20"/>
+          <w:szCs w:val="20"/>
+        </w:rPr>
+        <w:t>Gradle</w:t>
+      </w:r>
+      <w:r>
+        <w:rPr>
+          <w:rFonts w:asciiTheme="minorHAnsi" w:hAnsiTheme="minorHAnsi" w:cstheme="minorHAnsi"/>
+          <w:color w:val="000000" w:themeColor="text1"/>
+          <w:sz w:val="20"/>
+          <w:szCs w:val="20"/>
+        </w:rPr>
+        <w:t xml:space="preserve"> to</w:t>
+      </w:r>
+      <w:r>
+        <w:rPr>
+          <w:rFonts w:asciiTheme="minorHAnsi" w:hAnsiTheme="minorHAnsi" w:cstheme="minorHAnsi"/>
+          <w:color w:val="000000" w:themeColor="text1"/>
+          <w:sz w:val="20"/>
+          <w:szCs w:val="20"/>
+        </w:rPr>
+        <w:t xml:space="preserve"> build </w:t>
+      </w:r>
+      <w:r>
+        <w:rPr>
+          <w:rFonts w:asciiTheme="minorHAnsi" w:hAnsiTheme="minorHAnsi" w:cstheme="minorHAnsi"/>
+          <w:b/>
+          <w:bCs/>
+          <w:color w:val="000000" w:themeColor="text1"/>
+          <w:sz w:val="20"/>
+          <w:szCs w:val="20"/>
+        </w:rPr>
+        <w:t>Java</w:t>
+      </w:r>
+      <w:r>
+        <w:rPr>
+          <w:rFonts w:asciiTheme="minorHAnsi" w:hAnsiTheme="minorHAnsi" w:cstheme="minorHAnsi"/>
+          <w:color w:val="000000" w:themeColor="text1"/>
+          <w:sz w:val="20"/>
+          <w:szCs w:val="20"/>
+        </w:rPr>
+        <w:t>-based application modules.</w:t>
+      </w:r>
+    </w:p>
+    <w:p>
+      <w:pPr>
+        <w:widowControl w:val="0"/>
+        <w:numPr>
+          <w:ilvl w:val="0"/>
+          <w:numId w:val="9"/>
+        </w:numPr>
+        <w:spacing w:after="0"/>
+        <w:jc w:val="both"/>
+        <w:rPr>
+          <w:rFonts w:asciiTheme="minorHAnsi" w:hAnsiTheme="minorHAnsi" w:cstheme="minorHAnsi"/>
+          <w:color w:val="000000" w:themeColor="text1"/>
+          <w:sz w:val="20"/>
+          <w:szCs w:val="20"/>
+        </w:rPr>
+      </w:pPr>
+      <w:r>
+        <w:rPr>
+          <w:rFonts w:asciiTheme="minorHAnsi" w:hAnsiTheme="minorHAnsi" w:cstheme="minorHAnsi"/>
+          <w:color w:val="000000" w:themeColor="text1"/>
+          <w:sz w:val="20"/>
+          <w:szCs w:val="20"/>
+        </w:rPr>
+        <w:t xml:space="preserve">Utilized </w:t>
+      </w:r>
+      <w:r>
+        <w:rPr>
+          <w:rFonts w:asciiTheme="minorHAnsi" w:hAnsiTheme="minorHAnsi" w:cstheme="minorHAnsi"/>
+          <w:b/>
+          <w:bCs/>
+          <w:color w:val="000000" w:themeColor="text1"/>
+          <w:sz w:val="20"/>
+          <w:szCs w:val="20"/>
+        </w:rPr>
+        <w:t>JUnit</w:t>
+      </w:r>
+      <w:r>
+        <w:rPr>
+          <w:rFonts w:asciiTheme="minorHAnsi" w:hAnsiTheme="minorHAnsi" w:cstheme="minorHAnsi"/>
+          <w:color w:val="000000" w:themeColor="text1"/>
+          <w:sz w:val="20"/>
+          <w:szCs w:val="20"/>
+        </w:rPr>
+        <w:t xml:space="preserve"> and </w:t>
+      </w:r>
+      <w:r>
+        <w:rPr>
+          <w:rFonts w:asciiTheme="minorHAnsi" w:hAnsiTheme="minorHAnsi" w:cstheme="minorHAnsi"/>
+          <w:b/>
+          <w:bCs/>
+          <w:color w:val="000000" w:themeColor="text1"/>
+          <w:sz w:val="20"/>
+          <w:szCs w:val="20"/>
+        </w:rPr>
+        <w:t>Mockito</w:t>
+      </w:r>
+      <w:r>
+        <w:rPr>
+          <w:rFonts w:asciiTheme="minorHAnsi" w:hAnsiTheme="minorHAnsi" w:cstheme="minorHAnsi"/>
+          <w:color w:val="000000" w:themeColor="text1"/>
+          <w:sz w:val="20"/>
+          <w:szCs w:val="20"/>
+        </w:rPr>
+        <w:t xml:space="preserve"> for integration testing and </w:t>
+      </w:r>
+      <w:r>
+        <w:rPr>
+          <w:rFonts w:asciiTheme="minorHAnsi" w:hAnsiTheme="minorHAnsi" w:cstheme="minorHAnsi"/>
+          <w:b/>
+          <w:bCs/>
+          <w:color w:val="000000" w:themeColor="text1"/>
+          <w:sz w:val="20"/>
+          <w:szCs w:val="20"/>
+        </w:rPr>
+        <w:t>SonarQube/Sonar Lint</w:t>
+      </w:r>
+      <w:r>
+        <w:rPr>
+          <w:rFonts w:asciiTheme="minorHAnsi" w:hAnsiTheme="minorHAnsi" w:cstheme="minorHAnsi"/>
+          <w:color w:val="000000" w:themeColor="text1"/>
+          <w:sz w:val="20"/>
+          <w:szCs w:val="20"/>
+        </w:rPr>
+        <w:t xml:space="preserve"> best practices for coding standards.</w:t>
+      </w:r>
+    </w:p>
+    <w:p>
+      <w:pPr>
+        <w:spacing w:after="0"/>
+        <w:ind w:left="360"/>
+        <w:jc w:val="both"/>
+        <w:rPr>
+          <w:rFonts w:asciiTheme="minorHAnsi" w:hAnsiTheme="minorHAnsi" w:cstheme="minorHAnsi"/>
+          <w:color w:val="000000" w:themeColor="text1"/>
+          <w:sz w:val="20"/>
+          <w:szCs w:val="20"/>
+        </w:rPr>
+      </w:pPr>
+      <w:r>
+        <w:rPr>
+          <w:rFonts w:asciiTheme="minorHAnsi" w:hAnsiTheme="minorHAnsi" w:cstheme="minorHAnsi"/>
+          <w:b/>
+          <w:color w:val="000000" w:themeColor="text1"/>
+          <w:sz w:val="20"/>
+          <w:szCs w:val="20"/>
+        </w:rPr>
+        <w:t>Environment</w:t>
+      </w:r>
+      <w:r>
+        <w:rPr>
+          <w:rFonts w:asciiTheme="minorHAnsi" w:hAnsiTheme="minorHAnsi" w:cstheme="minorHAnsi"/>
+          <w:color w:val="000000" w:themeColor="text1"/>
+          <w:sz w:val="20"/>
+          <w:szCs w:val="20"/>
+        </w:rPr>
+        <w:t xml:space="preserve"> Java 17, Spring Boot, Spring Framework, Microservices, REST APIs,</w:t>
+      </w:r>
+      <w:r>
         <w:t xml:space="preserve"> </w:t>
       </w:r>
       <w:r>
         <w:rPr>
           <w:rFonts w:asciiTheme="minorHAnsi" w:hAnsiTheme="minorHAnsi" w:cstheme="minorHAnsi"/>
-          <w:b/>
-          <w:bCs/>
-          <w:color w:val="000000" w:themeColor="text1"/>
-          <w:sz w:val="20"/>
-          <w:szCs w:val="20"/>
-        </w:rPr>
-        <w:t>Copilot</w:t>
-      </w:r>
-      <w:r>
-        <w:rPr>
-          <w:rFonts w:asciiTheme="minorHAnsi" w:hAnsiTheme="minorHAnsi" w:cstheme="minorHAnsi"/>
-          <w:color w:val="000000" w:themeColor="text1"/>
-          <w:sz w:val="20"/>
-          <w:szCs w:val="20"/>
-        </w:rPr>
-        <w:t xml:space="preserve"> to reduce boilerplate in </w:t>
-      </w:r>
-      <w:r>
-        <w:rPr>
-          <w:rFonts w:asciiTheme="minorHAnsi" w:hAnsiTheme="minorHAnsi" w:cstheme="minorHAnsi"/>
-          <w:b/>
-          <w:bCs/>
-          <w:color w:val="000000" w:themeColor="text1"/>
-          <w:sz w:val="20"/>
-          <w:szCs w:val="20"/>
-        </w:rPr>
-        <w:t>RESTful</w:t>
-      </w:r>
-      <w:r>
-        <w:rPr>
-          <w:rFonts w:asciiTheme="minorHAnsi" w:hAnsiTheme="minorHAnsi" w:cstheme="minorHAnsi"/>
-          <w:color w:val="000000" w:themeColor="text1"/>
-          <w:sz w:val="20"/>
-          <w:szCs w:val="20"/>
+          <w:color w:val="000000" w:themeColor="text1"/>
+          <w:sz w:val="20"/>
+          <w:szCs w:val="20"/>
+        </w:rPr>
+        <w:t>Angular 17/18, RxJS, NgRx</w:t>
+      </w:r>
+      <w:r>
+        <w:rPr>
+          <w:rFonts w:asciiTheme="minorHAnsi" w:hAnsiTheme="minorHAnsi" w:cstheme="minorHAnsi"/>
+          <w:color w:val="000000" w:themeColor="text1"/>
+          <w:sz w:val="20"/>
+          <w:szCs w:val="20"/>
+        </w:rPr>
+        <w:t>,</w:t>
+      </w:r>
+      <w:r>
+        <w:rPr>
+          <w:rFonts w:asciiTheme="minorHAnsi" w:hAnsiTheme="minorHAnsi" w:cstheme="minorHAnsi"/>
+          <w:color w:val="000000" w:themeColor="text1"/>
+          <w:sz w:val="20"/>
+          <w:szCs w:val="20"/>
+        </w:rPr>
+        <w:t xml:space="preserve"> Apache Kafka, MongoDB, React Native, Red Hat OpenShift, Harness, GitHub Actions, Git, JUnit, Postman, Splunk, Grafana, Agile, Banking Systems, Remittance, Payments, Alerts, Compliance, CI/CD</w:t>
+      </w:r>
+      <w:r>
+        <w:rPr>
+          <w:rFonts w:asciiTheme="minorHAnsi" w:hAnsiTheme="minorHAnsi" w:cstheme="minorHAnsi"/>
+          <w:b/>
+          <w:color w:val="000000" w:themeColor="text1"/>
+          <w:sz w:val="20"/>
+          <w:szCs w:val="20"/>
+          <w:u w:val="single"/>
+        </w:rPr>
+        <w:t xml:space="preserve">                                                                                                              </w:t>
+      </w:r>
+    </w:p>
+    <w:p>
+      <w:pPr>
+        <w:tabs>
+          <w:tab w:val="left" w:pos="720"/>
+        </w:tabs>
+        <w:spacing w:after="0"/>
+        <w:jc w:val="both"/>
+        <w:rPr>
+          <w:rFonts w:asciiTheme="minorHAnsi" w:hAnsiTheme="minorHAnsi" w:cstheme="minorHAnsi"/>
+          <w:b/>
+          <w:color w:val="000000" w:themeColor="text1"/>
+          <w:sz w:val="20"/>
+          <w:szCs w:val="20"/>
+        </w:rPr>
+      </w:pPr>
+      <w:r>
+        <w:rPr>
+          <w:rFonts w:asciiTheme="minorHAnsi" w:hAnsiTheme="minorHAnsi" w:cstheme="minorHAnsi"/>
+          <w:b/>
+          <w:color w:val="000000" w:themeColor="text1"/>
+          <w:sz w:val="20"/>
+          <w:szCs w:val="20"/>
+          <w:highlight w:val="lightGray"/>
+        </w:rPr>
+        <w:t>Client:</w:t>
+      </w:r>
+      <w:r>
+        <w:rPr>
+          <w:rFonts w:asciiTheme="minorHAnsi" w:hAnsiTheme="minorHAnsi" w:cstheme="minorHAnsi"/>
+          <w:b/>
+          <w:color w:val="000000" w:themeColor="text1"/>
+          <w:sz w:val="20"/>
+          <w:szCs w:val="20"/>
+          <w:highlight w:val="lightGray"/>
+        </w:rPr>
+        <w:t xml:space="preserve"> Florida department</w:t>
+      </w:r>
+      <w:r>
+        <w:rPr>
+          <w:rFonts w:asciiTheme="minorHAnsi" w:hAnsiTheme="minorHAnsi" w:cstheme="minorHAnsi"/>
+          <w:b/>
+          <w:color w:val="000000" w:themeColor="text1"/>
+          <w:sz w:val="20"/>
+          <w:szCs w:val="20"/>
+          <w:highlight w:val="lightGray"/>
         </w:rPr>
         <w:t xml:space="preserve"> </w:t>
       </w:r>
@@ -6049,21 +6045,223 @@
         <w:rPr>
           <w:rFonts w:asciiTheme="minorHAnsi" w:hAnsiTheme="minorHAnsi" w:cstheme="minorHAnsi"/>
           <w:b/>
-          <w:bCs/>
-          <w:color w:val="000000" w:themeColor="text1"/>
-          <w:sz w:val="20"/>
-          <w:szCs w:val="20"/>
-        </w:rPr>
-        <w:t>APIs</w:t>
-      </w:r>
-      <w:r>
-        <w:rPr>
-          <w:rFonts w:asciiTheme="minorHAnsi" w:hAnsiTheme="minorHAnsi" w:cstheme="minorHAnsi"/>
-          <w:color w:val="000000" w:themeColor="text1"/>
-          <w:sz w:val="20"/>
-          <w:szCs w:val="20"/>
-        </w:rPr>
-        <w:t>, microservices, configuration, and CI/CD workflows.</w:t>
+          <w:color w:val="000000" w:themeColor="text1"/>
+          <w:sz w:val="20"/>
+          <w:szCs w:val="20"/>
+          <w:highlight w:val="lightGray"/>
+        </w:rPr>
+        <w:t>of environmental protection, Tallahassee, Florida</w:t>
+      </w:r>
+      <w:r>
+        <w:rPr>
+          <w:rFonts w:asciiTheme="minorHAnsi" w:hAnsiTheme="minorHAnsi" w:cstheme="minorHAnsi"/>
+          <w:b/>
+          <w:color w:val="000000" w:themeColor="text1"/>
+          <w:sz w:val="20"/>
+          <w:szCs w:val="20"/>
+          <w:highlight w:val="lightGray"/>
+        </w:rPr>
+        <w:t xml:space="preserve"> </w:t>
+      </w:r>
+      <w:r>
+        <w:rPr>
+          <w:rFonts w:asciiTheme="minorHAnsi" w:hAnsiTheme="minorHAnsi" w:cstheme="minorHAnsi"/>
+          <w:b/>
+          <w:color w:val="000000" w:themeColor="text1"/>
+          <w:sz w:val="20"/>
+          <w:szCs w:val="20"/>
+          <w:highlight w:val="lightGray"/>
+        </w:rPr>
+        <w:t xml:space="preserve">                                                        </w:t>
+      </w:r>
+      <w:r>
+        <w:rPr>
+          <w:rFonts w:asciiTheme="minorHAnsi" w:hAnsiTheme="minorHAnsi" w:cstheme="minorHAnsi"/>
+          <w:b/>
+          <w:color w:val="000000" w:themeColor="text1"/>
+          <w:sz w:val="20"/>
+          <w:szCs w:val="20"/>
+          <w:highlight w:val="lightGray"/>
+        </w:rPr>
+        <w:t xml:space="preserve">   </w:t>
+      </w:r>
+      <w:r>
+        <w:rPr>
+          <w:rFonts w:asciiTheme="minorHAnsi" w:hAnsiTheme="minorHAnsi" w:cstheme="minorHAnsi"/>
+          <w:b/>
+          <w:color w:val="000000" w:themeColor="text1"/>
+          <w:sz w:val="20"/>
+          <w:szCs w:val="20"/>
+          <w:highlight w:val="lightGray"/>
+        </w:rPr>
+        <w:t>July</w:t>
+      </w:r>
+      <w:r>
+        <w:rPr>
+          <w:rFonts w:asciiTheme="minorHAnsi" w:hAnsiTheme="minorHAnsi" w:cstheme="minorHAnsi"/>
+          <w:b/>
+          <w:color w:val="000000" w:themeColor="text1"/>
+          <w:sz w:val="20"/>
+          <w:szCs w:val="20"/>
+          <w:highlight w:val="lightGray"/>
+        </w:rPr>
+        <w:t xml:space="preserve">2023 </w:t>
+      </w:r>
+      <w:r>
+        <w:rPr>
+          <w:rFonts w:asciiTheme="minorHAnsi" w:hAnsiTheme="minorHAnsi" w:cstheme="minorHAnsi"/>
+          <w:b/>
+          <w:color w:val="000000" w:themeColor="text1"/>
+          <w:sz w:val="20"/>
+          <w:szCs w:val="20"/>
+          <w:highlight w:val="lightGray"/>
+        </w:rPr>
+        <w:t>to</w:t>
+      </w:r>
+      <w:r>
+        <w:rPr>
+          <w:rFonts w:asciiTheme="minorHAnsi" w:hAnsiTheme="minorHAnsi" w:cstheme="minorHAnsi"/>
+          <w:b/>
+          <w:color w:val="000000" w:themeColor="text1"/>
+          <w:sz w:val="20"/>
+          <w:szCs w:val="20"/>
+          <w:highlight w:val="lightGray"/>
+        </w:rPr>
+        <w:t xml:space="preserve"> April 2025</w:t>
+      </w:r>
+    </w:p>
+    <w:p>
+      <w:pPr>
+        <w:spacing w:after="0"/>
+        <w:rPr>
+          <w:rFonts w:asciiTheme="minorHAnsi" w:hAnsiTheme="minorHAnsi" w:cstheme="minorHAnsi"/>
+          <w:b/>
+          <w:color w:val="000000" w:themeColor="text1"/>
+          <w:sz w:val="20"/>
+          <w:szCs w:val="20"/>
+        </w:rPr>
+      </w:pPr>
+      <w:r>
+        <w:rPr>
+          <w:rFonts w:asciiTheme="minorHAnsi" w:hAnsiTheme="minorHAnsi" w:cstheme="minorHAnsi"/>
+          <w:b/>
+          <w:color w:val="000000" w:themeColor="text1"/>
+          <w:sz w:val="20"/>
+          <w:szCs w:val="20"/>
+        </w:rPr>
+        <w:t xml:space="preserve">Role: </w:t>
+      </w:r>
+      <w:r>
+        <w:rPr>
+          <w:rFonts w:asciiTheme="minorHAnsi" w:hAnsiTheme="minorHAnsi" w:cstheme="minorHAnsi"/>
+          <w:b/>
+          <w:color w:val="000000" w:themeColor="text1"/>
+          <w:sz w:val="20"/>
+          <w:szCs w:val="20"/>
+        </w:rPr>
+        <w:t xml:space="preserve">Sr. Java </w:t>
+      </w:r>
+      <w:r>
+        <w:rPr>
+          <w:rFonts w:asciiTheme="minorHAnsi" w:hAnsiTheme="minorHAnsi" w:cstheme="minorHAnsi"/>
+          <w:b/>
+          <w:color w:val="000000" w:themeColor="text1"/>
+          <w:sz w:val="20"/>
+          <w:szCs w:val="20"/>
+        </w:rPr>
+        <w:t xml:space="preserve">Full Stack </w:t>
+      </w:r>
+      <w:r>
+        <w:rPr>
+          <w:rFonts w:asciiTheme="minorHAnsi" w:hAnsiTheme="minorHAnsi" w:cstheme="minorHAnsi"/>
+          <w:b/>
+          <w:color w:val="000000" w:themeColor="text1"/>
+          <w:sz w:val="20"/>
+          <w:szCs w:val="20"/>
+        </w:rPr>
+        <w:t>Develope</w:t>
+      </w:r>
+      <w:r>
+        <w:rPr>
+          <w:rFonts w:asciiTheme="minorHAnsi" w:hAnsiTheme="minorHAnsi" w:cstheme="minorHAnsi"/>
+          <w:b/>
+          <w:color w:val="000000" w:themeColor="text1"/>
+          <w:sz w:val="20"/>
+          <w:szCs w:val="20"/>
+        </w:rPr>
+        <w:t>r</w:t>
+      </w:r>
+    </w:p>
+    <w:p>
+      <w:pPr>
+        <w:tabs>
+          <w:tab w:val="left" w:pos="720"/>
+        </w:tabs>
+        <w:spacing w:after="0"/>
+        <w:jc w:val="both"/>
+        <w:rPr>
+          <w:rFonts w:asciiTheme="minorHAnsi" w:hAnsiTheme="minorHAnsi" w:cstheme="minorHAnsi"/>
+          <w:bCs/>
+          <w:color w:val="000000" w:themeColor="text1"/>
+          <w:sz w:val="20"/>
+          <w:szCs w:val="20"/>
+        </w:rPr>
+      </w:pPr>
+      <w:r>
+        <w:rPr>
+          <w:rFonts w:asciiTheme="minorHAnsi" w:hAnsiTheme="minorHAnsi" w:cstheme="minorHAnsi"/>
+          <w:bCs/>
+          <w:color w:val="000000" w:themeColor="text1"/>
+          <w:sz w:val="20"/>
+          <w:szCs w:val="20"/>
+          <w:highlight w:val="lightGray"/>
+        </w:rPr>
+        <w:t xml:space="preserve">The primary objectives of the FDEP project include Automating Environmental Permit Management which means Digitizing and streamlining the issuance, tracking, and renewal of permits to reduce processing time and human errors. Implementing IoT sensors, GIS mapping, and Big Data analytics to track water quality, air pollution, and land usage in real-time. Creating automated alerts to detect violations and take corrective action </w:t>
+      </w:r>
+      <w:r>
+        <w:rPr>
+          <w:rFonts w:asciiTheme="minorHAnsi" w:hAnsiTheme="minorHAnsi" w:cstheme="minorHAnsi"/>
+          <w:bCs/>
+          <w:color w:val="000000" w:themeColor="text1"/>
+          <w:sz w:val="20"/>
+          <w:szCs w:val="20"/>
+          <w:highlight w:val="lightGray"/>
+        </w:rPr>
+        <w:t>a</w:t>
+      </w:r>
+      <w:r>
+        <w:rPr>
+          <w:rFonts w:asciiTheme="minorHAnsi" w:hAnsiTheme="minorHAnsi" w:cstheme="minorHAnsi"/>
+          <w:bCs/>
+          <w:color w:val="000000" w:themeColor="text1"/>
+          <w:sz w:val="20"/>
+          <w:szCs w:val="20"/>
+          <w:highlight w:val="lightGray"/>
+        </w:rPr>
+        <w:t>nd Improving Public Access &amp; Transparency by Developing a user-friendly web portal where businesses and citizens can apply for permits, track statuses, and access environmental reports.</w:t>
+      </w:r>
+    </w:p>
+    <w:p>
+      <w:pPr>
+        <w:spacing w:after="0"/>
+        <w:jc w:val="both"/>
+        <w:rPr>
+          <w:rFonts w:asciiTheme="minorHAnsi" w:hAnsiTheme="minorHAnsi" w:cstheme="minorHAnsi"/>
+          <w:b/>
+          <w:color w:val="000000" w:themeColor="text1"/>
+          <w:sz w:val="20"/>
+          <w:szCs w:val="20"/>
+        </w:rPr>
+      </w:pPr>
+      <w:r>
+        <w:rPr>
+          <w:rFonts w:asciiTheme="minorHAnsi" w:hAnsiTheme="minorHAnsi" w:cstheme="minorHAnsi"/>
+          <w:b/>
+          <w:color w:val="000000" w:themeColor="text1"/>
+          <w:sz w:val="20"/>
+          <w:szCs w:val="20"/>
+        </w:rPr>
+        <w:t>Responsibilities:</w:t>
       </w:r>
     </w:p>
     <w:p>
@@ -6089,96 +6287,47 @@
           <w:sz w:val="20"/>
           <w:szCs w:val="20"/>
         </w:rPr>
-        <w:t xml:space="preserve">Implemented production-ready solutions using </w:t>
-      </w:r>
-      <w:r>
-        <w:rPr>
-          <w:rFonts w:asciiTheme="minorHAnsi" w:hAnsiTheme="minorHAnsi" w:cstheme="minorHAnsi"/>
-          <w:b/>
-          <w:bCs/>
-          <w:color w:val="000000" w:themeColor="text1"/>
-          <w:sz w:val="20"/>
-          <w:szCs w:val="20"/>
-        </w:rPr>
-        <w:t>LLMs</w:t>
-      </w:r>
-      <w:r>
-        <w:rPr>
-          <w:rFonts w:asciiTheme="minorHAnsi" w:hAnsiTheme="minorHAnsi" w:cstheme="minorHAnsi"/>
-          <w:color w:val="000000" w:themeColor="text1"/>
-          <w:sz w:val="20"/>
-          <w:szCs w:val="20"/>
-        </w:rPr>
-        <w:t xml:space="preserve"> like </w:t>
-      </w:r>
-      <w:r>
-        <w:rPr>
-          <w:rFonts w:asciiTheme="minorHAnsi" w:hAnsiTheme="minorHAnsi" w:cstheme="minorHAnsi"/>
-          <w:b/>
-          <w:bCs/>
-          <w:color w:val="000000" w:themeColor="text1"/>
-          <w:sz w:val="20"/>
-          <w:szCs w:val="20"/>
-        </w:rPr>
-        <w:t>GPT-4.5</w:t>
-      </w:r>
-      <w:r>
-        <w:rPr>
-          <w:rFonts w:asciiTheme="minorHAnsi" w:hAnsiTheme="minorHAnsi" w:cstheme="minorHAnsi"/>
-          <w:color w:val="000000" w:themeColor="text1"/>
-          <w:sz w:val="20"/>
-          <w:szCs w:val="20"/>
-        </w:rPr>
-        <w:t xml:space="preserve"> and </w:t>
-      </w:r>
-      <w:r>
-        <w:rPr>
-          <w:rFonts w:asciiTheme="minorHAnsi" w:hAnsiTheme="minorHAnsi" w:cstheme="minorHAnsi"/>
-          <w:b/>
-          <w:bCs/>
-          <w:color w:val="000000" w:themeColor="text1"/>
-          <w:sz w:val="20"/>
-          <w:szCs w:val="20"/>
-        </w:rPr>
-        <w:t>GitHub</w:t>
-      </w:r>
-      <w:r>
-        <w:rPr>
-          <w:rFonts w:asciiTheme="minorHAnsi" w:hAnsiTheme="minorHAnsi" w:cstheme="minorHAnsi"/>
-          <w:color w:val="000000" w:themeColor="text1"/>
-          <w:sz w:val="20"/>
-          <w:szCs w:val="20"/>
-        </w:rPr>
-        <w:t xml:space="preserve"> </w:t>
-      </w:r>
-      <w:r>
-        <w:rPr>
-          <w:rFonts w:asciiTheme="minorHAnsi" w:hAnsiTheme="minorHAnsi" w:cstheme="minorHAnsi"/>
-          <w:b/>
-          <w:bCs/>
-          <w:color w:val="000000" w:themeColor="text1"/>
-          <w:sz w:val="20"/>
-          <w:szCs w:val="20"/>
-        </w:rPr>
-        <w:t>Copilot</w:t>
-      </w:r>
-      <w:r>
-        <w:rPr>
-          <w:rFonts w:asciiTheme="minorHAnsi" w:hAnsiTheme="minorHAnsi" w:cstheme="minorHAnsi"/>
-          <w:color w:val="000000" w:themeColor="text1"/>
-          <w:sz w:val="20"/>
-          <w:szCs w:val="20"/>
-        </w:rPr>
-        <w:t xml:space="preserve"> </w:t>
-      </w:r>
-      <w:r>
-        <w:rPr>
-          <w:rFonts w:asciiTheme="minorHAnsi" w:hAnsiTheme="minorHAnsi" w:cstheme="minorHAnsi"/>
-          <w:color w:val="000000" w:themeColor="text1"/>
-          <w:sz w:val="20"/>
-          <w:szCs w:val="20"/>
-        </w:rPr>
-        <w:t>for text generation and automation.</w:t>
+        <w:t xml:space="preserve">Used </w:t>
+      </w:r>
+      <w:r>
+        <w:rPr>
+          <w:rFonts w:asciiTheme="minorHAnsi" w:hAnsiTheme="minorHAnsi" w:cstheme="minorHAnsi"/>
+          <w:b/>
+          <w:bCs/>
+          <w:color w:val="000000" w:themeColor="text1"/>
+          <w:sz w:val="20"/>
+          <w:szCs w:val="20"/>
+        </w:rPr>
+        <w:t>HTML5, CSS3</w:t>
+      </w:r>
+      <w:r>
+        <w:rPr>
+          <w:rFonts w:asciiTheme="minorHAnsi" w:hAnsiTheme="minorHAnsi" w:cstheme="minorHAnsi"/>
+          <w:color w:val="000000" w:themeColor="text1"/>
+          <w:sz w:val="20"/>
+          <w:szCs w:val="20"/>
+        </w:rPr>
+        <w:t xml:space="preserve">, and </w:t>
+      </w:r>
+      <w:r>
+        <w:rPr>
+          <w:rFonts w:asciiTheme="minorHAnsi" w:hAnsiTheme="minorHAnsi" w:cstheme="minorHAnsi"/>
+          <w:b/>
+          <w:bCs/>
+          <w:color w:val="000000" w:themeColor="text1"/>
+          <w:sz w:val="20"/>
+          <w:szCs w:val="20"/>
+        </w:rPr>
+        <w:t xml:space="preserve">Bootstrap </w:t>
+      </w:r>
+      <w:r>
+        <w:rPr>
+          <w:rFonts w:asciiTheme="minorHAnsi" w:hAnsiTheme="minorHAnsi" w:cstheme="minorHAnsi"/>
+          <w:color w:val="000000" w:themeColor="text1"/>
+          <w:sz w:val="20"/>
+          <w:szCs w:val="20"/>
+        </w:rPr>
+        <w:t>for structured, styled, and responsive web design.</w:t>
       </w:r>
     </w:p>
     <w:p>
@@ -6204,47 +6353,47 @@
           <w:sz w:val="20"/>
           <w:szCs w:val="20"/>
         </w:rPr>
-        <w:t xml:space="preserve">Monitored system health and transactions with </w:t>
-      </w:r>
-      <w:r>
-        <w:rPr>
-          <w:rFonts w:asciiTheme="minorHAnsi" w:hAnsiTheme="minorHAnsi" w:cstheme="minorHAnsi"/>
-          <w:b/>
-          <w:bCs/>
-          <w:color w:val="000000" w:themeColor="text1"/>
-          <w:sz w:val="20"/>
-          <w:szCs w:val="20"/>
-        </w:rPr>
-        <w:t>Splunk</w:t>
-      </w:r>
-      <w:r>
-        <w:rPr>
-          <w:rFonts w:asciiTheme="minorHAnsi" w:hAnsiTheme="minorHAnsi" w:cstheme="minorHAnsi"/>
-          <w:color w:val="000000" w:themeColor="text1"/>
-          <w:sz w:val="20"/>
-          <w:szCs w:val="20"/>
-        </w:rPr>
-        <w:t xml:space="preserve"> and </w:t>
-      </w:r>
-      <w:r>
-        <w:rPr>
-          <w:rFonts w:asciiTheme="minorHAnsi" w:hAnsiTheme="minorHAnsi" w:cstheme="minorHAnsi"/>
-          <w:b/>
-          <w:bCs/>
-          <w:color w:val="000000" w:themeColor="text1"/>
-          <w:sz w:val="20"/>
-          <w:szCs w:val="20"/>
-        </w:rPr>
-        <w:t>Grafana</w:t>
-      </w:r>
-      <w:r>
-        <w:rPr>
-          <w:rFonts w:asciiTheme="minorHAnsi" w:hAnsiTheme="minorHAnsi" w:cstheme="minorHAnsi"/>
-          <w:color w:val="000000" w:themeColor="text1"/>
-          <w:sz w:val="20"/>
-          <w:szCs w:val="20"/>
-        </w:rPr>
-        <w:t xml:space="preserve"> to enhance observability and speed incident resolution.</w:t>
+        <w:t xml:space="preserve">Utilized </w:t>
+      </w:r>
+      <w:r>
+        <w:rPr>
+          <w:rFonts w:asciiTheme="minorHAnsi" w:hAnsiTheme="minorHAnsi" w:cstheme="minorHAnsi"/>
+          <w:b/>
+          <w:bCs/>
+          <w:color w:val="000000" w:themeColor="text1"/>
+          <w:sz w:val="20"/>
+          <w:szCs w:val="20"/>
+        </w:rPr>
+        <w:t>TypeScript</w:t>
+      </w:r>
+      <w:r>
+        <w:rPr>
+          <w:rFonts w:asciiTheme="minorHAnsi" w:hAnsiTheme="minorHAnsi" w:cstheme="minorHAnsi"/>
+          <w:color w:val="000000" w:themeColor="text1"/>
+          <w:sz w:val="20"/>
+          <w:szCs w:val="20"/>
+        </w:rPr>
+        <w:t xml:space="preserve"> with </w:t>
+      </w:r>
+      <w:r>
+        <w:rPr>
+          <w:rFonts w:asciiTheme="minorHAnsi" w:hAnsiTheme="minorHAnsi" w:cstheme="minorHAnsi"/>
+          <w:b/>
+          <w:bCs/>
+          <w:color w:val="000000" w:themeColor="text1"/>
+          <w:sz w:val="20"/>
+          <w:szCs w:val="20"/>
+        </w:rPr>
+        <w:t>Angular</w:t>
+      </w:r>
+      <w:r>
+        <w:rPr>
+          <w:rFonts w:asciiTheme="minorHAnsi" w:hAnsiTheme="minorHAnsi" w:cstheme="minorHAnsi"/>
+          <w:color w:val="000000" w:themeColor="text1"/>
+          <w:sz w:val="20"/>
+          <w:szCs w:val="20"/>
+        </w:rPr>
+        <w:t xml:space="preserve"> to implement interactive data filtering and search functionalities for environmental records.</w:t>
       </w:r>
     </w:p>
     <w:p>
@@ -6270,36 +6419,27 @@
           <w:sz w:val="20"/>
           <w:szCs w:val="20"/>
         </w:rPr>
-        <w:t xml:space="preserve">Performed API testing and validation using </w:t>
-      </w:r>
-      <w:r>
-        <w:rPr>
-          <w:rFonts w:asciiTheme="minorHAnsi" w:hAnsiTheme="minorHAnsi" w:cstheme="minorHAnsi"/>
-          <w:b/>
-          <w:bCs/>
-          <w:color w:val="000000" w:themeColor="text1"/>
-          <w:sz w:val="20"/>
-          <w:szCs w:val="20"/>
-        </w:rPr>
-        <w:t>Postman</w:t>
-      </w:r>
-      <w:r>
-        <w:rPr>
-          <w:rFonts w:asciiTheme="minorHAnsi" w:hAnsiTheme="minorHAnsi" w:cstheme="minorHAnsi"/>
-          <w:color w:val="000000" w:themeColor="text1"/>
-          <w:sz w:val="20"/>
-          <w:szCs w:val="20"/>
-        </w:rPr>
-        <w:t xml:space="preserve"> to ensure accurate remittance processing and robust error handling</w:t>
-      </w:r>
-      <w:r>
-        <w:rPr>
-          <w:rFonts w:asciiTheme="minorHAnsi" w:hAnsiTheme="minorHAnsi" w:cstheme="minorHAnsi"/>
-          <w:color w:val="000000" w:themeColor="text1"/>
-          <w:sz w:val="20"/>
-          <w:szCs w:val="20"/>
-        </w:rPr>
-        <w:t>.</w:t>
+        <w:t xml:space="preserve">Developed dynamic, data-driven dashboards using </w:t>
+      </w:r>
+      <w:r>
+        <w:rPr>
+          <w:rFonts w:asciiTheme="minorHAnsi" w:hAnsiTheme="minorHAnsi" w:cstheme="minorHAnsi"/>
+          <w:b/>
+          <w:bCs/>
+          <w:color w:val="000000" w:themeColor="text1"/>
+          <w:sz w:val="20"/>
+          <w:szCs w:val="20"/>
+        </w:rPr>
+        <w:t>Angular 17</w:t>
+      </w:r>
+      <w:r>
+        <w:rPr>
+          <w:rFonts w:asciiTheme="minorHAnsi" w:hAnsiTheme="minorHAnsi" w:cstheme="minorHAnsi"/>
+          <w:color w:val="000000" w:themeColor="text1"/>
+          <w:sz w:val="20"/>
+          <w:szCs w:val="20"/>
+        </w:rPr>
+        <w:t xml:space="preserve"> for real-time environmental monitoring and report generation.</w:t>
       </w:r>
     </w:p>
     <w:p>
@@ -6325,770 +6465,47 @@
           <w:sz w:val="20"/>
           <w:szCs w:val="20"/>
         </w:rPr>
-        <w:t xml:space="preserve">Integrated </w:t>
-      </w:r>
-      <w:r>
-        <w:rPr>
-          <w:rFonts w:asciiTheme="minorHAnsi" w:hAnsiTheme="minorHAnsi" w:cstheme="minorHAnsi"/>
-          <w:b/>
-          <w:bCs/>
-          <w:color w:val="000000" w:themeColor="text1"/>
-          <w:sz w:val="20"/>
-          <w:szCs w:val="20"/>
-        </w:rPr>
-        <w:t>Spring Boot</w:t>
-      </w:r>
-      <w:r>
-        <w:rPr>
-          <w:rFonts w:asciiTheme="minorHAnsi" w:hAnsiTheme="minorHAnsi" w:cstheme="minorHAnsi"/>
-          <w:color w:val="000000" w:themeColor="text1"/>
-          <w:sz w:val="20"/>
-          <w:szCs w:val="20"/>
-        </w:rPr>
-        <w:t xml:space="preserve"> applications with messaging systems like </w:t>
-      </w:r>
-      <w:r>
-        <w:rPr>
-          <w:rFonts w:asciiTheme="minorHAnsi" w:hAnsiTheme="minorHAnsi" w:cstheme="minorHAnsi"/>
-          <w:b/>
-          <w:bCs/>
-          <w:color w:val="000000" w:themeColor="text1"/>
-          <w:sz w:val="20"/>
-          <w:szCs w:val="20"/>
-        </w:rPr>
-        <w:t>Kafka</w:t>
-      </w:r>
-      <w:r>
-        <w:rPr>
-          <w:rFonts w:asciiTheme="minorHAnsi" w:hAnsiTheme="minorHAnsi" w:cstheme="minorHAnsi"/>
-          <w:color w:val="000000" w:themeColor="text1"/>
-          <w:sz w:val="20"/>
-          <w:szCs w:val="20"/>
-        </w:rPr>
-        <w:t xml:space="preserve"> and </w:t>
-      </w:r>
-      <w:r>
-        <w:rPr>
-          <w:rFonts w:asciiTheme="minorHAnsi" w:hAnsiTheme="minorHAnsi" w:cstheme="minorHAnsi"/>
-          <w:b/>
-          <w:bCs/>
-          <w:color w:val="000000" w:themeColor="text1"/>
-          <w:sz w:val="20"/>
-          <w:szCs w:val="20"/>
-        </w:rPr>
-        <w:t>RabbitMQ</w:t>
-      </w:r>
-      <w:r>
-        <w:rPr>
-          <w:rFonts w:asciiTheme="minorHAnsi" w:hAnsiTheme="minorHAnsi" w:cstheme="minorHAnsi"/>
-          <w:color w:val="000000" w:themeColor="text1"/>
-          <w:sz w:val="20"/>
-          <w:szCs w:val="20"/>
-        </w:rPr>
-        <w:t xml:space="preserve"> for asynchronous </w:t>
-      </w:r>
-      <w:r>
-        <w:rPr>
-          <w:rFonts w:asciiTheme="minorHAnsi" w:hAnsiTheme="minorHAnsi" w:cstheme="minorHAnsi"/>
-          <w:color w:val="000000" w:themeColor="text1"/>
-          <w:sz w:val="20"/>
-          <w:szCs w:val="20"/>
-        </w:rPr>
-        <w:t>communication.</w:t>
-      </w:r>
-    </w:p>
-    <w:p>
-      <w:pPr>
-        <w:pStyle w:val="ListParagraph"/>
-        <w:numPr>
-          <w:ilvl w:val="0"/>
-          <w:numId w:val="9"/>
-        </w:numPr>
-        <w:spacing w:after="0"/>
-        <w:jc w:val="both"/>
-        <w:rPr>
-          <w:rFonts w:asciiTheme="minorHAnsi" w:hAnsiTheme="minorHAnsi" w:cstheme="minorHAnsi"/>
-          <w:color w:val="000000" w:themeColor="text1"/>
-          <w:sz w:val="20"/>
-          <w:szCs w:val="20"/>
-        </w:rPr>
-      </w:pPr>
-      <w:r>
-        <w:rPr>
-          <w:rFonts w:asciiTheme="minorHAnsi" w:hAnsiTheme="minorHAnsi" w:cstheme="minorHAnsi"/>
-          <w:color w:val="000000" w:themeColor="text1"/>
-          <w:sz w:val="20"/>
-          <w:szCs w:val="20"/>
-        </w:rPr>
-        <w:t xml:space="preserve">Maintained technical and functional documentation in </w:t>
-      </w:r>
-      <w:r>
-        <w:rPr>
-          <w:rFonts w:asciiTheme="minorHAnsi" w:hAnsiTheme="minorHAnsi" w:cstheme="minorHAnsi"/>
-          <w:b/>
-          <w:bCs/>
-          <w:color w:val="000000" w:themeColor="text1"/>
-          <w:sz w:val="20"/>
-          <w:szCs w:val="20"/>
-        </w:rPr>
-        <w:t>Confluence</w:t>
-      </w:r>
-      <w:r>
-        <w:rPr>
-          <w:rFonts w:asciiTheme="minorHAnsi" w:hAnsiTheme="minorHAnsi" w:cstheme="minorHAnsi"/>
-          <w:color w:val="000000" w:themeColor="text1"/>
-          <w:sz w:val="20"/>
-          <w:szCs w:val="20"/>
-        </w:rPr>
-        <w:t xml:space="preserve"> and tracked deliverables using </w:t>
-      </w:r>
-      <w:r>
-        <w:rPr>
-          <w:rFonts w:asciiTheme="minorHAnsi" w:hAnsiTheme="minorHAnsi" w:cstheme="minorHAnsi"/>
-          <w:b/>
-          <w:bCs/>
-          <w:color w:val="000000" w:themeColor="text1"/>
-          <w:sz w:val="20"/>
-          <w:szCs w:val="20"/>
-        </w:rPr>
-        <w:t>JIRA</w:t>
-      </w:r>
-      <w:r>
-        <w:rPr>
-          <w:rFonts w:asciiTheme="minorHAnsi" w:hAnsiTheme="minorHAnsi" w:cstheme="minorHAnsi"/>
-          <w:color w:val="000000" w:themeColor="text1"/>
-          <w:sz w:val="20"/>
-          <w:szCs w:val="20"/>
-        </w:rPr>
-        <w:t>.</w:t>
-      </w:r>
-    </w:p>
-    <w:p>
-      <w:pPr>
-        <w:pStyle w:val="ListParagraph"/>
-        <w:numPr>
-          <w:ilvl w:val="0"/>
-          <w:numId w:val="9"/>
-        </w:numPr>
-        <w:spacing w:after="0"/>
-        <w:jc w:val="both"/>
-        <w:rPr>
-          <w:rFonts w:asciiTheme="minorHAnsi" w:hAnsiTheme="minorHAnsi" w:cstheme="minorHAnsi"/>
-          <w:color w:val="000000" w:themeColor="text1"/>
-          <w:sz w:val="20"/>
-          <w:szCs w:val="20"/>
-        </w:rPr>
-      </w:pPr>
-      <w:r>
-        <w:rPr>
-          <w:rFonts w:asciiTheme="minorHAnsi" w:hAnsiTheme="minorHAnsi" w:cstheme="minorHAnsi"/>
-          <w:color w:val="000000" w:themeColor="text1"/>
-          <w:sz w:val="20"/>
-          <w:szCs w:val="20"/>
-        </w:rPr>
-        <w:t xml:space="preserve">Configured </w:t>
-      </w:r>
-      <w:r>
-        <w:rPr>
-          <w:rFonts w:asciiTheme="minorHAnsi" w:hAnsiTheme="minorHAnsi" w:cstheme="minorHAnsi"/>
-          <w:b/>
-          <w:bCs/>
-          <w:color w:val="000000" w:themeColor="text1"/>
-          <w:sz w:val="20"/>
-          <w:szCs w:val="20"/>
-        </w:rPr>
-        <w:t>WebSphere 9</w:t>
-      </w:r>
-      <w:r>
-        <w:rPr>
-          <w:rFonts w:asciiTheme="minorHAnsi" w:hAnsiTheme="minorHAnsi" w:cstheme="minorHAnsi"/>
-          <w:color w:val="000000" w:themeColor="text1"/>
-          <w:sz w:val="20"/>
-          <w:szCs w:val="20"/>
-        </w:rPr>
-        <w:t xml:space="preserve"> and </w:t>
-      </w:r>
-      <w:r>
-        <w:rPr>
-          <w:rFonts w:asciiTheme="minorHAnsi" w:hAnsiTheme="minorHAnsi" w:cstheme="minorHAnsi"/>
-          <w:b/>
-          <w:bCs/>
-          <w:color w:val="000000" w:themeColor="text1"/>
-          <w:sz w:val="20"/>
-          <w:szCs w:val="20"/>
-        </w:rPr>
-        <w:t>JBoss 7</w:t>
-      </w:r>
-      <w:r>
-        <w:rPr>
-          <w:rFonts w:asciiTheme="minorHAnsi" w:hAnsiTheme="minorHAnsi" w:cstheme="minorHAnsi"/>
-          <w:color w:val="000000" w:themeColor="text1"/>
-          <w:sz w:val="20"/>
-          <w:szCs w:val="20"/>
-        </w:rPr>
-        <w:t xml:space="preserve"> servers for application hosting, resource management, and performance tuning.</w:t>
-      </w:r>
-    </w:p>
-    <w:p>
-      <w:pPr>
-        <w:widowControl w:val="0"/>
-        <w:numPr>
-          <w:ilvl w:val="0"/>
-          <w:numId w:val="9"/>
-        </w:numPr>
-        <w:spacing w:after="0"/>
-        <w:jc w:val="both"/>
-        <w:rPr>
-          <w:rFonts w:asciiTheme="minorHAnsi" w:hAnsiTheme="minorHAnsi" w:cstheme="minorHAnsi"/>
-          <w:color w:val="000000" w:themeColor="text1"/>
-          <w:sz w:val="20"/>
-          <w:szCs w:val="20"/>
-        </w:rPr>
-      </w:pPr>
-      <w:r>
-        <w:rPr>
-          <w:rFonts w:asciiTheme="minorHAnsi" w:hAnsiTheme="minorHAnsi" w:cstheme="minorHAnsi"/>
-          <w:color w:val="000000" w:themeColor="text1"/>
-          <w:sz w:val="20"/>
-          <w:szCs w:val="20"/>
-        </w:rPr>
-        <w:t xml:space="preserve">Utilized </w:t>
-      </w:r>
-      <w:r>
-        <w:rPr>
-          <w:rFonts w:asciiTheme="minorHAnsi" w:hAnsiTheme="minorHAnsi" w:cstheme="minorHAnsi"/>
-          <w:b/>
-          <w:bCs/>
-          <w:color w:val="000000" w:themeColor="text1"/>
-          <w:sz w:val="20"/>
-          <w:szCs w:val="20"/>
-        </w:rPr>
-        <w:t>JUnit</w:t>
-      </w:r>
-      <w:r>
-        <w:rPr>
-          <w:rFonts w:asciiTheme="minorHAnsi" w:hAnsiTheme="minorHAnsi" w:cstheme="minorHAnsi"/>
-          <w:color w:val="000000" w:themeColor="text1"/>
-          <w:sz w:val="20"/>
-          <w:szCs w:val="20"/>
-        </w:rPr>
-        <w:t xml:space="preserve"> and </w:t>
-      </w:r>
-      <w:r>
-        <w:rPr>
-          <w:rFonts w:asciiTheme="minorHAnsi" w:hAnsiTheme="minorHAnsi" w:cstheme="minorHAnsi"/>
-          <w:b/>
-          <w:bCs/>
-          <w:color w:val="000000" w:themeColor="text1"/>
-          <w:sz w:val="20"/>
-          <w:szCs w:val="20"/>
-        </w:rPr>
-        <w:t>Mockito</w:t>
-      </w:r>
-      <w:r>
-        <w:rPr>
-          <w:rFonts w:asciiTheme="minorHAnsi" w:hAnsiTheme="minorHAnsi" w:cstheme="minorHAnsi"/>
-          <w:color w:val="000000" w:themeColor="text1"/>
-          <w:sz w:val="20"/>
-          <w:szCs w:val="20"/>
-        </w:rPr>
-        <w:t xml:space="preserve"> for integration testing and </w:t>
-      </w:r>
-      <w:r>
-        <w:rPr>
-          <w:rFonts w:asciiTheme="minorHAnsi" w:hAnsiTheme="minorHAnsi" w:cstheme="minorHAnsi"/>
-          <w:b/>
-          <w:bCs/>
-          <w:color w:val="000000" w:themeColor="text1"/>
-          <w:sz w:val="20"/>
-          <w:szCs w:val="20"/>
-        </w:rPr>
-        <w:t>SonarQube/Sonar Lint</w:t>
-      </w:r>
-      <w:r>
-        <w:rPr>
-          <w:rFonts w:asciiTheme="minorHAnsi" w:hAnsiTheme="minorHAnsi" w:cstheme="minorHAnsi"/>
-          <w:color w:val="000000" w:themeColor="text1"/>
-          <w:sz w:val="20"/>
-          <w:szCs w:val="20"/>
-        </w:rPr>
-        <w:t xml:space="preserve"> best practices for coding standards.</w:t>
-      </w:r>
-    </w:p>
-    <w:p>
-      <w:pPr>
-        <w:spacing w:after="0"/>
-        <w:ind w:left="360"/>
-        <w:jc w:val="both"/>
-        <w:rPr>
-          <w:rFonts w:asciiTheme="minorHAnsi" w:hAnsiTheme="minorHAnsi" w:cstheme="minorHAnsi"/>
-          <w:color w:val="000000" w:themeColor="text1"/>
-          <w:sz w:val="20"/>
-          <w:szCs w:val="20"/>
-        </w:rPr>
-      </w:pPr>
-      <w:r>
-        <w:rPr>
-          <w:rFonts w:asciiTheme="minorHAnsi" w:hAnsiTheme="minorHAnsi" w:cstheme="minorHAnsi"/>
-          <w:b/>
-          <w:color w:val="000000" w:themeColor="text1"/>
-          <w:sz w:val="20"/>
-          <w:szCs w:val="20"/>
-        </w:rPr>
-        <w:t>Environment</w:t>
-      </w:r>
-      <w:r>
-        <w:rPr>
-          <w:rFonts w:asciiTheme="minorHAnsi" w:hAnsiTheme="minorHAnsi" w:cstheme="minorHAnsi"/>
-          <w:color w:val="000000" w:themeColor="text1"/>
-          <w:sz w:val="20"/>
-          <w:szCs w:val="20"/>
-        </w:rPr>
-        <w:t xml:space="preserve"> Java 17, Spring Boot, Spring Framework, Microservices, REST APIs,</w:t>
-      </w:r>
-      <w:r>
-        <w:t xml:space="preserve"> </w:t>
-      </w:r>
-      <w:r>
-        <w:rPr>
-          <w:rFonts w:asciiTheme="minorHAnsi" w:hAnsiTheme="minorHAnsi" w:cstheme="minorHAnsi"/>
-          <w:color w:val="000000" w:themeColor="text1"/>
-          <w:sz w:val="20"/>
-          <w:szCs w:val="20"/>
-        </w:rPr>
-        <w:t>Angular 17/18, RxJS, NgRx</w:t>
-      </w:r>
-      <w:r>
-        <w:rPr>
-          <w:rFonts w:asciiTheme="minorHAnsi" w:hAnsiTheme="minorHAnsi" w:cstheme="minorHAnsi"/>
-          <w:color w:val="000000" w:themeColor="text1"/>
-          <w:sz w:val="20"/>
-          <w:szCs w:val="20"/>
-        </w:rPr>
-        <w:t>,</w:t>
-      </w:r>
-      <w:r>
-        <w:rPr>
-          <w:rFonts w:asciiTheme="minorHAnsi" w:hAnsiTheme="minorHAnsi" w:cstheme="minorHAnsi"/>
-          <w:color w:val="000000" w:themeColor="text1"/>
-          <w:sz w:val="20"/>
-          <w:szCs w:val="20"/>
-        </w:rPr>
-        <w:t xml:space="preserve"> Apache Kafka, MongoDB, React Native, Red Hat OpenShift, Harness, GitHub Actions, Git, JUnit, Postman, Splunk, Grafana, Agile, Banking Systems, Remittance, Payments, Alerts, Compliance, CI/CD</w:t>
-      </w:r>
-      <w:r>
-        <w:rPr>
-          <w:rFonts w:asciiTheme="minorHAnsi" w:hAnsiTheme="minorHAnsi" w:cstheme="minorHAnsi"/>
-          <w:b/>
-          <w:color w:val="000000" w:themeColor="text1"/>
-          <w:sz w:val="20"/>
-          <w:szCs w:val="20"/>
-          <w:u w:val="single"/>
-        </w:rPr>
-        <w:t xml:space="preserve">         </w:t>
-      </w:r>
-    </w:p>
-    <w:p>
-      <w:pPr>
-        <w:tabs>
-          <w:tab w:val="left" w:pos="720"/>
-        </w:tabs>
-        <w:spacing w:after="0"/>
-        <w:jc w:val="both"/>
-        <w:rPr>
-          <w:rFonts w:asciiTheme="minorHAnsi" w:hAnsiTheme="minorHAnsi" w:cstheme="minorHAnsi"/>
-          <w:b/>
-          <w:color w:val="000000" w:themeColor="text1"/>
-          <w:sz w:val="20"/>
-          <w:szCs w:val="20"/>
-        </w:rPr>
-      </w:pPr>
-      <w:r>
-        <w:rPr>
-          <w:rFonts w:asciiTheme="minorHAnsi" w:hAnsiTheme="minorHAnsi" w:cstheme="minorHAnsi"/>
-          <w:b/>
-          <w:color w:val="000000" w:themeColor="text1"/>
-          <w:sz w:val="20"/>
-          <w:szCs w:val="20"/>
-          <w:highlight w:val="lightGray"/>
-        </w:rPr>
-        <w:t>Client:</w:t>
-      </w:r>
-      <w:r>
-        <w:rPr>
-          <w:rFonts w:asciiTheme="minorHAnsi" w:hAnsiTheme="minorHAnsi" w:cstheme="minorHAnsi"/>
-          <w:b/>
-          <w:color w:val="000000" w:themeColor="text1"/>
-          <w:sz w:val="20"/>
-          <w:szCs w:val="20"/>
-          <w:highlight w:val="lightGray"/>
-        </w:rPr>
-        <w:t xml:space="preserve"> Florida department</w:t>
-      </w:r>
-      <w:r>
-        <w:rPr>
-          <w:rFonts w:asciiTheme="minorHAnsi" w:hAnsiTheme="minorHAnsi" w:cstheme="minorHAnsi"/>
-          <w:b/>
-          <w:color w:val="000000" w:themeColor="text1"/>
-          <w:sz w:val="20"/>
-          <w:szCs w:val="20"/>
-          <w:highlight w:val="lightGray"/>
-        </w:rPr>
-        <w:t xml:space="preserve"> </w:t>
-      </w:r>
-      <w:r>
-        <w:rPr>
-          <w:rFonts w:asciiTheme="minorHAnsi" w:hAnsiTheme="minorHAnsi" w:cstheme="minorHAnsi"/>
-          <w:b/>
-          <w:color w:val="000000" w:themeColor="text1"/>
-          <w:sz w:val="20"/>
-          <w:szCs w:val="20"/>
-          <w:highlight w:val="lightGray"/>
-        </w:rPr>
-        <w:t>of environmental protection, Tallahassee, Florida</w:t>
-      </w:r>
-      <w:r>
-        <w:rPr>
-          <w:rFonts w:asciiTheme="minorHAnsi" w:hAnsiTheme="minorHAnsi" w:cstheme="minorHAnsi"/>
-          <w:b/>
-          <w:color w:val="000000" w:themeColor="text1"/>
-          <w:sz w:val="20"/>
-          <w:szCs w:val="20"/>
-          <w:highlight w:val="lightGray"/>
-        </w:rPr>
-        <w:t xml:space="preserve"> </w:t>
-      </w:r>
-      <w:r>
-        <w:rPr>
-          <w:rFonts w:asciiTheme="minorHAnsi" w:hAnsiTheme="minorHAnsi" w:cstheme="minorHAnsi"/>
-          <w:b/>
-          <w:color w:val="000000" w:themeColor="text1"/>
-          <w:sz w:val="20"/>
-          <w:szCs w:val="20"/>
-          <w:highlight w:val="lightGray"/>
-        </w:rPr>
-        <w:t xml:space="preserve">                                                        </w:t>
-      </w:r>
-      <w:r>
-        <w:rPr>
-          <w:rFonts w:asciiTheme="minorHAnsi" w:hAnsiTheme="minorHAnsi" w:cstheme="minorHAnsi"/>
-          <w:b/>
-          <w:color w:val="000000" w:themeColor="text1"/>
-          <w:sz w:val="20"/>
-          <w:szCs w:val="20"/>
-          <w:highlight w:val="lightGray"/>
-        </w:rPr>
-        <w:t xml:space="preserve">   </w:t>
-      </w:r>
-      <w:r>
-        <w:rPr>
-          <w:rFonts w:asciiTheme="minorHAnsi" w:hAnsiTheme="minorHAnsi" w:cstheme="minorHAnsi"/>
-          <w:b/>
-          <w:color w:val="000000" w:themeColor="text1"/>
-          <w:sz w:val="20"/>
-          <w:szCs w:val="20"/>
-          <w:highlight w:val="lightGray"/>
-        </w:rPr>
-        <w:t>July</w:t>
-      </w:r>
-      <w:r>
-        <w:rPr>
-          <w:rFonts w:asciiTheme="minorHAnsi" w:hAnsiTheme="minorHAnsi" w:cstheme="minorHAnsi"/>
-          <w:b/>
-          <w:color w:val="000000" w:themeColor="text1"/>
-          <w:sz w:val="20"/>
-          <w:szCs w:val="20"/>
-          <w:highlight w:val="lightGray"/>
-        </w:rPr>
-        <w:t xml:space="preserve">2023 </w:t>
-      </w:r>
-      <w:r>
-        <w:rPr>
-          <w:rFonts w:asciiTheme="minorHAnsi" w:hAnsiTheme="minorHAnsi" w:cstheme="minorHAnsi"/>
-          <w:b/>
-          <w:color w:val="000000" w:themeColor="text1"/>
-          <w:sz w:val="20"/>
-          <w:szCs w:val="20"/>
-          <w:highlight w:val="lightGray"/>
-        </w:rPr>
-        <w:t>to</w:t>
-      </w:r>
-      <w:r>
-        <w:rPr>
-          <w:rFonts w:asciiTheme="minorHAnsi" w:hAnsiTheme="minorHAnsi" w:cstheme="minorHAnsi"/>
-          <w:b/>
-          <w:color w:val="000000" w:themeColor="text1"/>
-          <w:sz w:val="20"/>
-          <w:szCs w:val="20"/>
-          <w:highlight w:val="lightGray"/>
-        </w:rPr>
-        <w:t xml:space="preserve"> April 2025</w:t>
-      </w:r>
-    </w:p>
-    <w:p>
-      <w:pPr>
-        <w:spacing w:after="0"/>
-        <w:rPr>
-          <w:rFonts w:asciiTheme="minorHAnsi" w:hAnsiTheme="minorHAnsi" w:cstheme="minorHAnsi"/>
-          <w:b/>
-          <w:color w:val="000000" w:themeColor="text1"/>
-          <w:sz w:val="20"/>
-          <w:szCs w:val="20"/>
-        </w:rPr>
-      </w:pPr>
-      <w:r>
-        <w:rPr>
-          <w:rFonts w:asciiTheme="minorHAnsi" w:hAnsiTheme="minorHAnsi" w:cstheme="minorHAnsi"/>
-          <w:b/>
-          <w:color w:val="000000" w:themeColor="text1"/>
-          <w:sz w:val="20"/>
-          <w:szCs w:val="20"/>
-        </w:rPr>
-        <w:t xml:space="preserve">Role: </w:t>
-      </w:r>
-      <w:r>
-        <w:rPr>
-          <w:rFonts w:asciiTheme="minorHAnsi" w:hAnsiTheme="minorHAnsi" w:cstheme="minorHAnsi"/>
-          <w:b/>
-          <w:color w:val="000000" w:themeColor="text1"/>
-          <w:sz w:val="20"/>
-          <w:szCs w:val="20"/>
-        </w:rPr>
-        <w:t xml:space="preserve">Sr. Java </w:t>
-      </w:r>
-      <w:r>
-        <w:rPr>
-          <w:rFonts w:asciiTheme="minorHAnsi" w:hAnsiTheme="minorHAnsi" w:cstheme="minorHAnsi"/>
-          <w:b/>
-          <w:color w:val="000000" w:themeColor="text1"/>
-          <w:sz w:val="20"/>
-          <w:szCs w:val="20"/>
-        </w:rPr>
-        <w:t xml:space="preserve">Full Stack </w:t>
-      </w:r>
-      <w:r>
-        <w:rPr>
-          <w:rFonts w:asciiTheme="minorHAnsi" w:hAnsiTheme="minorHAnsi" w:cstheme="minorHAnsi"/>
-          <w:b/>
-          <w:color w:val="000000" w:themeColor="text1"/>
-          <w:sz w:val="20"/>
-          <w:szCs w:val="20"/>
-        </w:rPr>
-        <w:t>Develope</w:t>
-      </w:r>
-      <w:r>
-        <w:rPr>
-          <w:rFonts w:asciiTheme="minorHAnsi" w:hAnsiTheme="minorHAnsi" w:cstheme="minorHAnsi"/>
-          <w:b/>
-          <w:color w:val="000000" w:themeColor="text1"/>
-          <w:sz w:val="20"/>
-          <w:szCs w:val="20"/>
-        </w:rPr>
-        <w:t>r</w:t>
-      </w:r>
-    </w:p>
-    <w:p>
-      <w:pPr>
-        <w:tabs>
-          <w:tab w:val="left" w:pos="720"/>
-        </w:tabs>
-        <w:spacing w:after="0"/>
-        <w:jc w:val="both"/>
-        <w:rPr>
-          <w:rFonts w:asciiTheme="minorHAnsi" w:hAnsiTheme="minorHAnsi" w:cstheme="minorHAnsi"/>
-          <w:bCs/>
-          <w:color w:val="000000" w:themeColor="text1"/>
-          <w:sz w:val="20"/>
-          <w:szCs w:val="20"/>
-        </w:rPr>
-      </w:pPr>
-      <w:r>
-        <w:rPr>
-          <w:rFonts w:asciiTheme="minorHAnsi" w:hAnsiTheme="minorHAnsi" w:cstheme="minorHAnsi"/>
-          <w:bCs/>
-          <w:color w:val="000000" w:themeColor="text1"/>
-          <w:sz w:val="20"/>
-          <w:szCs w:val="20"/>
-          <w:highlight w:val="lightGray"/>
-        </w:rPr>
-        <w:t xml:space="preserve">The primary objectives of the FDEP project include Automating Environmental Permit Management which means Digitizing and streamlining the issuance, tracking, and renewal of permits to reduce processing time and human errors. Implementing IoT sensors, GIS mapping, and Big Data analytics to track water quality, air pollution, and land usage in real-time. Creating automated alerts to detect violations and take corrective action </w:t>
-      </w:r>
-      <w:r>
-        <w:rPr>
-          <w:rFonts w:asciiTheme="minorHAnsi" w:hAnsiTheme="minorHAnsi" w:cstheme="minorHAnsi"/>
-          <w:bCs/>
-          <w:color w:val="000000" w:themeColor="text1"/>
-          <w:sz w:val="20"/>
-          <w:szCs w:val="20"/>
-          <w:highlight w:val="lightGray"/>
-        </w:rPr>
-        <w:t>a</w:t>
-      </w:r>
-      <w:r>
-        <w:rPr>
-          <w:rFonts w:asciiTheme="minorHAnsi" w:hAnsiTheme="minorHAnsi" w:cstheme="minorHAnsi"/>
-          <w:bCs/>
-          <w:color w:val="000000" w:themeColor="text1"/>
-          <w:sz w:val="20"/>
-          <w:szCs w:val="20"/>
-          <w:highlight w:val="lightGray"/>
-        </w:rPr>
-        <w:t>nd Improving Public Access &amp; Transparency by Developing a user-friendly web portal where businesses and citizens can apply for permits, track statuses, and access environmental reports.</w:t>
-      </w:r>
-    </w:p>
-    <w:p>
-      <w:pPr>
-        <w:spacing w:after="0"/>
-        <w:jc w:val="both"/>
-        <w:rPr>
-          <w:rFonts w:asciiTheme="minorHAnsi" w:hAnsiTheme="minorHAnsi" w:cstheme="minorHAnsi"/>
-          <w:b/>
-          <w:color w:val="000000" w:themeColor="text1"/>
-          <w:sz w:val="20"/>
-          <w:szCs w:val="20"/>
-        </w:rPr>
-      </w:pPr>
-      <w:r>
-        <w:rPr>
-          <w:rFonts w:asciiTheme="minorHAnsi" w:hAnsiTheme="minorHAnsi" w:cstheme="minorHAnsi"/>
-          <w:b/>
-          <w:color w:val="000000" w:themeColor="text1"/>
-          <w:sz w:val="20"/>
-          <w:szCs w:val="20"/>
-        </w:rPr>
-        <w:t>Responsibilities:</w:t>
-      </w:r>
-    </w:p>
-    <w:p>
-      <w:pPr>
-        <w:pStyle w:val="ListParagraph"/>
-        <w:numPr>
-          <w:ilvl w:val="0"/>
-          <w:numId w:val="9"/>
-        </w:numPr>
-        <w:spacing w:after="0"/>
-        <w:jc w:val="both"/>
-        <w:rPr>
-          <w:rFonts w:asciiTheme="minorHAnsi" w:hAnsiTheme="minorHAnsi" w:cstheme="minorHAnsi"/>
-          <w:color w:val="000000" w:themeColor="text1"/>
-          <w:sz w:val="20"/>
-          <w:szCs w:val="20"/>
-        </w:rPr>
-      </w:pPr>
-      <w:r>
-        <w:rPr>
-          <w:rFonts w:asciiTheme="minorHAnsi" w:hAnsiTheme="minorHAnsi" w:cstheme="minorHAnsi"/>
-          <w:color w:val="000000" w:themeColor="text1"/>
-          <w:sz w:val="20"/>
-          <w:szCs w:val="20"/>
-        </w:rPr>
-        <w:t xml:space="preserve">Used </w:t>
-      </w:r>
-      <w:r>
-        <w:rPr>
-          <w:rFonts w:asciiTheme="minorHAnsi" w:hAnsiTheme="minorHAnsi" w:cstheme="minorHAnsi"/>
-          <w:b/>
-          <w:bCs/>
-          <w:color w:val="000000" w:themeColor="text1"/>
-          <w:sz w:val="20"/>
-          <w:szCs w:val="20"/>
-        </w:rPr>
-        <w:t>HTML5, CSS3</w:t>
-      </w:r>
-      <w:r>
-        <w:rPr>
-          <w:rFonts w:asciiTheme="minorHAnsi" w:hAnsiTheme="minorHAnsi" w:cstheme="minorHAnsi"/>
-          <w:color w:val="000000" w:themeColor="text1"/>
-          <w:sz w:val="20"/>
-          <w:szCs w:val="20"/>
-        </w:rPr>
-        <w:t xml:space="preserve">, and </w:t>
-      </w:r>
-      <w:r>
-        <w:rPr>
-          <w:rFonts w:asciiTheme="minorHAnsi" w:hAnsiTheme="minorHAnsi" w:cstheme="minorHAnsi"/>
-          <w:b/>
-          <w:bCs/>
-          <w:color w:val="000000" w:themeColor="text1"/>
-          <w:sz w:val="20"/>
-          <w:szCs w:val="20"/>
-        </w:rPr>
-        <w:t xml:space="preserve">Bootstrap </w:t>
-      </w:r>
-      <w:r>
-        <w:rPr>
-          <w:rFonts w:asciiTheme="minorHAnsi" w:hAnsiTheme="minorHAnsi" w:cstheme="minorHAnsi"/>
-          <w:color w:val="000000" w:themeColor="text1"/>
-          <w:sz w:val="20"/>
-          <w:szCs w:val="20"/>
-        </w:rPr>
-        <w:t>for structured, styled, and responsive web design.</w:t>
-      </w:r>
-    </w:p>
-    <w:p>
-      <w:pPr>
-        <w:pStyle w:val="ListParagraph"/>
-        <w:numPr>
-          <w:ilvl w:val="0"/>
-          <w:numId w:val="9"/>
-        </w:numPr>
-        <w:spacing w:after="0"/>
-        <w:jc w:val="both"/>
-        <w:rPr>
-          <w:rFonts w:asciiTheme="minorHAnsi" w:hAnsiTheme="minorHAnsi" w:cstheme="minorHAnsi"/>
-          <w:color w:val="000000" w:themeColor="text1"/>
-          <w:sz w:val="20"/>
-          <w:szCs w:val="20"/>
-        </w:rPr>
-      </w:pPr>
-      <w:r>
-        <w:rPr>
-          <w:rFonts w:asciiTheme="minorHAnsi" w:hAnsiTheme="minorHAnsi" w:cstheme="minorHAnsi"/>
-          <w:color w:val="000000" w:themeColor="text1"/>
-          <w:sz w:val="20"/>
-          <w:szCs w:val="20"/>
-        </w:rPr>
-        <w:t xml:space="preserve">Utilized </w:t>
-      </w:r>
-      <w:r>
-        <w:rPr>
-          <w:rFonts w:asciiTheme="minorHAnsi" w:hAnsiTheme="minorHAnsi" w:cstheme="minorHAnsi"/>
-          <w:b/>
-          <w:bCs/>
-          <w:color w:val="000000" w:themeColor="text1"/>
-          <w:sz w:val="20"/>
-          <w:szCs w:val="20"/>
-        </w:rPr>
-        <w:t>TypeScript</w:t>
-      </w:r>
-      <w:r>
-        <w:rPr>
-          <w:rFonts w:asciiTheme="minorHAnsi" w:hAnsiTheme="minorHAnsi" w:cstheme="minorHAnsi"/>
-          <w:color w:val="000000" w:themeColor="text1"/>
-          <w:sz w:val="20"/>
-          <w:szCs w:val="20"/>
-        </w:rPr>
-        <w:t xml:space="preserve"> with </w:t>
-      </w:r>
-      <w:r>
-        <w:rPr>
-          <w:rFonts w:asciiTheme="minorHAnsi" w:hAnsiTheme="minorHAnsi" w:cstheme="minorHAnsi"/>
-          <w:b/>
-          <w:bCs/>
-          <w:color w:val="000000" w:themeColor="text1"/>
-          <w:sz w:val="20"/>
-          <w:szCs w:val="20"/>
-        </w:rPr>
-        <w:t>Angular</w:t>
-      </w:r>
-      <w:r>
-        <w:rPr>
-          <w:rFonts w:asciiTheme="minorHAnsi" w:hAnsiTheme="minorHAnsi" w:cstheme="minorHAnsi"/>
-          <w:color w:val="000000" w:themeColor="text1"/>
-          <w:sz w:val="20"/>
-          <w:szCs w:val="20"/>
-        </w:rPr>
-        <w:t xml:space="preserve"> to implement interactive data filtering and search functionalities for environmental records.</w:t>
+        <w:t xml:space="preserve">Developed secure login and user roles in </w:t>
+      </w:r>
+      <w:r>
+        <w:rPr>
+          <w:rFonts w:asciiTheme="minorHAnsi" w:hAnsiTheme="minorHAnsi" w:cstheme="minorHAnsi"/>
+          <w:b/>
+          <w:bCs/>
+          <w:color w:val="000000" w:themeColor="text1"/>
+          <w:sz w:val="20"/>
+          <w:szCs w:val="20"/>
+        </w:rPr>
+        <w:t>Angular 17</w:t>
+      </w:r>
+      <w:r>
+        <w:rPr>
+          <w:rFonts w:asciiTheme="minorHAnsi" w:hAnsiTheme="minorHAnsi" w:cstheme="minorHAnsi"/>
+          <w:color w:val="000000" w:themeColor="text1"/>
+          <w:sz w:val="20"/>
+          <w:szCs w:val="20"/>
+        </w:rPr>
+        <w:t xml:space="preserve"> for handling sensitive environmental data with </w:t>
+      </w:r>
+      <w:r>
+        <w:rPr>
+          <w:rFonts w:asciiTheme="minorHAnsi" w:hAnsiTheme="minorHAnsi" w:cstheme="minorHAnsi"/>
+          <w:b/>
+          <w:bCs/>
+          <w:color w:val="000000" w:themeColor="text1"/>
+          <w:sz w:val="20"/>
+          <w:szCs w:val="20"/>
+        </w:rPr>
+        <w:t>JWT</w:t>
+      </w:r>
+      <w:r>
+        <w:rPr>
+          <w:rFonts w:asciiTheme="minorHAnsi" w:hAnsiTheme="minorHAnsi" w:cstheme="minorHAnsi"/>
+          <w:color w:val="000000" w:themeColor="text1"/>
+          <w:sz w:val="20"/>
+          <w:szCs w:val="20"/>
+        </w:rPr>
+        <w:t xml:space="preserve"> authentication.</w:t>
       </w:r>
     </w:p>
     <w:p>
@@ -7736,27 +7153,47 @@
           <w:sz w:val="20"/>
           <w:szCs w:val="20"/>
         </w:rPr>
-        <w:t xml:space="preserve">Developed server-side views using </w:t>
-      </w:r>
-      <w:r>
-        <w:rPr>
-          <w:rFonts w:asciiTheme="minorHAnsi" w:hAnsiTheme="minorHAnsi" w:cstheme="minorHAnsi"/>
-          <w:b/>
-          <w:bCs/>
-          <w:color w:val="000000" w:themeColor="text1"/>
-          <w:sz w:val="20"/>
-          <w:szCs w:val="20"/>
-        </w:rPr>
-        <w:t>JSP</w:t>
-      </w:r>
-      <w:r>
-        <w:rPr>
-          <w:rFonts w:asciiTheme="minorHAnsi" w:hAnsiTheme="minorHAnsi" w:cstheme="minorHAnsi"/>
-          <w:color w:val="000000" w:themeColor="text1"/>
-          <w:sz w:val="20"/>
-          <w:szCs w:val="20"/>
-        </w:rPr>
-        <w:t xml:space="preserve"> for rendering dynamic content in web applications.</w:t>
+        <w:t>Wrote</w:t>
+      </w:r>
+      <w:r>
+        <w:rPr>
+          <w:rFonts w:asciiTheme="minorHAnsi" w:hAnsiTheme="minorHAnsi" w:cstheme="minorHAnsi"/>
+          <w:b/>
+          <w:bCs/>
+          <w:color w:val="000000" w:themeColor="text1"/>
+          <w:sz w:val="20"/>
+          <w:szCs w:val="20"/>
+        </w:rPr>
+        <w:t xml:space="preserve"> DDL</w:t>
+      </w:r>
+      <w:r>
+        <w:rPr>
+          <w:rFonts w:asciiTheme="minorHAnsi" w:hAnsiTheme="minorHAnsi" w:cstheme="minorHAnsi"/>
+          <w:color w:val="000000" w:themeColor="text1"/>
+          <w:sz w:val="20"/>
+          <w:szCs w:val="20"/>
+        </w:rPr>
+        <w:t xml:space="preserve"> scripts for creating stored procedures, functions, and views that supported application logic in </w:t>
+      </w:r>
+      <w:r>
+        <w:rPr>
+          <w:rFonts w:asciiTheme="minorHAnsi" w:hAnsiTheme="minorHAnsi" w:cstheme="minorHAnsi"/>
+          <w:b/>
+          <w:bCs/>
+          <w:color w:val="000000" w:themeColor="text1"/>
+          <w:sz w:val="20"/>
+          <w:szCs w:val="20"/>
+        </w:rPr>
+        <w:t>Oracle</w:t>
+      </w:r>
+      <w:r>
+        <w:rPr>
+          <w:rFonts w:asciiTheme="minorHAnsi" w:hAnsiTheme="minorHAnsi" w:cstheme="minorHAnsi"/>
+          <w:color w:val="000000" w:themeColor="text1"/>
+          <w:sz w:val="20"/>
+          <w:szCs w:val="20"/>
+        </w:rPr>
+        <w:t xml:space="preserve"> databases.</w:t>
       </w:r>
     </w:p>
     <w:p>
@@ -7783,85 +7220,56 @@
           <w:sz w:val="20"/>
           <w:szCs w:val="20"/>
         </w:rPr>
-        <w:t xml:space="preserve">Utilized </w:t>
-      </w:r>
-      <w:r>
-        <w:rPr>
-          <w:rFonts w:asciiTheme="minorHAnsi" w:hAnsiTheme="minorHAnsi" w:cstheme="minorHAnsi"/>
-          <w:b/>
-          <w:bCs/>
-          <w:color w:val="000000" w:themeColor="text1"/>
-          <w:sz w:val="20"/>
-          <w:szCs w:val="20"/>
-        </w:rPr>
-        <w:t>JPA</w:t>
-      </w:r>
-      <w:r>
-        <w:rPr>
-          <w:rFonts w:asciiTheme="minorHAnsi" w:hAnsiTheme="minorHAnsi" w:cstheme="minorHAnsi"/>
-          <w:color w:val="000000" w:themeColor="text1"/>
-          <w:sz w:val="20"/>
-          <w:szCs w:val="20"/>
-        </w:rPr>
-        <w:t xml:space="preserve"> and </w:t>
-      </w:r>
-      <w:r>
-        <w:rPr>
-          <w:rFonts w:asciiTheme="minorHAnsi" w:hAnsiTheme="minorHAnsi" w:cstheme="minorHAnsi"/>
-          <w:b/>
-          <w:bCs/>
-          <w:color w:val="000000" w:themeColor="text1"/>
-          <w:sz w:val="20"/>
-          <w:szCs w:val="20"/>
-        </w:rPr>
-        <w:t>JDBC</w:t>
-      </w:r>
-      <w:r>
-        <w:rPr>
-          <w:rFonts w:asciiTheme="minorHAnsi" w:hAnsiTheme="minorHAnsi" w:cstheme="minorHAnsi"/>
-          <w:color w:val="000000" w:themeColor="text1"/>
-          <w:sz w:val="20"/>
-          <w:szCs w:val="20"/>
-        </w:rPr>
-        <w:t xml:space="preserve"> for database interactions with optimized entity </w:t>
-      </w:r>
-      <w:r>
-        <w:rPr>
-          <w:rFonts w:asciiTheme="minorHAnsi" w:hAnsiTheme="minorHAnsi" w:cstheme="minorHAnsi"/>
-          <w:color w:val="000000" w:themeColor="text1"/>
-          <w:sz w:val="20"/>
-          <w:szCs w:val="20"/>
-        </w:rPr>
-        <w:t>mappings, and</w:t>
-      </w:r>
-      <w:r>
-        <w:rPr>
-          <w:rFonts w:asciiTheme="minorHAnsi" w:hAnsiTheme="minorHAnsi" w:cstheme="minorHAnsi"/>
-          <w:color w:val="000000" w:themeColor="text1"/>
-          <w:sz w:val="20"/>
-          <w:szCs w:val="20"/>
-        </w:rPr>
-        <w:t xml:space="preserve"> efficient </w:t>
-      </w:r>
-      <w:r>
-        <w:rPr>
-          <w:rFonts w:asciiTheme="minorHAnsi" w:hAnsiTheme="minorHAnsi" w:cstheme="minorHAnsi"/>
-          <w:b/>
-          <w:bCs/>
-          <w:color w:val="000000" w:themeColor="text1"/>
-          <w:sz w:val="20"/>
-          <w:szCs w:val="20"/>
-        </w:rPr>
-        <w:t>SQL</w:t>
-      </w:r>
-      <w:r>
-        <w:rPr>
-          <w:rFonts w:asciiTheme="minorHAnsi" w:hAnsiTheme="minorHAnsi" w:cstheme="minorHAnsi"/>
-          <w:color w:val="000000" w:themeColor="text1"/>
-          <w:sz w:val="20"/>
-          <w:szCs w:val="20"/>
-        </w:rPr>
-        <w:t xml:space="preserve"> execution.</w:t>
+        <w:t xml:space="preserve">Developed and optimized </w:t>
+      </w:r>
+      <w:r>
+        <w:rPr>
+          <w:rFonts w:asciiTheme="minorHAnsi" w:hAnsiTheme="minorHAnsi" w:cstheme="minorHAnsi"/>
+          <w:b/>
+          <w:bCs/>
+          <w:color w:val="000000" w:themeColor="text1"/>
+          <w:sz w:val="20"/>
+          <w:szCs w:val="20"/>
+        </w:rPr>
+        <w:t>PL/SQL</w:t>
+      </w:r>
+      <w:r>
+        <w:rPr>
+          <w:rFonts w:asciiTheme="minorHAnsi" w:hAnsiTheme="minorHAnsi" w:cstheme="minorHAnsi"/>
+          <w:color w:val="000000" w:themeColor="text1"/>
+          <w:sz w:val="20"/>
+          <w:szCs w:val="20"/>
+        </w:rPr>
+        <w:t xml:space="preserve"> procedures, functions, and packages in </w:t>
+      </w:r>
+      <w:r>
+        <w:rPr>
+          <w:rFonts w:asciiTheme="minorHAnsi" w:hAnsiTheme="minorHAnsi" w:cstheme="minorHAnsi"/>
+          <w:b/>
+          <w:bCs/>
+          <w:color w:val="000000" w:themeColor="text1"/>
+          <w:sz w:val="20"/>
+          <w:szCs w:val="20"/>
+        </w:rPr>
+        <w:t>Oracle 12c+</w:t>
+      </w:r>
+      <w:r>
+        <w:rPr>
+          <w:rFonts w:asciiTheme="minorHAnsi" w:hAnsiTheme="minorHAnsi" w:cstheme="minorHAnsi"/>
+          <w:color w:val="000000" w:themeColor="text1"/>
+          <w:sz w:val="20"/>
+          <w:szCs w:val="20"/>
+        </w:rPr>
+        <w:t xml:space="preserve"> for efficient data processing</w:t>
+      </w:r>
+      <w:r>
+        <w:rPr>
+          <w:rFonts w:asciiTheme="minorHAnsi" w:hAnsiTheme="minorHAnsi" w:cstheme="minorHAnsi"/>
+          <w:color w:val="000000" w:themeColor="text1"/>
+          <w:sz w:val="20"/>
+          <w:szCs w:val="20"/>
+        </w:rPr>
+        <w:t>.</w:t>
       </w:r>
     </w:p>
     <w:p>
@@ -7888,47 +7296,47 @@
           <w:sz w:val="20"/>
           <w:szCs w:val="20"/>
         </w:rPr>
-        <w:t>Wrote</w:t>
-      </w:r>
-      <w:r>
-        <w:rPr>
-          <w:rFonts w:asciiTheme="minorHAnsi" w:hAnsiTheme="minorHAnsi" w:cstheme="minorHAnsi"/>
-          <w:b/>
-          <w:bCs/>
-          <w:color w:val="000000" w:themeColor="text1"/>
-          <w:sz w:val="20"/>
-          <w:szCs w:val="20"/>
-        </w:rPr>
-        <w:t xml:space="preserve"> DDL</w:t>
-      </w:r>
-      <w:r>
-        <w:rPr>
-          <w:rFonts w:asciiTheme="minorHAnsi" w:hAnsiTheme="minorHAnsi" w:cstheme="minorHAnsi"/>
-          <w:color w:val="000000" w:themeColor="text1"/>
-          <w:sz w:val="20"/>
-          <w:szCs w:val="20"/>
-        </w:rPr>
-        <w:t xml:space="preserve"> scripts for creating stored procedures, functions, and views that supported application logic in </w:t>
-      </w:r>
-      <w:r>
-        <w:rPr>
-          <w:rFonts w:asciiTheme="minorHAnsi" w:hAnsiTheme="minorHAnsi" w:cstheme="minorHAnsi"/>
-          <w:b/>
-          <w:bCs/>
-          <w:color w:val="000000" w:themeColor="text1"/>
-          <w:sz w:val="20"/>
-          <w:szCs w:val="20"/>
-        </w:rPr>
-        <w:t>Oracle</w:t>
-      </w:r>
-      <w:r>
-        <w:rPr>
-          <w:rFonts w:asciiTheme="minorHAnsi" w:hAnsiTheme="minorHAnsi" w:cstheme="minorHAnsi"/>
-          <w:color w:val="000000" w:themeColor="text1"/>
-          <w:sz w:val="20"/>
-          <w:szCs w:val="20"/>
-        </w:rPr>
-        <w:t xml:space="preserve"> databases.</w:t>
+        <w:t xml:space="preserve">Automated </w:t>
+      </w:r>
+      <w:r>
+        <w:rPr>
+          <w:rFonts w:asciiTheme="minorHAnsi" w:hAnsiTheme="minorHAnsi" w:cstheme="minorHAnsi"/>
+          <w:b/>
+          <w:bCs/>
+          <w:color w:val="000000" w:themeColor="text1"/>
+          <w:sz w:val="20"/>
+          <w:szCs w:val="20"/>
+        </w:rPr>
+        <w:t>DML-</w:t>
+      </w:r>
+      <w:r>
+        <w:rPr>
+          <w:rFonts w:asciiTheme="minorHAnsi" w:hAnsiTheme="minorHAnsi" w:cstheme="minorHAnsi"/>
+          <w:color w:val="000000" w:themeColor="text1"/>
+          <w:sz w:val="20"/>
+          <w:szCs w:val="20"/>
+        </w:rPr>
+        <w:t xml:space="preserve">based workflows using </w:t>
+      </w:r>
+      <w:r>
+        <w:rPr>
+          <w:rFonts w:asciiTheme="minorHAnsi" w:hAnsiTheme="minorHAnsi" w:cstheme="minorHAnsi"/>
+          <w:b/>
+          <w:bCs/>
+          <w:color w:val="000000" w:themeColor="text1"/>
+          <w:sz w:val="20"/>
+          <w:szCs w:val="20"/>
+        </w:rPr>
+        <w:t xml:space="preserve">PL/SQL </w:t>
+      </w:r>
+      <w:r>
+        <w:rPr>
+          <w:rFonts w:asciiTheme="minorHAnsi" w:hAnsiTheme="minorHAnsi" w:cstheme="minorHAnsi"/>
+          <w:color w:val="000000" w:themeColor="text1"/>
+          <w:sz w:val="20"/>
+          <w:szCs w:val="20"/>
+        </w:rPr>
+        <w:t>blocks to ensure efficient and reliable batch data processing.</w:t>
       </w:r>
     </w:p>
     <w:p>
@@ -7955,47 +7363,18 @@
           <w:sz w:val="20"/>
           <w:szCs w:val="20"/>
         </w:rPr>
-        <w:t xml:space="preserve">Developed and optimized </w:t>
-      </w:r>
-      <w:r>
-        <w:rPr>
-          <w:rFonts w:asciiTheme="minorHAnsi" w:hAnsiTheme="minorHAnsi" w:cstheme="minorHAnsi"/>
-          <w:b/>
-          <w:bCs/>
-          <w:color w:val="000000" w:themeColor="text1"/>
-          <w:sz w:val="20"/>
-          <w:szCs w:val="20"/>
-        </w:rPr>
-        <w:t>PL/SQL</w:t>
-      </w:r>
-      <w:r>
-        <w:rPr>
-          <w:rFonts w:asciiTheme="minorHAnsi" w:hAnsiTheme="minorHAnsi" w:cstheme="minorHAnsi"/>
-          <w:color w:val="000000" w:themeColor="text1"/>
-          <w:sz w:val="20"/>
-          <w:szCs w:val="20"/>
-        </w:rPr>
-        <w:t xml:space="preserve"> procedures, functions, and packages in </w:t>
-      </w:r>
-      <w:r>
-        <w:rPr>
-          <w:rFonts w:asciiTheme="minorHAnsi" w:hAnsiTheme="minorHAnsi" w:cstheme="minorHAnsi"/>
-          <w:b/>
-          <w:bCs/>
-          <w:color w:val="000000" w:themeColor="text1"/>
-          <w:sz w:val="20"/>
-          <w:szCs w:val="20"/>
-        </w:rPr>
-        <w:t>Oracle 12c+</w:t>
-      </w:r>
-      <w:r>
-        <w:rPr>
-          <w:rFonts w:asciiTheme="minorHAnsi" w:hAnsiTheme="minorHAnsi" w:cstheme="minorHAnsi"/>
-          <w:color w:val="000000" w:themeColor="text1"/>
-          <w:sz w:val="20"/>
-          <w:szCs w:val="20"/>
-        </w:rPr>
-        <w:t xml:space="preserve"> for efficient data processing</w:t>
+        <w:t xml:space="preserve">Created and tested stored procedures, triggers, and packages across environments using </w:t>
+      </w:r>
+      <w:r>
+        <w:rPr>
+          <w:rFonts w:asciiTheme="minorHAnsi" w:hAnsiTheme="minorHAnsi" w:cstheme="minorHAnsi"/>
+          <w:b/>
+          <w:bCs/>
+          <w:color w:val="000000" w:themeColor="text1"/>
+          <w:sz w:val="20"/>
+          <w:szCs w:val="20"/>
+        </w:rPr>
+        <w:t>TOAD and SQL Developer</w:t>
       </w:r>
       <w:r>
         <w:rPr>
@@ -8031,47 +7410,67 @@
           <w:sz w:val="20"/>
           <w:szCs w:val="20"/>
         </w:rPr>
-        <w:t xml:space="preserve">Automated </w:t>
-      </w:r>
-      <w:r>
-        <w:rPr>
-          <w:rFonts w:asciiTheme="minorHAnsi" w:hAnsiTheme="minorHAnsi" w:cstheme="minorHAnsi"/>
-          <w:b/>
-          <w:bCs/>
-          <w:color w:val="000000" w:themeColor="text1"/>
-          <w:sz w:val="20"/>
-          <w:szCs w:val="20"/>
-        </w:rPr>
-        <w:t>DML-</w:t>
-      </w:r>
-      <w:r>
-        <w:rPr>
-          <w:rFonts w:asciiTheme="minorHAnsi" w:hAnsiTheme="minorHAnsi" w:cstheme="minorHAnsi"/>
-          <w:color w:val="000000" w:themeColor="text1"/>
-          <w:sz w:val="20"/>
-          <w:szCs w:val="20"/>
-        </w:rPr>
-        <w:t xml:space="preserve">based workflows using </w:t>
-      </w:r>
-      <w:r>
-        <w:rPr>
-          <w:rFonts w:asciiTheme="minorHAnsi" w:hAnsiTheme="minorHAnsi" w:cstheme="minorHAnsi"/>
-          <w:b/>
-          <w:bCs/>
-          <w:color w:val="000000" w:themeColor="text1"/>
-          <w:sz w:val="20"/>
-          <w:szCs w:val="20"/>
-        </w:rPr>
-        <w:t xml:space="preserve">PL/SQL </w:t>
-      </w:r>
-      <w:r>
-        <w:rPr>
-          <w:rFonts w:asciiTheme="minorHAnsi" w:hAnsiTheme="minorHAnsi" w:cstheme="minorHAnsi"/>
-          <w:color w:val="000000" w:themeColor="text1"/>
-          <w:sz w:val="20"/>
-          <w:szCs w:val="20"/>
-        </w:rPr>
-        <w:t>blocks to ensure efficient and reliable batch data processing.</w:t>
+        <w:t xml:space="preserve">Integrated </w:t>
+      </w:r>
+      <w:r>
+        <w:rPr>
+          <w:rFonts w:asciiTheme="minorHAnsi" w:hAnsiTheme="minorHAnsi" w:cstheme="minorHAnsi"/>
+          <w:b/>
+          <w:bCs/>
+          <w:color w:val="000000" w:themeColor="text1"/>
+          <w:sz w:val="20"/>
+          <w:szCs w:val="20"/>
+        </w:rPr>
+        <w:t>Spring</w:t>
+      </w:r>
+      <w:r>
+        <w:rPr>
+          <w:rFonts w:asciiTheme="minorHAnsi" w:hAnsiTheme="minorHAnsi" w:cstheme="minorHAnsi"/>
+          <w:color w:val="000000" w:themeColor="text1"/>
+          <w:sz w:val="20"/>
+          <w:szCs w:val="20"/>
+        </w:rPr>
+        <w:t xml:space="preserve"> and </w:t>
+      </w:r>
+      <w:r>
+        <w:rPr>
+          <w:rFonts w:asciiTheme="minorHAnsi" w:hAnsiTheme="minorHAnsi" w:cstheme="minorHAnsi"/>
+          <w:b/>
+          <w:bCs/>
+          <w:color w:val="000000" w:themeColor="text1"/>
+          <w:sz w:val="20"/>
+          <w:szCs w:val="20"/>
+        </w:rPr>
+        <w:t>Hibernate</w:t>
+      </w:r>
+      <w:r>
+        <w:rPr>
+          <w:rFonts w:asciiTheme="minorHAnsi" w:hAnsiTheme="minorHAnsi" w:cstheme="minorHAnsi"/>
+          <w:color w:val="000000" w:themeColor="text1"/>
+          <w:sz w:val="20"/>
+          <w:szCs w:val="20"/>
+        </w:rPr>
+        <w:t xml:space="preserve"> with </w:t>
+      </w:r>
+      <w:r>
+        <w:rPr>
+          <w:rFonts w:asciiTheme="minorHAnsi" w:hAnsiTheme="minorHAnsi" w:cstheme="minorHAnsi"/>
+          <w:b/>
+          <w:bCs/>
+          <w:color w:val="000000" w:themeColor="text1"/>
+          <w:sz w:val="20"/>
+          <w:szCs w:val="20"/>
+        </w:rPr>
+        <w:t>Spring ORM</w:t>
+      </w:r>
+      <w:r>
+        <w:rPr>
+          <w:rFonts w:asciiTheme="minorHAnsi" w:hAnsiTheme="minorHAnsi" w:cstheme="minorHAnsi"/>
+          <w:color w:val="000000" w:themeColor="text1"/>
+          <w:sz w:val="20"/>
+          <w:szCs w:val="20"/>
+        </w:rPr>
+        <w:t xml:space="preserve"> for optimized database interactions and seamless data handling.</w:t>
       </w:r>
     </w:p>
     <w:p>
@@ -8098,27 +7497,47 @@
           <w:sz w:val="20"/>
           <w:szCs w:val="20"/>
         </w:rPr>
-        <w:t xml:space="preserve">Created and tested stored procedures, triggers, and packages across environments using </w:t>
-      </w:r>
-      <w:r>
-        <w:rPr>
-          <w:rFonts w:asciiTheme="minorHAnsi" w:hAnsiTheme="minorHAnsi" w:cstheme="minorHAnsi"/>
-          <w:b/>
-          <w:bCs/>
-          <w:color w:val="000000" w:themeColor="text1"/>
-          <w:sz w:val="20"/>
-          <w:szCs w:val="20"/>
-        </w:rPr>
-        <w:t>TOAD and SQL Developer</w:t>
-      </w:r>
-      <w:r>
-        <w:rPr>
-          <w:rFonts w:asciiTheme="minorHAnsi" w:hAnsiTheme="minorHAnsi" w:cstheme="minorHAnsi"/>
-          <w:color w:val="000000" w:themeColor="text1"/>
-          <w:sz w:val="20"/>
-          <w:szCs w:val="20"/>
-        </w:rPr>
-        <w:t>.</w:t>
+        <w:t xml:space="preserve">Experienced in working with </w:t>
+      </w:r>
+      <w:r>
+        <w:rPr>
+          <w:rFonts w:asciiTheme="minorHAnsi" w:hAnsiTheme="minorHAnsi" w:cstheme="minorHAnsi"/>
+          <w:b/>
+          <w:bCs/>
+          <w:color w:val="000000" w:themeColor="text1"/>
+          <w:sz w:val="20"/>
+          <w:szCs w:val="20"/>
+        </w:rPr>
+        <w:t>Apache Kafka</w:t>
+      </w:r>
+      <w:r>
+        <w:rPr>
+          <w:rFonts w:asciiTheme="minorHAnsi" w:hAnsiTheme="minorHAnsi" w:cstheme="minorHAnsi"/>
+          <w:color w:val="000000" w:themeColor="text1"/>
+          <w:sz w:val="20"/>
+          <w:szCs w:val="20"/>
+        </w:rPr>
+        <w:t xml:space="preserve"> and setting up </w:t>
+      </w:r>
+      <w:r>
+        <w:rPr>
+          <w:rFonts w:asciiTheme="minorHAnsi" w:hAnsiTheme="minorHAnsi" w:cstheme="minorHAnsi"/>
+          <w:b/>
+          <w:bCs/>
+          <w:color w:val="000000" w:themeColor="text1"/>
+          <w:sz w:val="20"/>
+          <w:szCs w:val="20"/>
+        </w:rPr>
+        <w:t>Kafka</w:t>
+      </w:r>
+      <w:r>
+        <w:rPr>
+          <w:rFonts w:asciiTheme="minorHAnsi" w:hAnsiTheme="minorHAnsi" w:cstheme="minorHAnsi"/>
+          <w:color w:val="000000" w:themeColor="text1"/>
+          <w:sz w:val="20"/>
+          <w:szCs w:val="20"/>
+        </w:rPr>
+        <w:t xml:space="preserve"> clusters for efficient message streaming.</w:t>
       </w:r>
     </w:p>
     <w:p>
@@ -8145,67 +7564,27 @@
           <w:sz w:val="20"/>
           <w:szCs w:val="20"/>
         </w:rPr>
-        <w:t xml:space="preserve">Integrated </w:t>
-      </w:r>
-      <w:r>
-        <w:rPr>
-          <w:rFonts w:asciiTheme="minorHAnsi" w:hAnsiTheme="minorHAnsi" w:cstheme="minorHAnsi"/>
-          <w:b/>
-          <w:bCs/>
-          <w:color w:val="000000" w:themeColor="text1"/>
-          <w:sz w:val="20"/>
-          <w:szCs w:val="20"/>
-        </w:rPr>
-        <w:t>Spring</w:t>
-      </w:r>
-      <w:r>
-        <w:rPr>
-          <w:rFonts w:asciiTheme="minorHAnsi" w:hAnsiTheme="minorHAnsi" w:cstheme="minorHAnsi"/>
-          <w:color w:val="000000" w:themeColor="text1"/>
-          <w:sz w:val="20"/>
-          <w:szCs w:val="20"/>
-        </w:rPr>
-        <w:t xml:space="preserve"> and </w:t>
-      </w:r>
-      <w:r>
-        <w:rPr>
-          <w:rFonts w:asciiTheme="minorHAnsi" w:hAnsiTheme="minorHAnsi" w:cstheme="minorHAnsi"/>
-          <w:b/>
-          <w:bCs/>
-          <w:color w:val="000000" w:themeColor="text1"/>
-          <w:sz w:val="20"/>
-          <w:szCs w:val="20"/>
-        </w:rPr>
-        <w:t>Hibernate</w:t>
-      </w:r>
-      <w:r>
-        <w:rPr>
-          <w:rFonts w:asciiTheme="minorHAnsi" w:hAnsiTheme="minorHAnsi" w:cstheme="minorHAnsi"/>
-          <w:color w:val="000000" w:themeColor="text1"/>
-          <w:sz w:val="20"/>
-          <w:szCs w:val="20"/>
-        </w:rPr>
-        <w:t xml:space="preserve"> with </w:t>
-      </w:r>
-      <w:r>
-        <w:rPr>
-          <w:rFonts w:asciiTheme="minorHAnsi" w:hAnsiTheme="minorHAnsi" w:cstheme="minorHAnsi"/>
-          <w:b/>
-          <w:bCs/>
-          <w:color w:val="000000" w:themeColor="text1"/>
-          <w:sz w:val="20"/>
-          <w:szCs w:val="20"/>
-        </w:rPr>
-        <w:t>Spring ORM</w:t>
-      </w:r>
-      <w:r>
-        <w:rPr>
-          <w:rFonts w:asciiTheme="minorHAnsi" w:hAnsiTheme="minorHAnsi" w:cstheme="minorHAnsi"/>
-          <w:color w:val="000000" w:themeColor="text1"/>
-          <w:sz w:val="20"/>
-          <w:szCs w:val="20"/>
-        </w:rPr>
-        <w:t xml:space="preserve"> for optimized database interactions and seamless data handling.</w:t>
+        <w:t xml:space="preserve">Utilized </w:t>
+      </w:r>
+      <w:r>
+        <w:rPr>
+          <w:rFonts w:asciiTheme="minorHAnsi" w:hAnsiTheme="minorHAnsi" w:cstheme="minorHAnsi"/>
+          <w:b/>
+          <w:bCs/>
+          <w:color w:val="000000" w:themeColor="text1"/>
+          <w:sz w:val="20"/>
+          <w:szCs w:val="20"/>
+        </w:rPr>
+        <w:t>AWS S3</w:t>
+      </w:r>
+      <w:r>
+        <w:rPr>
+          <w:rFonts w:asciiTheme="minorHAnsi" w:hAnsiTheme="minorHAnsi" w:cstheme="minorHAnsi"/>
+          <w:color w:val="000000" w:themeColor="text1"/>
+          <w:sz w:val="20"/>
+          <w:szCs w:val="20"/>
+        </w:rPr>
+        <w:t xml:space="preserve"> for secure storage and retrieval with IAM-based access control.</w:t>
       </w:r>
     </w:p>
     <w:p>
@@ -8232,357 +7611,49 @@
           <w:sz w:val="20"/>
           <w:szCs w:val="20"/>
         </w:rPr>
-        <w:t xml:space="preserve">Experienced in working with </w:t>
-      </w:r>
-      <w:r>
-        <w:rPr>
-          <w:rFonts w:asciiTheme="minorHAnsi" w:hAnsiTheme="minorHAnsi" w:cstheme="minorHAnsi"/>
-          <w:b/>
-          <w:bCs/>
-          <w:color w:val="000000" w:themeColor="text1"/>
-          <w:sz w:val="20"/>
-          <w:szCs w:val="20"/>
-        </w:rPr>
-        <w:t>Apache Kafka</w:t>
-      </w:r>
-      <w:r>
-        <w:rPr>
-          <w:rFonts w:asciiTheme="minorHAnsi" w:hAnsiTheme="minorHAnsi" w:cstheme="minorHAnsi"/>
-          <w:color w:val="000000" w:themeColor="text1"/>
-          <w:sz w:val="20"/>
-          <w:szCs w:val="20"/>
-        </w:rPr>
-        <w:t xml:space="preserve"> and setting up </w:t>
-      </w:r>
-      <w:r>
-        <w:rPr>
-          <w:rFonts w:asciiTheme="minorHAnsi" w:hAnsiTheme="minorHAnsi" w:cstheme="minorHAnsi"/>
-          <w:b/>
-          <w:bCs/>
-          <w:color w:val="000000" w:themeColor="text1"/>
-          <w:sz w:val="20"/>
-          <w:szCs w:val="20"/>
-        </w:rPr>
-        <w:t>Kafka</w:t>
-      </w:r>
-      <w:r>
-        <w:rPr>
-          <w:rFonts w:asciiTheme="minorHAnsi" w:hAnsiTheme="minorHAnsi" w:cstheme="minorHAnsi"/>
-          <w:color w:val="000000" w:themeColor="text1"/>
-          <w:sz w:val="20"/>
-          <w:szCs w:val="20"/>
-        </w:rPr>
-        <w:t xml:space="preserve"> clusters for efficient message streaming.</w:t>
-      </w:r>
-    </w:p>
-    <w:p>
-      <w:pPr>
-        <w:widowControl w:val="0"/>
-        <w:numPr>
-          <w:ilvl w:val="0"/>
-          <w:numId w:val="9"/>
-        </w:numPr>
-        <w:spacing w:after="0"/>
-        <w:jc w:val="both"/>
-        <w:rPr>
-          <w:rFonts w:asciiTheme="minorHAnsi" w:hAnsiTheme="minorHAnsi" w:cstheme="minorHAnsi"/>
-          <w:color w:val="000000" w:themeColor="text1"/>
-          <w:sz w:val="20"/>
-          <w:szCs w:val="20"/>
-        </w:rPr>
-      </w:pPr>
-      <w:r>
-        <w:rPr>
-          <w:rFonts w:asciiTheme="minorHAnsi" w:hAnsiTheme="minorHAnsi" w:cstheme="minorHAnsi"/>
-          <w:color w:val="000000" w:themeColor="text1"/>
-          <w:sz w:val="20"/>
-          <w:szCs w:val="20"/>
-        </w:rPr>
-        <w:t xml:space="preserve">Implemented CI/CD pipelines in </w:t>
-      </w:r>
-      <w:r>
-        <w:rPr>
-          <w:rFonts w:asciiTheme="minorHAnsi" w:hAnsiTheme="minorHAnsi" w:cstheme="minorHAnsi"/>
-          <w:b/>
-          <w:bCs/>
-          <w:color w:val="000000" w:themeColor="text1"/>
-          <w:sz w:val="20"/>
-          <w:szCs w:val="20"/>
-        </w:rPr>
-        <w:t>Azure DevOps</w:t>
-      </w:r>
-      <w:r>
-        <w:rPr>
-          <w:rFonts w:asciiTheme="minorHAnsi" w:hAnsiTheme="minorHAnsi" w:cstheme="minorHAnsi"/>
-          <w:color w:val="000000" w:themeColor="text1"/>
-          <w:sz w:val="20"/>
-          <w:szCs w:val="20"/>
-        </w:rPr>
-        <w:t xml:space="preserve"> to automate build, test, and deployment of </w:t>
-      </w:r>
-      <w:r>
-        <w:rPr>
-          <w:rFonts w:asciiTheme="minorHAnsi" w:hAnsiTheme="minorHAnsi" w:cstheme="minorHAnsi"/>
-          <w:b/>
-          <w:bCs/>
-          <w:color w:val="000000" w:themeColor="text1"/>
-          <w:sz w:val="20"/>
-          <w:szCs w:val="20"/>
-        </w:rPr>
-        <w:t>NodeJS</w:t>
-      </w:r>
-      <w:r>
-        <w:rPr>
-          <w:rFonts w:asciiTheme="minorHAnsi" w:hAnsiTheme="minorHAnsi" w:cstheme="minorHAnsi"/>
-          <w:color w:val="000000" w:themeColor="text1"/>
-          <w:sz w:val="20"/>
-          <w:szCs w:val="20"/>
-        </w:rPr>
-        <w:t xml:space="preserve"> and </w:t>
-      </w:r>
-      <w:r>
-        <w:rPr>
-          <w:rFonts w:asciiTheme="minorHAnsi" w:hAnsiTheme="minorHAnsi" w:cstheme="minorHAnsi"/>
-          <w:b/>
-          <w:bCs/>
-          <w:color w:val="000000" w:themeColor="text1"/>
-          <w:sz w:val="20"/>
-          <w:szCs w:val="20"/>
-        </w:rPr>
-        <w:t xml:space="preserve">ReactJS </w:t>
-      </w:r>
-      <w:r>
-        <w:rPr>
-          <w:rFonts w:asciiTheme="minorHAnsi" w:hAnsiTheme="minorHAnsi" w:cstheme="minorHAnsi"/>
-          <w:color w:val="000000" w:themeColor="text1"/>
-          <w:sz w:val="20"/>
-          <w:szCs w:val="20"/>
-        </w:rPr>
-        <w:t>applications.</w:t>
-      </w:r>
-    </w:p>
-    <w:p>
-      <w:pPr>
-        <w:widowControl w:val="0"/>
-        <w:numPr>
-          <w:ilvl w:val="0"/>
-          <w:numId w:val="9"/>
-        </w:numPr>
-        <w:spacing w:after="0"/>
-        <w:jc w:val="both"/>
-        <w:rPr>
-          <w:rFonts w:asciiTheme="minorHAnsi" w:hAnsiTheme="minorHAnsi" w:cstheme="minorHAnsi"/>
-          <w:color w:val="000000" w:themeColor="text1"/>
-          <w:sz w:val="20"/>
-          <w:szCs w:val="20"/>
-        </w:rPr>
-      </w:pPr>
-      <w:r>
-        <w:rPr>
-          <w:rFonts w:asciiTheme="minorHAnsi" w:hAnsiTheme="minorHAnsi" w:cstheme="minorHAnsi"/>
-          <w:color w:val="000000" w:themeColor="text1"/>
-          <w:sz w:val="20"/>
-          <w:szCs w:val="20"/>
-        </w:rPr>
-        <w:t xml:space="preserve">Configured </w:t>
-      </w:r>
-      <w:r>
-        <w:rPr>
-          <w:rFonts w:asciiTheme="minorHAnsi" w:hAnsiTheme="minorHAnsi" w:cstheme="minorHAnsi"/>
-          <w:b/>
-          <w:bCs/>
-          <w:color w:val="000000" w:themeColor="text1"/>
-          <w:sz w:val="20"/>
-          <w:szCs w:val="20"/>
-        </w:rPr>
-        <w:t>Azure SQL Database</w:t>
-      </w:r>
-      <w:r>
-        <w:rPr>
-          <w:rFonts w:asciiTheme="minorHAnsi" w:hAnsiTheme="minorHAnsi" w:cstheme="minorHAnsi"/>
-          <w:color w:val="000000" w:themeColor="text1"/>
-          <w:sz w:val="20"/>
-          <w:szCs w:val="20"/>
-        </w:rPr>
-        <w:t xml:space="preserve"> and managed </w:t>
-      </w:r>
-      <w:r>
-        <w:rPr>
-          <w:rFonts w:asciiTheme="minorHAnsi" w:hAnsiTheme="minorHAnsi" w:cstheme="minorHAnsi"/>
-          <w:b/>
-          <w:bCs/>
-          <w:color w:val="000000" w:themeColor="text1"/>
-          <w:sz w:val="20"/>
-          <w:szCs w:val="20"/>
-        </w:rPr>
-        <w:t>PL/SQL</w:t>
-      </w:r>
-      <w:r>
-        <w:rPr>
-          <w:rFonts w:asciiTheme="minorHAnsi" w:hAnsiTheme="minorHAnsi" w:cstheme="minorHAnsi"/>
-          <w:color w:val="000000" w:themeColor="text1"/>
-          <w:sz w:val="20"/>
-          <w:szCs w:val="20"/>
-        </w:rPr>
-        <w:t xml:space="preserve"> scripts for transactional and analytical workloads.</w:t>
-      </w:r>
-    </w:p>
-    <w:p>
-      <w:pPr>
-        <w:widowControl w:val="0"/>
-        <w:numPr>
-          <w:ilvl w:val="0"/>
-          <w:numId w:val="9"/>
-        </w:numPr>
-        <w:spacing w:after="0"/>
-        <w:jc w:val="both"/>
-        <w:rPr>
-          <w:rFonts w:asciiTheme="minorHAnsi" w:hAnsiTheme="minorHAnsi" w:cstheme="minorHAnsi"/>
-          <w:color w:val="000000" w:themeColor="text1"/>
-          <w:sz w:val="20"/>
-          <w:szCs w:val="20"/>
-        </w:rPr>
-      </w:pPr>
-      <w:r>
-        <w:rPr>
-          <w:rFonts w:asciiTheme="minorHAnsi" w:hAnsiTheme="minorHAnsi" w:cstheme="minorHAnsi"/>
-          <w:color w:val="000000" w:themeColor="text1"/>
-          <w:sz w:val="20"/>
-          <w:szCs w:val="20"/>
-        </w:rPr>
-        <w:t xml:space="preserve">Deployed applications to </w:t>
-      </w:r>
-      <w:r>
-        <w:rPr>
-          <w:rFonts w:asciiTheme="minorHAnsi" w:hAnsiTheme="minorHAnsi" w:cstheme="minorHAnsi"/>
-          <w:b/>
-          <w:bCs/>
-          <w:color w:val="000000" w:themeColor="text1"/>
-          <w:sz w:val="20"/>
-          <w:szCs w:val="20"/>
-        </w:rPr>
-        <w:t>Azure Cloud</w:t>
-      </w:r>
-      <w:r>
-        <w:rPr>
-          <w:rFonts w:asciiTheme="minorHAnsi" w:hAnsiTheme="minorHAnsi" w:cstheme="minorHAnsi"/>
-          <w:color w:val="000000" w:themeColor="text1"/>
-          <w:sz w:val="20"/>
-          <w:szCs w:val="20"/>
-        </w:rPr>
-        <w:t xml:space="preserve"> using App Services, Azure Functions, and containerized solutions.</w:t>
-      </w:r>
-    </w:p>
-    <w:p>
-      <w:pPr>
-        <w:widowControl w:val="0"/>
-        <w:numPr>
-          <w:ilvl w:val="0"/>
-          <w:numId w:val="9"/>
-        </w:numPr>
-        <w:spacing w:after="0"/>
-        <w:jc w:val="both"/>
-        <w:rPr>
-          <w:rFonts w:asciiTheme="minorHAnsi" w:hAnsiTheme="minorHAnsi" w:cstheme="minorHAnsi"/>
-          <w:color w:val="000000" w:themeColor="text1"/>
-          <w:sz w:val="20"/>
-          <w:szCs w:val="20"/>
-        </w:rPr>
-      </w:pPr>
-      <w:r>
-        <w:rPr>
-          <w:rFonts w:asciiTheme="minorHAnsi" w:hAnsiTheme="minorHAnsi" w:cstheme="minorHAnsi"/>
-          <w:color w:val="000000" w:themeColor="text1"/>
-          <w:sz w:val="20"/>
-          <w:szCs w:val="20"/>
-        </w:rPr>
-        <w:t xml:space="preserve">Automated risk engine deployment with </w:t>
-      </w:r>
-      <w:r>
-        <w:rPr>
-          <w:rFonts w:asciiTheme="minorHAnsi" w:hAnsiTheme="minorHAnsi" w:cstheme="minorHAnsi"/>
-          <w:b/>
-          <w:bCs/>
-          <w:color w:val="000000" w:themeColor="text1"/>
-          <w:sz w:val="20"/>
-          <w:szCs w:val="20"/>
-        </w:rPr>
-        <w:t>Azure DevOps</w:t>
-      </w:r>
-      <w:r>
-        <w:rPr>
-          <w:rFonts w:asciiTheme="minorHAnsi" w:hAnsiTheme="minorHAnsi" w:cstheme="minorHAnsi"/>
-          <w:color w:val="000000" w:themeColor="text1"/>
-          <w:sz w:val="20"/>
-          <w:szCs w:val="20"/>
-        </w:rPr>
-        <w:t xml:space="preserve"> pipelines, integrating</w:t>
-      </w:r>
-      <w:r>
-        <w:rPr>
-          <w:rFonts w:asciiTheme="minorHAnsi" w:hAnsiTheme="minorHAnsi" w:cstheme="minorHAnsi"/>
-          <w:b/>
-          <w:bCs/>
-          <w:color w:val="000000" w:themeColor="text1"/>
-          <w:sz w:val="20"/>
-          <w:szCs w:val="20"/>
-        </w:rPr>
-        <w:t xml:space="preserve"> SonarQube</w:t>
-      </w:r>
-      <w:r>
-        <w:rPr>
-          <w:rFonts w:asciiTheme="minorHAnsi" w:hAnsiTheme="minorHAnsi" w:cstheme="minorHAnsi"/>
-          <w:color w:val="000000" w:themeColor="text1"/>
-          <w:sz w:val="20"/>
-          <w:szCs w:val="20"/>
-        </w:rPr>
-        <w:t xml:space="preserve"> for static code analysis.</w:t>
-      </w:r>
-    </w:p>
-    <w:p>
-      <w:pPr>
-        <w:widowControl w:val="0"/>
-        <w:numPr>
-          <w:ilvl w:val="0"/>
-          <w:numId w:val="9"/>
-        </w:numPr>
-        <w:spacing w:after="0"/>
-        <w:jc w:val="both"/>
-        <w:rPr>
-          <w:rFonts w:asciiTheme="minorHAnsi" w:hAnsiTheme="minorHAnsi" w:cstheme="minorHAnsi"/>
-          <w:color w:val="000000" w:themeColor="text1"/>
-          <w:sz w:val="20"/>
-          <w:szCs w:val="20"/>
-        </w:rPr>
-      </w:pPr>
-      <w:r>
-        <w:rPr>
-          <w:rFonts w:asciiTheme="minorHAnsi" w:hAnsiTheme="minorHAnsi" w:cstheme="minorHAnsi"/>
-          <w:color w:val="000000" w:themeColor="text1"/>
-          <w:sz w:val="20"/>
-          <w:szCs w:val="20"/>
-        </w:rPr>
-        <w:t xml:space="preserve">Migrated financial services apps to </w:t>
-      </w:r>
-      <w:r>
-        <w:rPr>
-          <w:rFonts w:asciiTheme="minorHAnsi" w:hAnsiTheme="minorHAnsi" w:cstheme="minorHAnsi"/>
-          <w:b/>
-          <w:bCs/>
-          <w:color w:val="000000" w:themeColor="text1"/>
-          <w:sz w:val="20"/>
-          <w:szCs w:val="20"/>
-        </w:rPr>
-        <w:t>Azure Kubernetes Service (AKS)</w:t>
-      </w:r>
-      <w:r>
-        <w:rPr>
-          <w:rFonts w:asciiTheme="minorHAnsi" w:hAnsiTheme="minorHAnsi" w:cstheme="minorHAnsi"/>
-          <w:color w:val="000000" w:themeColor="text1"/>
-          <w:sz w:val="20"/>
-          <w:szCs w:val="20"/>
-        </w:rPr>
-        <w:t xml:space="preserve"> for horizontal scalability and faster deployments.</w:t>
+        <w:t xml:space="preserve">Implemented Automated Cloud Deployments using </w:t>
+      </w:r>
+      <w:r>
+        <w:rPr>
+          <w:rFonts w:asciiTheme="minorHAnsi" w:hAnsiTheme="minorHAnsi" w:cstheme="minorHAnsi"/>
+          <w:b/>
+          <w:bCs/>
+          <w:color w:val="000000" w:themeColor="text1"/>
+          <w:sz w:val="20"/>
+          <w:szCs w:val="20"/>
+        </w:rPr>
+        <w:t>AWS CloudFormation</w:t>
+      </w:r>
+      <w:r>
+        <w:rPr>
+          <w:rFonts w:asciiTheme="minorHAnsi" w:hAnsiTheme="minorHAnsi" w:cstheme="minorHAnsi"/>
+          <w:color w:val="000000" w:themeColor="text1"/>
+          <w:sz w:val="20"/>
+          <w:szCs w:val="20"/>
+        </w:rPr>
+        <w:t xml:space="preserve"> templates and </w:t>
+      </w:r>
+      <w:r>
+        <w:rPr>
+          <w:rFonts w:asciiTheme="minorHAnsi" w:hAnsiTheme="minorHAnsi" w:cstheme="minorHAnsi"/>
+          <w:b/>
+          <w:bCs/>
+          <w:color w:val="000000" w:themeColor="text1"/>
+          <w:sz w:val="20"/>
+          <w:szCs w:val="20"/>
+        </w:rPr>
+        <w:t>terraform</w:t>
+      </w:r>
+      <w:r>
+        <w:rPr>
+          <w:rFonts w:asciiTheme="minorHAnsi" w:hAnsiTheme="minorHAnsi" w:cstheme="minorHAnsi"/>
+          <w:b/>
+          <w:bCs/>
+          <w:color w:val="000000" w:themeColor="text1"/>
+          <w:sz w:val="20"/>
+          <w:szCs w:val="20"/>
+        </w:rPr>
+        <w:t>.</w:t>
       </w:r>
     </w:p>
     <w:p>
@@ -8749,7 +7820,6 @@
           <w:sz w:val="20"/>
           <w:szCs w:val="20"/>
         </w:rPr>
-        <w:lastRenderedPageBreak/>
         <w:t>Environment</w:t>
       </w:r>
       <w:r>
@@ -9012,7 +8082,19 @@
           <w:szCs w:val="20"/>
           <w:highlight w:val="lightGray"/>
         </w:rPr>
-        <w:t>The company is a leader in dialysis treatments and provides life-saving therapies to patients worldwide. Developed a HIPAA-compliant Revenue Cycle Management (RCM) system to streamline claims processing, eligibility verification, and payment remittance for Fresenius Medical Care. The project focused on integrating HL7 interfaces with major Electronic Health Record (EHR) systems like Epic, Cerner, and Meditech, ensuring seamless healthcare data interoperability and compliance with EDI (Electronic Data Interchange) transactions</w:t>
+        <w:t xml:space="preserve">The company is a leader in dialysis treatments and provides life-saving therapies to patients worldwide. Developed a HIPAA-compliant Revenue Cycle Management (RCM) system to streamline claims processing, eligibility verification, and payment remittance for Fresenius Medical Care. The project focused on integrating HL7 interfaces with major Electronic Health Record (EHR) systems like Epic, </w:t>
+      </w:r>
+      <w:r>
+        <w:rPr>
+          <w:rFonts w:asciiTheme="minorHAnsi" w:hAnsiTheme="minorHAnsi" w:cstheme="minorHAnsi"/>
+          <w:bCs/>
+          <w:color w:val="000000" w:themeColor="text1"/>
+          <w:sz w:val="20"/>
+          <w:szCs w:val="20"/>
+          <w:highlight w:val="lightGray"/>
+        </w:rPr>
+        <w:lastRenderedPageBreak/>
+        <w:t>Cerner, and Meditech, ensuring seamless healthcare data interoperability and compliance with EDI (Electronic Data Interchange) transactions</w:t>
       </w:r>
     </w:p>
     <w:p>
@@ -9897,47 +8979,47 @@
           <w:sz w:val="20"/>
           <w:szCs w:val="20"/>
         </w:rPr>
-        <w:t xml:space="preserve">Designed and optimized </w:t>
-      </w:r>
-      <w:r>
-        <w:rPr>
-          <w:rFonts w:asciiTheme="minorHAnsi" w:hAnsiTheme="minorHAnsi" w:cstheme="minorHAnsi"/>
-          <w:b/>
-          <w:bCs/>
-          <w:color w:val="000000" w:themeColor="text1"/>
-          <w:sz w:val="20"/>
-          <w:szCs w:val="20"/>
-        </w:rPr>
-        <w:t>SQL</w:t>
-      </w:r>
-      <w:r>
-        <w:rPr>
-          <w:rFonts w:asciiTheme="minorHAnsi" w:hAnsiTheme="minorHAnsi" w:cstheme="minorHAnsi"/>
-          <w:color w:val="000000" w:themeColor="text1"/>
-          <w:sz w:val="20"/>
-          <w:szCs w:val="20"/>
-        </w:rPr>
-        <w:t xml:space="preserve"> queries on </w:t>
-      </w:r>
-      <w:r>
-        <w:rPr>
-          <w:rFonts w:asciiTheme="minorHAnsi" w:hAnsiTheme="minorHAnsi" w:cstheme="minorHAnsi"/>
-          <w:b/>
-          <w:bCs/>
-          <w:color w:val="000000" w:themeColor="text1"/>
-          <w:sz w:val="20"/>
-          <w:szCs w:val="20"/>
-        </w:rPr>
-        <w:t>DB2 (LUW, z/OS)</w:t>
-      </w:r>
-      <w:r>
-        <w:rPr>
-          <w:rFonts w:asciiTheme="minorHAnsi" w:hAnsiTheme="minorHAnsi" w:cstheme="minorHAnsi"/>
-          <w:color w:val="000000" w:themeColor="text1"/>
-          <w:sz w:val="20"/>
-          <w:szCs w:val="20"/>
-        </w:rPr>
-        <w:t xml:space="preserve"> for high-performance transactional systems.</w:t>
+        <w:t>Participated in database upgrades and patching for</w:t>
+      </w:r>
+      <w:r>
+        <w:rPr>
+          <w:rFonts w:asciiTheme="minorHAnsi" w:hAnsiTheme="minorHAnsi" w:cstheme="minorHAnsi"/>
+          <w:b/>
+          <w:bCs/>
+          <w:color w:val="000000" w:themeColor="text1"/>
+          <w:sz w:val="20"/>
+          <w:szCs w:val="20"/>
+        </w:rPr>
+        <w:t xml:space="preserve"> Oracle</w:t>
+      </w:r>
+      <w:r>
+        <w:rPr>
+          <w:rFonts w:asciiTheme="minorHAnsi" w:hAnsiTheme="minorHAnsi" w:cstheme="minorHAnsi"/>
+          <w:color w:val="000000" w:themeColor="text1"/>
+          <w:sz w:val="20"/>
+          <w:szCs w:val="20"/>
+        </w:rPr>
+        <w:t xml:space="preserve"> and </w:t>
+      </w:r>
+      <w:r>
+        <w:rPr>
+          <w:rFonts w:asciiTheme="minorHAnsi" w:hAnsiTheme="minorHAnsi" w:cstheme="minorHAnsi"/>
+          <w:b/>
+          <w:bCs/>
+          <w:color w:val="000000" w:themeColor="text1"/>
+          <w:sz w:val="20"/>
+          <w:szCs w:val="20"/>
+        </w:rPr>
+        <w:t>SQL Server</w:t>
+      </w:r>
+      <w:r>
+        <w:rPr>
+          <w:rFonts w:asciiTheme="minorHAnsi" w:hAnsiTheme="minorHAnsi" w:cstheme="minorHAnsi"/>
+          <w:color w:val="000000" w:themeColor="text1"/>
+          <w:sz w:val="20"/>
+          <w:szCs w:val="20"/>
+        </w:rPr>
+        <w:t xml:space="preserve"> to ensure compliance and stability.</w:t>
       </w:r>
     </w:p>
     <w:p>
@@ -10075,60 +9157,47 @@
           <w:sz w:val="20"/>
           <w:szCs w:val="20"/>
         </w:rPr>
-        <w:t xml:space="preserve">Used </w:t>
-      </w:r>
-      <w:r>
-        <w:rPr>
-          <w:rFonts w:asciiTheme="minorHAnsi" w:hAnsiTheme="minorHAnsi" w:cstheme="minorHAnsi"/>
-          <w:b/>
-          <w:bCs/>
-          <w:color w:val="000000" w:themeColor="text1"/>
-          <w:sz w:val="20"/>
-          <w:szCs w:val="20"/>
-        </w:rPr>
-        <w:t>Python</w:t>
-      </w:r>
-      <w:r>
-        <w:rPr>
-          <w:rFonts w:asciiTheme="minorHAnsi" w:hAnsiTheme="minorHAnsi" w:cstheme="minorHAnsi"/>
-          <w:color w:val="000000" w:themeColor="text1"/>
-          <w:sz w:val="20"/>
-          <w:szCs w:val="20"/>
-        </w:rPr>
-        <w:t xml:space="preserve"> frameworks such as </w:t>
-      </w:r>
-      <w:r>
-        <w:rPr>
-          <w:rFonts w:asciiTheme="minorHAnsi" w:hAnsiTheme="minorHAnsi" w:cstheme="minorHAnsi"/>
-          <w:b/>
-          <w:bCs/>
-          <w:color w:val="000000" w:themeColor="text1"/>
-          <w:sz w:val="20"/>
-          <w:szCs w:val="20"/>
-        </w:rPr>
-        <w:t xml:space="preserve">Scikit-learn, TensorFlow, or </w:t>
-      </w:r>
-      <w:proofErr w:type="spellStart"/>
-      <w:r>
-        <w:rPr>
-          <w:rFonts w:asciiTheme="minorHAnsi" w:hAnsiTheme="minorHAnsi" w:cstheme="minorHAnsi"/>
-          <w:b/>
-          <w:bCs/>
-          <w:color w:val="000000" w:themeColor="text1"/>
-          <w:sz w:val="20"/>
-          <w:szCs w:val="20"/>
-        </w:rPr>
-        <w:t>PyTorch</w:t>
-      </w:r>
-      <w:proofErr w:type="spellEnd"/>
-      <w:r>
-        <w:rPr>
-          <w:rFonts w:asciiTheme="minorHAnsi" w:hAnsiTheme="minorHAnsi" w:cstheme="minorHAnsi"/>
-          <w:color w:val="000000" w:themeColor="text1"/>
-          <w:sz w:val="20"/>
-          <w:szCs w:val="20"/>
-        </w:rPr>
-        <w:t xml:space="preserve"> to experiment with ML/DL models.</w:t>
+        <w:t xml:space="preserve">Implemented </w:t>
+      </w:r>
+      <w:r>
+        <w:rPr>
+          <w:rFonts w:asciiTheme="minorHAnsi" w:hAnsiTheme="minorHAnsi" w:cstheme="minorHAnsi"/>
+          <w:b/>
+          <w:bCs/>
+          <w:color w:val="000000" w:themeColor="text1"/>
+          <w:sz w:val="20"/>
+          <w:szCs w:val="20"/>
+        </w:rPr>
+        <w:t>role-based access control (RBAC)</w:t>
+      </w:r>
+      <w:r>
+        <w:rPr>
+          <w:rFonts w:asciiTheme="minorHAnsi" w:hAnsiTheme="minorHAnsi" w:cstheme="minorHAnsi"/>
+          <w:color w:val="000000" w:themeColor="text1"/>
+          <w:sz w:val="20"/>
+          <w:szCs w:val="20"/>
+        </w:rPr>
+        <w:t xml:space="preserve"> in </w:t>
+      </w:r>
+      <w:r>
+        <w:rPr>
+          <w:rFonts w:asciiTheme="minorHAnsi" w:hAnsiTheme="minorHAnsi" w:cstheme="minorHAnsi"/>
+          <w:b/>
+          <w:bCs/>
+          <w:color w:val="000000" w:themeColor="text1"/>
+          <w:sz w:val="20"/>
+          <w:szCs w:val="20"/>
+        </w:rPr>
+        <w:t>Oracle DB</w:t>
+      </w:r>
+      <w:r>
+        <w:rPr>
+          <w:rFonts w:asciiTheme="minorHAnsi" w:hAnsiTheme="minorHAnsi" w:cstheme="minorHAnsi"/>
+          <w:color w:val="000000" w:themeColor="text1"/>
+          <w:sz w:val="20"/>
+          <w:szCs w:val="20"/>
+        </w:rPr>
+        <w:t>, assigning privileges based on user roles and responsibilities.</w:t>
       </w:r>
     </w:p>
     <w:p>
@@ -10154,47 +9223,27 @@
           <w:sz w:val="20"/>
           <w:szCs w:val="20"/>
         </w:rPr>
-        <w:t xml:space="preserve">Managed application deployments on </w:t>
-      </w:r>
-      <w:r>
-        <w:rPr>
-          <w:rFonts w:asciiTheme="minorHAnsi" w:hAnsiTheme="minorHAnsi" w:cstheme="minorHAnsi"/>
-          <w:b/>
-          <w:bCs/>
-          <w:color w:val="000000" w:themeColor="text1"/>
-          <w:sz w:val="20"/>
-          <w:szCs w:val="20"/>
-        </w:rPr>
-        <w:t>WebSphere 9</w:t>
-      </w:r>
-      <w:r>
-        <w:rPr>
-          <w:rFonts w:asciiTheme="minorHAnsi" w:hAnsiTheme="minorHAnsi" w:cstheme="minorHAnsi"/>
-          <w:color w:val="000000" w:themeColor="text1"/>
-          <w:sz w:val="20"/>
-          <w:szCs w:val="20"/>
-        </w:rPr>
-        <w:t xml:space="preserve"> and </w:t>
-      </w:r>
-      <w:r>
-        <w:rPr>
-          <w:rFonts w:asciiTheme="minorHAnsi" w:hAnsiTheme="minorHAnsi" w:cstheme="minorHAnsi"/>
-          <w:b/>
-          <w:bCs/>
-          <w:color w:val="000000" w:themeColor="text1"/>
-          <w:sz w:val="20"/>
-          <w:szCs w:val="20"/>
-        </w:rPr>
-        <w:t>JBoss 7</w:t>
-      </w:r>
-      <w:r>
-        <w:rPr>
-          <w:rFonts w:asciiTheme="minorHAnsi" w:hAnsiTheme="minorHAnsi" w:cstheme="minorHAnsi"/>
-          <w:color w:val="000000" w:themeColor="text1"/>
-          <w:sz w:val="20"/>
-          <w:szCs w:val="20"/>
-        </w:rPr>
-        <w:t xml:space="preserve"> with automated build and release processes.</w:t>
+        <w:t xml:space="preserve">Leveraged </w:t>
+      </w:r>
+      <w:r>
+        <w:rPr>
+          <w:rFonts w:asciiTheme="minorHAnsi" w:hAnsiTheme="minorHAnsi" w:cstheme="minorHAnsi"/>
+          <w:b/>
+          <w:bCs/>
+          <w:color w:val="000000" w:themeColor="text1"/>
+          <w:sz w:val="20"/>
+          <w:szCs w:val="20"/>
+        </w:rPr>
+        <w:t>Google Cloud Storage (GCS</w:t>
+      </w:r>
+      <w:r>
+        <w:rPr>
+          <w:rFonts w:asciiTheme="minorHAnsi" w:hAnsiTheme="minorHAnsi" w:cstheme="minorHAnsi"/>
+          <w:color w:val="000000" w:themeColor="text1"/>
+          <w:sz w:val="20"/>
+          <w:szCs w:val="20"/>
+        </w:rPr>
+        <w:t>) for secure, HIPAA-compliant storage of patient records.</w:t>
       </w:r>
     </w:p>
     <w:p>
@@ -10220,27 +9269,27 @@
           <w:sz w:val="20"/>
           <w:szCs w:val="20"/>
         </w:rPr>
-        <w:t xml:space="preserve">Leveraged </w:t>
-      </w:r>
-      <w:r>
-        <w:rPr>
-          <w:rFonts w:asciiTheme="minorHAnsi" w:hAnsiTheme="minorHAnsi" w:cstheme="minorHAnsi"/>
-          <w:b/>
-          <w:bCs/>
-          <w:color w:val="000000" w:themeColor="text1"/>
-          <w:sz w:val="20"/>
-          <w:szCs w:val="20"/>
-        </w:rPr>
-        <w:t>Google Cloud Storage (GCS</w:t>
-      </w:r>
-      <w:r>
-        <w:rPr>
-          <w:rFonts w:asciiTheme="minorHAnsi" w:hAnsiTheme="minorHAnsi" w:cstheme="minorHAnsi"/>
-          <w:color w:val="000000" w:themeColor="text1"/>
-          <w:sz w:val="20"/>
-          <w:szCs w:val="20"/>
-        </w:rPr>
-        <w:t>) for secure, HIPAA-compliant storage of patient records.</w:t>
+        <w:t xml:space="preserve">Used </w:t>
+      </w:r>
+      <w:r>
+        <w:rPr>
+          <w:rFonts w:asciiTheme="minorHAnsi" w:hAnsiTheme="minorHAnsi" w:cstheme="minorHAnsi"/>
+          <w:b/>
+          <w:bCs/>
+          <w:color w:val="000000" w:themeColor="text1"/>
+          <w:sz w:val="20"/>
+          <w:szCs w:val="20"/>
+        </w:rPr>
+        <w:t xml:space="preserve">Google Cloud Pub/Sub </w:t>
+      </w:r>
+      <w:r>
+        <w:rPr>
+          <w:rFonts w:asciiTheme="minorHAnsi" w:hAnsiTheme="minorHAnsi" w:cstheme="minorHAnsi"/>
+          <w:color w:val="000000" w:themeColor="text1"/>
+          <w:sz w:val="20"/>
+          <w:szCs w:val="20"/>
+        </w:rPr>
+        <w:t>for real-time messaging and alerts (e.g., patient appointments).</w:t>
       </w:r>
     </w:p>
     <w:p>
@@ -10266,27 +9315,47 @@
           <w:sz w:val="20"/>
           <w:szCs w:val="20"/>
         </w:rPr>
-        <w:t xml:space="preserve">Used </w:t>
-      </w:r>
-      <w:r>
-        <w:rPr>
-          <w:rFonts w:asciiTheme="minorHAnsi" w:hAnsiTheme="minorHAnsi" w:cstheme="minorHAnsi"/>
-          <w:b/>
-          <w:bCs/>
-          <w:color w:val="000000" w:themeColor="text1"/>
-          <w:sz w:val="20"/>
-          <w:szCs w:val="20"/>
-        </w:rPr>
-        <w:t xml:space="preserve">Google Cloud Pub/Sub </w:t>
-      </w:r>
-      <w:r>
-        <w:rPr>
-          <w:rFonts w:asciiTheme="minorHAnsi" w:hAnsiTheme="minorHAnsi" w:cstheme="minorHAnsi"/>
-          <w:color w:val="000000" w:themeColor="text1"/>
-          <w:sz w:val="20"/>
-          <w:szCs w:val="20"/>
-        </w:rPr>
-        <w:t>for real-time messaging and alerts (e.g., patient appointments).</w:t>
+        <w:t xml:space="preserve">Created </w:t>
+      </w:r>
+      <w:r>
+        <w:rPr>
+          <w:rFonts w:asciiTheme="minorHAnsi" w:hAnsiTheme="minorHAnsi" w:cstheme="minorHAnsi"/>
+          <w:b/>
+          <w:bCs/>
+          <w:color w:val="000000" w:themeColor="text1"/>
+          <w:sz w:val="20"/>
+          <w:szCs w:val="20"/>
+        </w:rPr>
+        <w:t>Docke</w:t>
+      </w:r>
+      <w:r>
+        <w:rPr>
+          <w:rFonts w:asciiTheme="minorHAnsi" w:hAnsiTheme="minorHAnsi" w:cstheme="minorHAnsi"/>
+          <w:color w:val="000000" w:themeColor="text1"/>
+          <w:sz w:val="20"/>
+          <w:szCs w:val="20"/>
+        </w:rPr>
+        <w:t xml:space="preserve">r containers for microservices and orchestrated them using </w:t>
+      </w:r>
+      <w:r>
+        <w:rPr>
+          <w:rFonts w:asciiTheme="minorHAnsi" w:hAnsiTheme="minorHAnsi" w:cstheme="minorHAnsi"/>
+          <w:b/>
+          <w:bCs/>
+          <w:color w:val="000000" w:themeColor="text1"/>
+          <w:sz w:val="20"/>
+          <w:szCs w:val="20"/>
+        </w:rPr>
+        <w:t>Kubernetes</w:t>
+      </w:r>
+      <w:r>
+        <w:rPr>
+          <w:rFonts w:asciiTheme="minorHAnsi" w:hAnsiTheme="minorHAnsi" w:cstheme="minorHAnsi"/>
+          <w:color w:val="000000" w:themeColor="text1"/>
+          <w:sz w:val="20"/>
+          <w:szCs w:val="20"/>
+        </w:rPr>
+        <w:t xml:space="preserve"> for high availability.</w:t>
       </w:r>
     </w:p>
     <w:p>
@@ -10312,47 +9381,47 @@
           <w:sz w:val="20"/>
           <w:szCs w:val="20"/>
         </w:rPr>
-        <w:t xml:space="preserve">Created </w:t>
-      </w:r>
-      <w:r>
-        <w:rPr>
-          <w:rFonts w:asciiTheme="minorHAnsi" w:hAnsiTheme="minorHAnsi" w:cstheme="minorHAnsi"/>
-          <w:b/>
-          <w:bCs/>
-          <w:color w:val="000000" w:themeColor="text1"/>
-          <w:sz w:val="20"/>
-          <w:szCs w:val="20"/>
-        </w:rPr>
-        <w:t>Docke</w:t>
-      </w:r>
-      <w:r>
-        <w:rPr>
-          <w:rFonts w:asciiTheme="minorHAnsi" w:hAnsiTheme="minorHAnsi" w:cstheme="minorHAnsi"/>
-          <w:color w:val="000000" w:themeColor="text1"/>
-          <w:sz w:val="20"/>
-          <w:szCs w:val="20"/>
-        </w:rPr>
-        <w:t xml:space="preserve">r containers for microservices and orchestrated them using </w:t>
-      </w:r>
-      <w:r>
-        <w:rPr>
-          <w:rFonts w:asciiTheme="minorHAnsi" w:hAnsiTheme="minorHAnsi" w:cstheme="minorHAnsi"/>
-          <w:b/>
-          <w:bCs/>
-          <w:color w:val="000000" w:themeColor="text1"/>
-          <w:sz w:val="20"/>
-          <w:szCs w:val="20"/>
-        </w:rPr>
-        <w:t>Kubernetes</w:t>
-      </w:r>
-      <w:r>
-        <w:rPr>
-          <w:rFonts w:asciiTheme="minorHAnsi" w:hAnsiTheme="minorHAnsi" w:cstheme="minorHAnsi"/>
-          <w:color w:val="000000" w:themeColor="text1"/>
-          <w:sz w:val="20"/>
-          <w:szCs w:val="20"/>
-        </w:rPr>
-        <w:t xml:space="preserve"> for high availability.</w:t>
+        <w:t xml:space="preserve">Developed deployment and maintenance scripts using </w:t>
+      </w:r>
+      <w:r>
+        <w:rPr>
+          <w:rFonts w:asciiTheme="minorHAnsi" w:hAnsiTheme="minorHAnsi" w:cstheme="minorHAnsi"/>
+          <w:b/>
+          <w:bCs/>
+          <w:color w:val="000000" w:themeColor="text1"/>
+          <w:sz w:val="20"/>
+          <w:szCs w:val="20"/>
+        </w:rPr>
+        <w:t>Jenkins, Docker</w:t>
+      </w:r>
+      <w:r>
+        <w:rPr>
+          <w:rFonts w:asciiTheme="minorHAnsi" w:hAnsiTheme="minorHAnsi" w:cstheme="minorHAnsi"/>
+          <w:color w:val="000000" w:themeColor="text1"/>
+          <w:sz w:val="20"/>
+          <w:szCs w:val="20"/>
+        </w:rPr>
+        <w:t xml:space="preserve">, and </w:t>
+      </w:r>
+      <w:r>
+        <w:rPr>
+          <w:rFonts w:asciiTheme="minorHAnsi" w:hAnsiTheme="minorHAnsi" w:cstheme="minorHAnsi"/>
+          <w:b/>
+          <w:bCs/>
+          <w:color w:val="000000" w:themeColor="text1"/>
+          <w:sz w:val="20"/>
+          <w:szCs w:val="20"/>
+        </w:rPr>
+        <w:t>Maven</w:t>
+      </w:r>
+      <w:r>
+        <w:rPr>
+          <w:rFonts w:asciiTheme="minorHAnsi" w:hAnsiTheme="minorHAnsi" w:cstheme="minorHAnsi"/>
+          <w:color w:val="000000" w:themeColor="text1"/>
+          <w:sz w:val="20"/>
+          <w:szCs w:val="20"/>
+        </w:rPr>
+        <w:t xml:space="preserve"> for CI/CD automation.</w:t>
       </w:r>
     </w:p>
     <w:p>
@@ -10378,72 +9447,6 @@
           <w:sz w:val="20"/>
           <w:szCs w:val="20"/>
         </w:rPr>
-        <w:t xml:space="preserve">Developed deployment and maintenance scripts using </w:t>
-      </w:r>
-      <w:r>
-        <w:rPr>
-          <w:rFonts w:asciiTheme="minorHAnsi" w:hAnsiTheme="minorHAnsi" w:cstheme="minorHAnsi"/>
-          <w:b/>
-          <w:bCs/>
-          <w:color w:val="000000" w:themeColor="text1"/>
-          <w:sz w:val="20"/>
-          <w:szCs w:val="20"/>
-        </w:rPr>
-        <w:t>Jenkins, Docker</w:t>
-      </w:r>
-      <w:r>
-        <w:rPr>
-          <w:rFonts w:asciiTheme="minorHAnsi" w:hAnsiTheme="minorHAnsi" w:cstheme="minorHAnsi"/>
-          <w:color w:val="000000" w:themeColor="text1"/>
-          <w:sz w:val="20"/>
-          <w:szCs w:val="20"/>
-        </w:rPr>
-        <w:t xml:space="preserve">, and </w:t>
-      </w:r>
-      <w:r>
-        <w:rPr>
-          <w:rFonts w:asciiTheme="minorHAnsi" w:hAnsiTheme="minorHAnsi" w:cstheme="minorHAnsi"/>
-          <w:b/>
-          <w:bCs/>
-          <w:color w:val="000000" w:themeColor="text1"/>
-          <w:sz w:val="20"/>
-          <w:szCs w:val="20"/>
-        </w:rPr>
-        <w:t>Maven</w:t>
-      </w:r>
-      <w:r>
-        <w:rPr>
-          <w:rFonts w:asciiTheme="minorHAnsi" w:hAnsiTheme="minorHAnsi" w:cstheme="minorHAnsi"/>
-          <w:color w:val="000000" w:themeColor="text1"/>
-          <w:sz w:val="20"/>
-          <w:szCs w:val="20"/>
-        </w:rPr>
-        <w:t xml:space="preserve"> for CI/CD automation.</w:t>
-      </w:r>
-    </w:p>
-    <w:p>
-      <w:pPr>
-        <w:pStyle w:val="ListParagraph"/>
-        <w:numPr>
-          <w:ilvl w:val="0"/>
-          <w:numId w:val="10"/>
-        </w:numPr>
-        <w:spacing w:after="0"/>
-        <w:jc w:val="both"/>
-        <w:rPr>
-          <w:rFonts w:asciiTheme="minorHAnsi" w:hAnsiTheme="minorHAnsi" w:cstheme="minorHAnsi"/>
-          <w:color w:val="000000" w:themeColor="text1"/>
-          <w:sz w:val="20"/>
-          <w:szCs w:val="20"/>
-        </w:rPr>
-      </w:pPr>
-      <w:r>
-        <w:rPr>
-          <w:rFonts w:asciiTheme="minorHAnsi" w:hAnsiTheme="minorHAnsi" w:cstheme="minorHAnsi"/>
-          <w:color w:val="000000" w:themeColor="text1"/>
-          <w:sz w:val="20"/>
-          <w:szCs w:val="20"/>
-        </w:rPr>
         <w:t xml:space="preserve">Utilized application servers like </w:t>
       </w:r>
       <w:r>
@@ -11415,7 +10418,6 @@
           <w:sz w:val="20"/>
           <w:szCs w:val="20"/>
         </w:rPr>
-        <w:lastRenderedPageBreak/>
         <w:t xml:space="preserve">Utilized </w:t>
       </w:r>
       <w:r>
@@ -11858,158 +10860,6 @@
     </w:p>
     <w:p>
       <w:pPr>
-        <w:pStyle w:val="ListParagraph"/>
-        <w:numPr>
-          <w:ilvl w:val="0"/>
-          <w:numId w:val="11"/>
-        </w:numPr>
-        <w:spacing w:after="0"/>
-        <w:ind w:right="-90"/>
-        <w:jc w:val="both"/>
-        <w:rPr>
-          <w:rFonts w:asciiTheme="minorHAnsi" w:hAnsiTheme="minorHAnsi" w:cstheme="minorHAnsi"/>
-          <w:color w:val="000000" w:themeColor="text1"/>
-          <w:sz w:val="20"/>
-          <w:szCs w:val="20"/>
-        </w:rPr>
-      </w:pPr>
-      <w:r>
-        <w:rPr>
-          <w:rFonts w:asciiTheme="minorHAnsi" w:hAnsiTheme="minorHAnsi" w:cstheme="minorHAnsi"/>
-          <w:color w:val="000000" w:themeColor="text1"/>
-          <w:sz w:val="20"/>
-          <w:szCs w:val="20"/>
-        </w:rPr>
-        <w:t xml:space="preserve">Utilized </w:t>
-      </w:r>
-      <w:r>
-        <w:rPr>
-          <w:rFonts w:asciiTheme="minorHAnsi" w:hAnsiTheme="minorHAnsi" w:cstheme="minorHAnsi"/>
-          <w:b/>
-          <w:bCs/>
-          <w:color w:val="000000" w:themeColor="text1"/>
-          <w:sz w:val="20"/>
-          <w:szCs w:val="20"/>
-        </w:rPr>
-        <w:t>AWS S3</w:t>
-      </w:r>
-      <w:r>
-        <w:rPr>
-          <w:rFonts w:asciiTheme="minorHAnsi" w:hAnsiTheme="minorHAnsi" w:cstheme="minorHAnsi"/>
-          <w:color w:val="000000" w:themeColor="text1"/>
-          <w:sz w:val="20"/>
-          <w:szCs w:val="20"/>
-        </w:rPr>
-        <w:t xml:space="preserve"> for secure storage and retrieval with IAM-based access control.</w:t>
-      </w:r>
-    </w:p>
-    <w:p>
-      <w:pPr>
-        <w:pStyle w:val="ListParagraph"/>
-        <w:numPr>
-          <w:ilvl w:val="0"/>
-          <w:numId w:val="11"/>
-        </w:numPr>
-        <w:spacing w:after="0"/>
-        <w:ind w:right="-90"/>
-        <w:jc w:val="both"/>
-        <w:rPr>
-          <w:rFonts w:asciiTheme="minorHAnsi" w:hAnsiTheme="minorHAnsi" w:cstheme="minorHAnsi"/>
-          <w:color w:val="000000" w:themeColor="text1"/>
-          <w:sz w:val="20"/>
-          <w:szCs w:val="20"/>
-        </w:rPr>
-      </w:pPr>
-      <w:r>
-        <w:rPr>
-          <w:rFonts w:asciiTheme="minorHAnsi" w:hAnsiTheme="minorHAnsi" w:cstheme="minorHAnsi"/>
-          <w:color w:val="000000" w:themeColor="text1"/>
-          <w:sz w:val="20"/>
-          <w:szCs w:val="20"/>
-        </w:rPr>
-        <w:t xml:space="preserve">Implemented API management using </w:t>
-      </w:r>
-      <w:r>
-        <w:rPr>
-          <w:rFonts w:asciiTheme="minorHAnsi" w:hAnsiTheme="minorHAnsi" w:cstheme="minorHAnsi"/>
-          <w:b/>
-          <w:bCs/>
-          <w:color w:val="000000" w:themeColor="text1"/>
-          <w:sz w:val="20"/>
-          <w:szCs w:val="20"/>
-        </w:rPr>
-        <w:t>AWS API</w:t>
-      </w:r>
-      <w:r>
-        <w:rPr>
-          <w:rFonts w:asciiTheme="minorHAnsi" w:hAnsiTheme="minorHAnsi" w:cstheme="minorHAnsi"/>
-          <w:color w:val="000000" w:themeColor="text1"/>
-          <w:sz w:val="20"/>
-          <w:szCs w:val="20"/>
-        </w:rPr>
-        <w:t xml:space="preserve"> Gateway for secure, scalable, and throttled API exposure.</w:t>
-      </w:r>
-    </w:p>
-    <w:p>
-      <w:pPr>
-        <w:pStyle w:val="ListParagraph"/>
-        <w:numPr>
-          <w:ilvl w:val="0"/>
-          <w:numId w:val="11"/>
-        </w:numPr>
-        <w:spacing w:after="0"/>
-        <w:ind w:right="-90"/>
-        <w:jc w:val="both"/>
-        <w:rPr>
-          <w:rFonts w:asciiTheme="minorHAnsi" w:hAnsiTheme="minorHAnsi" w:cstheme="minorHAnsi"/>
-          <w:color w:val="000000" w:themeColor="text1"/>
-          <w:sz w:val="20"/>
-          <w:szCs w:val="20"/>
-        </w:rPr>
-      </w:pPr>
-      <w:r>
-        <w:rPr>
-          <w:rFonts w:asciiTheme="minorHAnsi" w:hAnsiTheme="minorHAnsi" w:cstheme="minorHAnsi"/>
-          <w:color w:val="000000" w:themeColor="text1"/>
-          <w:sz w:val="20"/>
-          <w:szCs w:val="20"/>
-        </w:rPr>
-        <w:t xml:space="preserve">Implemented Automated Cloud Deployments using </w:t>
-      </w:r>
-      <w:r>
-        <w:rPr>
-          <w:rFonts w:asciiTheme="minorHAnsi" w:hAnsiTheme="minorHAnsi" w:cstheme="minorHAnsi"/>
-          <w:b/>
-          <w:bCs/>
-          <w:color w:val="000000" w:themeColor="text1"/>
-          <w:sz w:val="20"/>
-          <w:szCs w:val="20"/>
-        </w:rPr>
-        <w:t>AWS CloudFormation</w:t>
-      </w:r>
-      <w:r>
-        <w:rPr>
-          <w:rFonts w:asciiTheme="minorHAnsi" w:hAnsiTheme="minorHAnsi" w:cstheme="minorHAnsi"/>
-          <w:color w:val="000000" w:themeColor="text1"/>
-          <w:sz w:val="20"/>
-          <w:szCs w:val="20"/>
-        </w:rPr>
-        <w:t xml:space="preserve"> templates and </w:t>
-      </w:r>
-      <w:r>
-        <w:rPr>
-          <w:rFonts w:asciiTheme="minorHAnsi" w:hAnsiTheme="minorHAnsi" w:cstheme="minorHAnsi"/>
-          <w:b/>
-          <w:bCs/>
-          <w:color w:val="000000" w:themeColor="text1"/>
-          <w:sz w:val="20"/>
-          <w:szCs w:val="20"/>
-        </w:rPr>
-        <w:t>terraform.</w:t>
-      </w:r>
-    </w:p>
-    <w:p>
-      <w:pPr>
         <w:widowControl w:val="0"/>
         <w:numPr>
           <w:ilvl w:val="0"/>
@@ -12097,6 +10947,118 @@
           <w:sz w:val="20"/>
           <w:szCs w:val="20"/>
         </w:rPr>
+        <w:t xml:space="preserve">Automated risk engine deployment with </w:t>
+      </w:r>
+      <w:r>
+        <w:rPr>
+          <w:rFonts w:asciiTheme="minorHAnsi" w:hAnsiTheme="minorHAnsi" w:cstheme="minorHAnsi"/>
+          <w:b/>
+          <w:bCs/>
+          <w:color w:val="000000" w:themeColor="text1"/>
+          <w:sz w:val="20"/>
+          <w:szCs w:val="20"/>
+        </w:rPr>
+        <w:t>Azure DevOps</w:t>
+      </w:r>
+      <w:r>
+        <w:rPr>
+          <w:rFonts w:asciiTheme="minorHAnsi" w:hAnsiTheme="minorHAnsi" w:cstheme="minorHAnsi"/>
+          <w:color w:val="000000" w:themeColor="text1"/>
+          <w:sz w:val="20"/>
+          <w:szCs w:val="20"/>
+        </w:rPr>
+        <w:t xml:space="preserve"> pipelines, integrating</w:t>
+      </w:r>
+      <w:r>
+        <w:rPr>
+          <w:rFonts w:asciiTheme="minorHAnsi" w:hAnsiTheme="minorHAnsi" w:cstheme="minorHAnsi"/>
+          <w:b/>
+          <w:bCs/>
+          <w:color w:val="000000" w:themeColor="text1"/>
+          <w:sz w:val="20"/>
+          <w:szCs w:val="20"/>
+        </w:rPr>
+        <w:t xml:space="preserve"> SonarQube</w:t>
+      </w:r>
+      <w:r>
+        <w:rPr>
+          <w:rFonts w:asciiTheme="minorHAnsi" w:hAnsiTheme="minorHAnsi" w:cstheme="minorHAnsi"/>
+          <w:color w:val="000000" w:themeColor="text1"/>
+          <w:sz w:val="20"/>
+          <w:szCs w:val="20"/>
+        </w:rPr>
+        <w:t xml:space="preserve"> for static code analysis.</w:t>
+      </w:r>
+    </w:p>
+    <w:p>
+      <w:pPr>
+        <w:widowControl w:val="0"/>
+        <w:numPr>
+          <w:ilvl w:val="0"/>
+          <w:numId w:val="11"/>
+        </w:numPr>
+        <w:spacing w:after="0"/>
+        <w:jc w:val="both"/>
+        <w:rPr>
+          <w:rFonts w:asciiTheme="minorHAnsi" w:hAnsiTheme="minorHAnsi" w:cstheme="minorHAnsi"/>
+          <w:color w:val="000000" w:themeColor="text1"/>
+          <w:sz w:val="20"/>
+          <w:szCs w:val="20"/>
+        </w:rPr>
+      </w:pPr>
+      <w:r>
+        <w:rPr>
+          <w:rFonts w:asciiTheme="minorHAnsi" w:hAnsiTheme="minorHAnsi" w:cstheme="minorHAnsi"/>
+          <w:color w:val="000000" w:themeColor="text1"/>
+          <w:sz w:val="20"/>
+          <w:szCs w:val="20"/>
+        </w:rPr>
+        <w:t xml:space="preserve">Migrated financial services apps to </w:t>
+      </w:r>
+      <w:r>
+        <w:rPr>
+          <w:rFonts w:asciiTheme="minorHAnsi" w:hAnsiTheme="minorHAnsi" w:cstheme="minorHAnsi"/>
+          <w:b/>
+          <w:bCs/>
+          <w:color w:val="000000" w:themeColor="text1"/>
+          <w:sz w:val="20"/>
+          <w:szCs w:val="20"/>
+        </w:rPr>
+        <w:t>Azure Kubernetes Service (AKS)</w:t>
+      </w:r>
+      <w:r>
+        <w:rPr>
+          <w:rFonts w:asciiTheme="minorHAnsi" w:hAnsiTheme="minorHAnsi" w:cstheme="minorHAnsi"/>
+          <w:color w:val="000000" w:themeColor="text1"/>
+          <w:sz w:val="20"/>
+          <w:szCs w:val="20"/>
+        </w:rPr>
+        <w:t xml:space="preserve"> for horizontal scalability and faster deployments.</w:t>
+      </w:r>
+    </w:p>
+    <w:p>
+      <w:pPr>
+        <w:widowControl w:val="0"/>
+        <w:numPr>
+          <w:ilvl w:val="0"/>
+          <w:numId w:val="11"/>
+        </w:numPr>
+        <w:spacing w:after="0"/>
+        <w:jc w:val="both"/>
+        <w:rPr>
+          <w:rFonts w:asciiTheme="minorHAnsi" w:hAnsiTheme="minorHAnsi" w:cstheme="minorHAnsi"/>
+          <w:color w:val="000000" w:themeColor="text1"/>
+          <w:sz w:val="20"/>
+          <w:szCs w:val="20"/>
+        </w:rPr>
+      </w:pPr>
+      <w:r>
+        <w:rPr>
+          <w:rFonts w:asciiTheme="minorHAnsi" w:hAnsiTheme="minorHAnsi" w:cstheme="minorHAnsi"/>
+          <w:color w:val="000000" w:themeColor="text1"/>
+          <w:sz w:val="20"/>
+          <w:szCs w:val="20"/>
+        </w:rPr>
         <w:t xml:space="preserve">Proficient in </w:t>
       </w:r>
       <w:r>
@@ -12139,6 +11101,7 @@
           <w:sz w:val="20"/>
           <w:szCs w:val="20"/>
         </w:rPr>
+        <w:lastRenderedPageBreak/>
         <w:t>Environment: AGILE/SCRUM, TDD, Java 11/8, Spring, Angular 11, HTML5, CSS3, JavaScript, Bootstrap, Core Java, GraphQL, Hibernate, jQuery, Splunk, AJAX, JDBC, SQL, MongoDB, Cassandra, Node.js, AWS, Docker, Jenkins, Big Query, Git, Kibana, Apache Kafka, RESTful, SOAP, Kubernetes, JSP, Log4j, Python, Postman, JUnit, Mockito, Maven, Scala, IBM WebSphere, Apache Tomcat.</w:t>
       </w:r>
     </w:p>
@@ -12271,7 +11234,19 @@
           <w:szCs w:val="20"/>
           <w:highlight w:val="lightGray"/>
         </w:rPr>
-        <w:t>Developed and optimized Walmart's Omni-Channel Order Management System (OMS) to streamline online and in-store order fulfillment, inventory tracking, and real-time order processing. The system handles millions of transactions per day, integrating e-commerce, store pickup, and supply chain logistics, ensuring seamless operations for Walmart’s global retail network’s</w:t>
+        <w:t xml:space="preserve">Developed and optimized Walmart's Omni-Channel Order Management System (OMS) to streamline online and in-store order fulfillment, inventory tracking, and real-time order processing. The system handles millions of transactions per day, integrating e-commerce, store pickup, and supply chain logistics, ensuring seamless operations for Walmart’s global retail </w:t>
+      </w:r>
+      <w:proofErr w:type="gramStart"/>
+      <w:r>
+        <w:rPr>
+          <w:rFonts w:asciiTheme="minorHAnsi" w:hAnsiTheme="minorHAnsi" w:cstheme="minorHAnsi"/>
+          <w:bCs/>
+          <w:color w:val="000000" w:themeColor="text1"/>
+          <w:sz w:val="20"/>
+          <w:szCs w:val="20"/>
+          <w:highlight w:val="lightGray"/>
+        </w:rPr>
+        <w:t>network’s</w:t>
       </w:r>
       <w:r>
         <w:rPr>
@@ -12283,6 +11258,18 @@
         </w:rPr>
         <w:t>.</w:t>
       </w:r>
+      <w:r>
+        <w:rPr>
+          <w:rFonts w:asciiTheme="minorHAnsi" w:hAnsiTheme="minorHAnsi" w:cstheme="minorHAnsi"/>
+          <w:bCs/>
+          <w:color w:val="000000" w:themeColor="text1"/>
+          <w:sz w:val="20"/>
+          <w:szCs w:val="20"/>
+          <w:highlight w:val="lightGray"/>
+        </w:rPr>
+        <w:t>.</w:t>
+      </w:r>
+      <w:proofErr w:type="gramEnd"/>
     </w:p>
     <w:p>
       <w:pPr>
@@ -13903,7 +12890,6 @@
           <w:sz w:val="20"/>
           <w:szCs w:val="20"/>
         </w:rPr>
-        <w:lastRenderedPageBreak/>
         <w:t xml:space="preserve">Used </w:t>
       </w:r>
       <w:r>
@@ -16771,6 +15757,7 @@
   <w:style w:type="character" w:default="1" w:styleId="DefaultParagraphFont">
     <w:name w:val="Default Paragraph Font"/>
     <w:uiPriority w:val="1"/>
+    <w:semiHidden/>
     <w:unhideWhenUsed/>
   </w:style>
   <w:style w:type="table" w:default="1" w:styleId="TableNormal">
@@ -17146,18 +16133,18 @@
 </file>
 
 <file path=customXml/item1.xml><?xml version="1.0" encoding="utf-8"?>
-<p:properties xmlns:p="http://schemas.microsoft.com/office/2006/metadata/properties" xmlns:xsi="http://www.w3.org/2001/XMLSchema-instance" xmlns:pc="http://schemas.microsoft.com/office/infopath/2007/PartnerControls">
-  <documentManagement/>
-</p:properties>
-</file>
-
-<file path=customXml/item2.xml><?xml version="1.0" encoding="utf-8"?>
 <?mso-contentType ?>
 <FormTemplates xmlns="http://schemas.microsoft.com/sharepoint/v3/contenttype/forms">
   <Display>DocumentLibraryForm</Display>
   <Edit>DocumentLibraryForm</Edit>
   <New>DocumentLibraryForm</New>
 </FormTemplates>
+</file>
+
+<file path=customXml/item2.xml><?xml version="1.0" encoding="utf-8"?>
+<p:properties xmlns:p="http://schemas.microsoft.com/office/2006/metadata/properties" xmlns:xsi="http://www.w3.org/2001/XMLSchema-instance" xmlns:pc="http://schemas.microsoft.com/office/infopath/2007/PartnerControls">
+  <documentManagement/>
+</p:properties>
 </file>
 
 <file path=customXml/item3.xml><?xml version="1.0" encoding="utf-8"?>
@@ -17307,18 +16294,18 @@
 </file>
 
 <file path=customXml/itemProps1.xml><?xml version="1.0" encoding="utf-8"?>
-<ds:datastoreItem xmlns:ds="http://schemas.openxmlformats.org/officeDocument/2006/customXml" ds:itemID="{D0E02DF0-A1EB-4C6E-A994-43F7C7F18906}">
+<ds:datastoreItem xmlns:ds="http://schemas.openxmlformats.org/officeDocument/2006/customXml" ds:itemID="{4890EE0D-446B-4770-A90B-1AD72201622B}">
   <ds:schemaRefs>
-    <ds:schemaRef ds:uri="http://schemas.microsoft.com/office/2006/metadata/properties"/>
-    <ds:schemaRef ds:uri="http://schemas.microsoft.com/office/infopath/2007/PartnerControls"/>
+    <ds:schemaRef ds:uri="http://schemas.microsoft.com/sharepoint/v3/contenttype/forms"/>
   </ds:schemaRefs>
 </ds:datastoreItem>
 </file>
 
 <file path=customXml/itemProps2.xml><?xml version="1.0" encoding="utf-8"?>
-<ds:datastoreItem xmlns:ds="http://schemas.openxmlformats.org/officeDocument/2006/customXml" ds:itemID="{4890EE0D-446B-4770-A90B-1AD72201622B}">
+<ds:datastoreItem xmlns:ds="http://schemas.openxmlformats.org/officeDocument/2006/customXml" ds:itemID="{D0E02DF0-A1EB-4C6E-A994-43F7C7F18906}">
   <ds:schemaRefs>
-    <ds:schemaRef ds:uri="http://schemas.microsoft.com/sharepoint/v3/contenttype/forms"/>
+    <ds:schemaRef ds:uri="http://schemas.microsoft.com/office/2006/metadata/properties"/>
+    <ds:schemaRef ds:uri="http://schemas.microsoft.com/office/infopath/2007/PartnerControls"/>
   </ds:schemaRefs>
 </ds:datastoreItem>
 </file>
